--- a/project-01-network-mapping/report/Project01_Report.docx
+++ b/project-01-network-mapping/report/Project01_Report.docx
@@ -4,7 +4,7 @@
   <w:body>
     <w:p>
       <w:pPr>
-        <w:spacing w:after="120" w:before="0"/>
+        <w:spacing w:after="120"/>
       </w:pPr>
       <w:r>
         <w:t xml:space="preserve"/>
@@ -12,7 +12,7 @@
     </w:p>
     <w:p>
       <w:pPr>
-        <w:spacing w:after="120" w:before="0"/>
+        <w:spacing w:after="120"/>
       </w:pPr>
       <w:r>
         <w:t xml:space="preserve"/>
@@ -20,7 +20,7 @@
     </w:p>
     <w:p>
       <w:pPr>
-        <w:spacing w:after="120" w:before="0"/>
+        <w:spacing w:after="120"/>
       </w:pPr>
       <w:r>
         <w:t xml:space="preserve"/>
@@ -28,6 +28,15 @@
     </w:p>
     <w:p>
       <w:pPr>
+        <w:spacing w:after="120"/>
+      </w:pPr>
+      <w:r>
+        <w:t xml:space="preserve"/>
+      </w:r>
+    </w:p>
+    <w:p>
+      <w:pPr>
+        <w:spacing w:after="0"/>
         <w:jc w:val="center"/>
       </w:pPr>
       <w:r>
@@ -36,14 +45,15 @@
           <w:b/>
           <w:bCs/>
           <w:color w:val="1F3A6E"/>
-          <w:sz w:val="56"/>
-          <w:szCs w:val="56"/>
+          <w:sz w:val="60"/>
+          <w:szCs w:val="60"/>
         </w:rPr>
         <w:t xml:space="preserve">NETWORK ATTACK SURFACE MAPPING</w:t>
       </w:r>
     </w:p>
     <w:p>
       <w:pPr>
+        <w:spacing w:after="240"/>
         <w:jc w:val="center"/>
       </w:pPr>
       <w:r>
@@ -52,36 +62,45 @@
           <w:b/>
           <w:bCs/>
           <w:color w:val="1F3A6E"/>
-          <w:sz w:val="56"/>
-          <w:szCs w:val="56"/>
+          <w:sz w:val="60"/>
+          <w:szCs w:val="60"/>
         </w:rPr>
         <w:t xml:space="preserve">&amp; EXPOSURE REPORT</w:t>
       </w:r>
     </w:p>
     <w:p>
       <w:pPr>
-        <w:spacing w:after="120" w:before="0"/>
-      </w:pPr>
-      <w:r>
-        <w:t xml:space="preserve"/>
-      </w:r>
-    </w:p>
-    <w:p>
-      <w:pPr>
+        <w:spacing w:after="120"/>
         <w:jc w:val="center"/>
       </w:pPr>
       <w:r>
         <w:rPr>
           <w:rFonts w:ascii="Arial" w:cs="Arial" w:eastAsia="Arial" w:hAnsi="Arial"/>
           <w:color w:val="2C3E50"/>
-          <w:sz w:val="26"/>
-          <w:szCs w:val="26"/>
+          <w:sz w:val="28"/>
+          <w:szCs w:val="28"/>
         </w:rPr>
         <w:t xml:space="preserve">Target: Metasploitable 2  —  192.168.56.101</w:t>
       </w:r>
     </w:p>
     <w:p>
       <w:pPr>
+        <w:spacing w:after="80"/>
+        <w:jc w:val="center"/>
+      </w:pPr>
+      <w:r>
+        <w:rPr>
+          <w:rFonts w:ascii="Arial" w:cs="Arial" w:eastAsia="Arial" w:hAnsi="Arial"/>
+          <w:color w:val="666666"/>
+          <w:sz w:val="24"/>
+          <w:szCs w:val="24"/>
+        </w:rPr>
+        <w:t xml:space="preserve">Framework: NIST SP 800-115</w:t>
+      </w:r>
+    </w:p>
+    <w:p>
+      <w:pPr>
+        <w:spacing w:after="80"/>
         <w:jc w:val="center"/>
       </w:pPr>
       <w:r>
@@ -91,12 +110,27 @@
           <w:sz w:val="22"/>
           <w:szCs w:val="22"/>
         </w:rPr>
-        <w:t xml:space="preserve">Framework: NIST SP 800-115  |  Date: April 17, 2026  |  Prepared by: Meer</w:t>
+        <w:t xml:space="preserve">Date: April 17, 2026  |  Prepared by: Meer (meerbaloch-security)</w:t>
       </w:r>
     </w:p>
     <w:p>
       <w:pPr>
-        <w:spacing w:after="120" w:before="0"/>
+        <w:spacing w:after="80"/>
+        <w:jc w:val="center"/>
+      </w:pPr>
+      <w:r>
+        <w:rPr>
+          <w:rFonts w:ascii="Arial" w:cs="Arial" w:eastAsia="Arial" w:hAnsi="Arial"/>
+          <w:color w:val="666666"/>
+          <w:sz w:val="22"/>
+          <w:szCs w:val="22"/>
+        </w:rPr>
+        <w:t xml:space="preserve">Portfolio Project 01 of 20</w:t>
+      </w:r>
+    </w:p>
+    <w:p>
+      <w:pPr>
+        <w:spacing w:after="120"/>
       </w:pPr>
       <w:r>
         <w:t xml:space="preserve"/>
@@ -104,7 +138,7 @@
     </w:p>
     <w:tbl>
       <w:tblPr>
-        <w:tblW w:type="dxa" w:w="5040"/>
+        <w:tblW w:type="dxa" w:w="5200"/>
         <w:tblBorders>
           <w:top w:val="single" w:color="auto" w:sz="4"/>
           <w:left w:val="single" w:color="auto" w:sz="4"/>
@@ -115,12 +149,12 @@
         </w:tblBorders>
       </w:tblPr>
       <w:tblGrid>
-        <w:gridCol w:w="5040"/>
+        <w:gridCol w:w="5200"/>
       </w:tblGrid>
       <w:tr>
         <w:tc>
           <w:tcPr>
-            <w:tcW w:type="dxa" w:w="5040"/>
+            <w:tcW w:type="dxa" w:w="5200"/>
             <w:tcBorders>
               <w:top w:val="single" w:color="CCCCCC" w:sz="1"/>
               <w:left w:val="single" w:color="CCCCCC" w:sz="1"/>
@@ -129,10 +163,10 @@
             </w:tcBorders>
             <w:shd w:fill="FDEDEC" w:val="clear"/>
             <w:tcMar>
-              <w:top w:type="dxa" w:w="100"/>
-              <w:left w:type="dxa" w:w="160"/>
-              <w:bottom w:type="dxa" w:w="100"/>
-              <w:right w:type="dxa" w:w="160"/>
+              <w:top w:type="dxa" w:w="120"/>
+              <w:left w:type="dxa" w:w="200"/>
+              <w:bottom w:type="dxa" w:w="120"/>
+              <w:right w:type="dxa" w:w="200"/>
             </w:tcMar>
           </w:tcPr>
           <w:p>
@@ -145,8 +179,8 @@
                 <w:b/>
                 <w:bCs/>
                 <w:color w:val="C0392B"/>
-                <w:sz w:val="20"/>
-                <w:szCs w:val="20"/>
+                <w:sz w:val="22"/>
+                <w:szCs w:val="22"/>
               </w:rPr>
               <w:t xml:space="preserve">CONFIDENTIAL — FOR PORTFOLIO USE ONLY</w:t>
             </w:r>
@@ -154,14 +188,6 @@
         </w:tc>
       </w:tr>
     </w:tbl>
-    <w:p>
-      <w:pPr>
-        <w:spacing w:after="120" w:before="0"/>
-      </w:pPr>
-      <w:r>
-        <w:t xml:space="preserve"/>
-      </w:r>
-    </w:p>
     <w:p>
       <w:r>
         <w:br w:type="page"/>
@@ -173,7 +199,7 @@
         <w:pBdr>
           <w:bottom w:val="single" w:color="1F3A6E" w:sz="6" w:space="4"/>
         </w:pBdr>
-        <w:spacing w:after="200" w:before="400"/>
+        <w:spacing w:after="180" w:before="360"/>
       </w:pPr>
       <w:r>
         <w:rPr>
@@ -197,12 +223,12 @@
           <w:sz w:val="22"/>
           <w:szCs w:val="22"/>
         </w:rPr>
-        <w:t xml:space="preserve">This report documents the findings of a network attack surface mapping assessment against Metasploitable 2 (192.168.56.101) in an isolated lab environment, conducted in accordance with NIST SP 800-115.</w:t>
+        <w:t xml:space="preserve">This report documents the findings of a network attack surface mapping assessment conducted against Metasploitable 2 (192.168.56.101) within an isolated lab environment. The assessment was performed in accordance with NIST SP 800-115 Technical Guide to Information Security Testing and Assessment.</w:t>
       </w:r>
     </w:p>
     <w:p>
       <w:pPr>
-        <w:spacing w:after="120" w:before="0"/>
+        <w:spacing w:after="120"/>
       </w:pPr>
       <w:r>
         <w:t xml:space="preserve"/>
@@ -238,9 +264,9 @@
             </w:tcBorders>
             <w:shd w:fill="FDEDEC" w:val="clear"/>
             <w:tcMar>
-              <w:top w:type="dxa" w:w="120"/>
+              <w:top w:type="dxa" w:w="140"/>
               <w:left w:type="dxa" w:w="160"/>
-              <w:bottom w:type="dxa" w:w="120"/>
+              <w:bottom w:type="dxa" w:w="140"/>
               <w:right w:type="dxa" w:w="160"/>
             </w:tcMar>
           </w:tcPr>
@@ -254,8 +280,8 @@
                 <w:b/>
                 <w:bCs/>
                 <w:color w:val="C0392B"/>
-                <w:sz w:val="52"/>
-                <w:szCs w:val="52"/>
+                <w:sz w:val="56"/>
+                <w:szCs w:val="56"/>
               </w:rPr>
               <w:t xml:space="preserve">5</w:t>
             </w:r>
@@ -288,9 +314,9 @@
             </w:tcBorders>
             <w:shd w:fill="FDEBD0" w:val="clear"/>
             <w:tcMar>
-              <w:top w:type="dxa" w:w="120"/>
+              <w:top w:type="dxa" w:w="140"/>
               <w:left w:type="dxa" w:w="160"/>
-              <w:bottom w:type="dxa" w:w="120"/>
+              <w:bottom w:type="dxa" w:w="140"/>
               <w:right w:type="dxa" w:w="160"/>
             </w:tcMar>
           </w:tcPr>
@@ -304,8 +330,8 @@
                 <w:b/>
                 <w:bCs/>
                 <w:color w:val="D35400"/>
-                <w:sz w:val="52"/>
-                <w:szCs w:val="52"/>
+                <w:sz w:val="56"/>
+                <w:szCs w:val="56"/>
               </w:rPr>
               <w:t xml:space="preserve">5</w:t>
             </w:r>
@@ -338,9 +364,9 @@
             </w:tcBorders>
             <w:shd w:fill="FEF9E7" w:val="clear"/>
             <w:tcMar>
-              <w:top w:type="dxa" w:w="120"/>
+              <w:top w:type="dxa" w:w="140"/>
               <w:left w:type="dxa" w:w="160"/>
-              <w:bottom w:type="dxa" w:w="120"/>
+              <w:bottom w:type="dxa" w:w="140"/>
               <w:right w:type="dxa" w:w="160"/>
             </w:tcMar>
           </w:tcPr>
@@ -354,8 +380,8 @@
                 <w:b/>
                 <w:bCs/>
                 <w:color w:val="B7770D"/>
-                <w:sz w:val="52"/>
-                <w:szCs w:val="52"/>
+                <w:sz w:val="56"/>
+                <w:szCs w:val="56"/>
               </w:rPr>
               <w:t xml:space="preserve">1</w:t>
             </w:r>
@@ -388,9 +414,9 @@
             </w:tcBorders>
             <w:shd w:fill="EAF0FB" w:val="clear"/>
             <w:tcMar>
-              <w:top w:type="dxa" w:w="120"/>
+              <w:top w:type="dxa" w:w="140"/>
               <w:left w:type="dxa" w:w="160"/>
-              <w:bottom w:type="dxa" w:w="120"/>
+              <w:bottom w:type="dxa" w:w="140"/>
               <w:right w:type="dxa" w:w="160"/>
             </w:tcMar>
           </w:tcPr>
@@ -404,8 +430,8 @@
                 <w:b/>
                 <w:bCs/>
                 <w:color w:val="1F3A6E"/>
-                <w:sz w:val="52"/>
-                <w:szCs w:val="52"/>
+                <w:sz w:val="56"/>
+                <w:szCs w:val="56"/>
               </w:rPr>
               <w:t xml:space="preserve">30</w:t>
             </w:r>
@@ -431,7 +457,7 @@
     </w:tbl>
     <w:p>
       <w:pPr>
-        <w:spacing w:after="120" w:before="0"/>
+        <w:spacing w:after="120"/>
       </w:pPr>
       <w:r>
         <w:t xml:space="preserve"/>
@@ -447,15 +473,7 @@
           <w:sz w:val="22"/>
           <w:szCs w:val="22"/>
         </w:rPr>
-        <w:t xml:space="preserve">The assessment identified 30 open TCP ports exposing a severely outdated service stack. Five Critical findings include two deliberate backdoors (vsftpd 2.3.4 port 21, bindshell port 1524) and three remote code execution vulnerabilities. Any single Critical finding grants full system compromise to an unauthenticated attacker.</w:t>
-      </w:r>
-    </w:p>
-    <w:p>
-      <w:pPr>
-        <w:spacing w:after="120" w:before="0"/>
-      </w:pPr>
-      <w:r>
-        <w:t xml:space="preserve"/>
+        <w:t xml:space="preserve">The assessment identified 30 open TCP ports exposing a severely outdated service stack. Five Critical findings include two deliberate backdoors (vsftpd 2.3.4 on port 21 and a raw bindshell on port 1524) and three remote code execution vulnerabilities (Samba, OpenSSH, UnrealIRCd). Any single Critical finding grants full unauthenticated system compromise.</w:t>
       </w:r>
     </w:p>
     <w:p>
@@ -469,7 +487,7 @@
         <w:pBdr>
           <w:bottom w:val="single" w:color="1F3A6E" w:sz="6" w:space="4"/>
         </w:pBdr>
-        <w:spacing w:after="200" w:before="400"/>
+        <w:spacing w:after="180" w:before="360"/>
       </w:pPr>
       <w:r>
         <w:rPr>
@@ -486,7 +504,7 @@
     <w:p>
       <w:pPr>
         <w:pStyle w:val="Heading2"/>
-        <w:spacing w:after="120" w:before="300"/>
+        <w:spacing w:after="120" w:before="240"/>
       </w:pPr>
       <w:r>
         <w:rPr>
@@ -513,13 +531,13 @@
         </w:tblBorders>
       </w:tblPr>
       <w:tblGrid>
-        <w:gridCol w:w="2340"/>
-        <w:gridCol w:w="7020"/>
+        <w:gridCol w:w="2400"/>
+        <w:gridCol w:w="6960"/>
       </w:tblGrid>
       <w:tr>
         <w:tc>
           <w:tcPr>
-            <w:tcW w:type="dxa" w:w="2340"/>
+            <w:tcW w:type="dxa" w:w="2400"/>
             <w:tcBorders>
               <w:top w:val="single" w:color="CCCCCC" w:sz="1"/>
               <w:left w:val="single" w:color="CCCCCC" w:sz="1"/>
@@ -536,9 +554,6 @@
             <w:vAlign w:val="center"/>
           </w:tcPr>
           <w:p>
-            <w:pPr>
-              <w:jc w:val="left"/>
-            </w:pPr>
             <w:r>
               <w:rPr>
                 <w:rFonts w:ascii="Arial" w:cs="Arial" w:eastAsia="Arial" w:hAnsi="Arial"/>
@@ -554,26 +569,23 @@
         </w:tc>
         <w:tc>
           <w:tcPr>
-            <w:tcW w:type="dxa" w:w="7020"/>
-            <w:tcBorders>
-              <w:top w:val="single" w:color="CCCCCC" w:sz="1"/>
-              <w:left w:val="single" w:color="CCCCCC" w:sz="1"/>
-              <w:bottom w:val="single" w:color="CCCCCC" w:sz="1"/>
-              <w:right w:val="single" w:color="CCCCCC" w:sz="1"/>
-            </w:tcBorders>
-            <w:shd w:fill="FFFFFF" w:val="clear"/>
-            <w:tcMar>
-              <w:top w:type="dxa" w:w="80"/>
-              <w:left w:type="dxa" w:w="120"/>
-              <w:bottom w:type="dxa" w:w="80"/>
-              <w:right w:type="dxa" w:w="120"/>
-            </w:tcMar>
-            <w:vAlign w:val="center"/>
-          </w:tcPr>
-          <w:p>
-            <w:pPr>
-              <w:jc w:val="left"/>
-            </w:pPr>
+            <w:tcW w:type="dxa" w:w="6960"/>
+            <w:tcBorders>
+              <w:top w:val="single" w:color="CCCCCC" w:sz="1"/>
+              <w:left w:val="single" w:color="CCCCCC" w:sz="1"/>
+              <w:bottom w:val="single" w:color="CCCCCC" w:sz="1"/>
+              <w:right w:val="single" w:color="CCCCCC" w:sz="1"/>
+            </w:tcBorders>
+            <w:shd w:fill="FFFFFF" w:val="clear"/>
+            <w:tcMar>
+              <w:top w:type="dxa" w:w="80"/>
+              <w:left w:type="dxa" w:w="120"/>
+              <w:bottom w:type="dxa" w:w="80"/>
+              <w:right w:type="dxa" w:w="120"/>
+            </w:tcMar>
+            <w:vAlign w:val="center"/>
+          </w:tcPr>
+          <w:p>
             <w:r>
               <w:rPr>
                 <w:rFonts w:ascii="Arial" w:cs="Arial" w:eastAsia="Arial" w:hAnsi="Arial"/>
@@ -591,7 +603,7 @@
       <w:tr>
         <w:tc>
           <w:tcPr>
-            <w:tcW w:type="dxa" w:w="2340"/>
+            <w:tcW w:type="dxa" w:w="2400"/>
             <w:tcBorders>
               <w:top w:val="single" w:color="CCCCCC" w:sz="1"/>
               <w:left w:val="single" w:color="CCCCCC" w:sz="1"/>
@@ -608,9 +620,6 @@
             <w:vAlign w:val="center"/>
           </w:tcPr>
           <w:p>
-            <w:pPr>
-              <w:jc w:val="left"/>
-            </w:pPr>
             <w:r>
               <w:rPr>
                 <w:rFonts w:ascii="Arial" w:cs="Arial" w:eastAsia="Arial" w:hAnsi="Arial"/>
@@ -626,26 +635,23 @@
         </w:tc>
         <w:tc>
           <w:tcPr>
-            <w:tcW w:type="dxa" w:w="7020"/>
-            <w:tcBorders>
-              <w:top w:val="single" w:color="CCCCCC" w:sz="1"/>
-              <w:left w:val="single" w:color="CCCCCC" w:sz="1"/>
-              <w:bottom w:val="single" w:color="CCCCCC" w:sz="1"/>
-              <w:right w:val="single" w:color="CCCCCC" w:sz="1"/>
-            </w:tcBorders>
-            <w:shd w:fill="FFFFFF" w:val="clear"/>
-            <w:tcMar>
-              <w:top w:type="dxa" w:w="80"/>
-              <w:left w:type="dxa" w:w="120"/>
-              <w:bottom w:type="dxa" w:w="80"/>
-              <w:right w:type="dxa" w:w="120"/>
-            </w:tcMar>
-            <w:vAlign w:val="center"/>
-          </w:tcPr>
-          <w:p>
-            <w:pPr>
-              <w:jc w:val="left"/>
-            </w:pPr>
+            <w:tcW w:type="dxa" w:w="6960"/>
+            <w:tcBorders>
+              <w:top w:val="single" w:color="CCCCCC" w:sz="1"/>
+              <w:left w:val="single" w:color="CCCCCC" w:sz="1"/>
+              <w:bottom w:val="single" w:color="CCCCCC" w:sz="1"/>
+              <w:right w:val="single" w:color="CCCCCC" w:sz="1"/>
+            </w:tcBorders>
+            <w:shd w:fill="FFFFFF" w:val="clear"/>
+            <w:tcMar>
+              <w:top w:type="dxa" w:w="80"/>
+              <w:left w:type="dxa" w:w="120"/>
+              <w:bottom w:type="dxa" w:w="80"/>
+              <w:right w:type="dxa" w:w="120"/>
+            </w:tcMar>
+            <w:vAlign w:val="center"/>
+          </w:tcPr>
+          <w:p>
             <w:r>
               <w:rPr>
                 <w:rFonts w:ascii="Arial" w:cs="Arial" w:eastAsia="Arial" w:hAnsi="Arial"/>
@@ -663,7 +669,7 @@
       <w:tr>
         <w:tc>
           <w:tcPr>
-            <w:tcW w:type="dxa" w:w="2340"/>
+            <w:tcW w:type="dxa" w:w="2400"/>
             <w:tcBorders>
               <w:top w:val="single" w:color="CCCCCC" w:sz="1"/>
               <w:left w:val="single" w:color="CCCCCC" w:sz="1"/>
@@ -680,9 +686,6 @@
             <w:vAlign w:val="center"/>
           </w:tcPr>
           <w:p>
-            <w:pPr>
-              <w:jc w:val="left"/>
-            </w:pPr>
             <w:r>
               <w:rPr>
                 <w:rFonts w:ascii="Arial" w:cs="Arial" w:eastAsia="Arial" w:hAnsi="Arial"/>
@@ -698,26 +701,23 @@
         </w:tc>
         <w:tc>
           <w:tcPr>
-            <w:tcW w:type="dxa" w:w="7020"/>
-            <w:tcBorders>
-              <w:top w:val="single" w:color="CCCCCC" w:sz="1"/>
-              <w:left w:val="single" w:color="CCCCCC" w:sz="1"/>
-              <w:bottom w:val="single" w:color="CCCCCC" w:sz="1"/>
-              <w:right w:val="single" w:color="CCCCCC" w:sz="1"/>
-            </w:tcBorders>
-            <w:shd w:fill="FFFFFF" w:val="clear"/>
-            <w:tcMar>
-              <w:top w:type="dxa" w:w="80"/>
-              <w:left w:type="dxa" w:w="120"/>
-              <w:bottom w:type="dxa" w:w="80"/>
-              <w:right w:type="dxa" w:w="120"/>
-            </w:tcMar>
-            <w:vAlign w:val="center"/>
-          </w:tcPr>
-          <w:p>
-            <w:pPr>
-              <w:jc w:val="left"/>
-            </w:pPr>
+            <w:tcW w:type="dxa" w:w="6960"/>
+            <w:tcBorders>
+              <w:top w:val="single" w:color="CCCCCC" w:sz="1"/>
+              <w:left w:val="single" w:color="CCCCCC" w:sz="1"/>
+              <w:bottom w:val="single" w:color="CCCCCC" w:sz="1"/>
+              <w:right w:val="single" w:color="CCCCCC" w:sz="1"/>
+            </w:tcBorders>
+            <w:shd w:fill="FFFFFF" w:val="clear"/>
+            <w:tcMar>
+              <w:top w:type="dxa" w:w="80"/>
+              <w:left w:type="dxa" w:w="120"/>
+              <w:bottom w:type="dxa" w:w="80"/>
+              <w:right w:type="dxa" w:w="120"/>
+            </w:tcMar>
+            <w:vAlign w:val="center"/>
+          </w:tcPr>
+          <w:p>
             <w:r>
               <w:rPr>
                 <w:rFonts w:ascii="Arial" w:cs="Arial" w:eastAsia="Arial" w:hAnsi="Arial"/>
@@ -735,7 +735,7 @@
       <w:tr>
         <w:tc>
           <w:tcPr>
-            <w:tcW w:type="dxa" w:w="2340"/>
+            <w:tcW w:type="dxa" w:w="2400"/>
             <w:tcBorders>
               <w:top w:val="single" w:color="CCCCCC" w:sz="1"/>
               <w:left w:val="single" w:color="CCCCCC" w:sz="1"/>
@@ -752,9 +752,6 @@
             <w:vAlign w:val="center"/>
           </w:tcPr>
           <w:p>
-            <w:pPr>
-              <w:jc w:val="left"/>
-            </w:pPr>
             <w:r>
               <w:rPr>
                 <w:rFonts w:ascii="Arial" w:cs="Arial" w:eastAsia="Arial" w:hAnsi="Arial"/>
@@ -770,26 +767,23 @@
         </w:tc>
         <w:tc>
           <w:tcPr>
-            <w:tcW w:type="dxa" w:w="7020"/>
-            <w:tcBorders>
-              <w:top w:val="single" w:color="CCCCCC" w:sz="1"/>
-              <w:left w:val="single" w:color="CCCCCC" w:sz="1"/>
-              <w:bottom w:val="single" w:color="CCCCCC" w:sz="1"/>
-              <w:right w:val="single" w:color="CCCCCC" w:sz="1"/>
-            </w:tcBorders>
-            <w:shd w:fill="FFFFFF" w:val="clear"/>
-            <w:tcMar>
-              <w:top w:type="dxa" w:w="80"/>
-              <w:left w:type="dxa" w:w="120"/>
-              <w:bottom w:type="dxa" w:w="80"/>
-              <w:right w:type="dxa" w:w="120"/>
-            </w:tcMar>
-            <w:vAlign w:val="center"/>
-          </w:tcPr>
-          <w:p>
-            <w:pPr>
-              <w:jc w:val="left"/>
-            </w:pPr>
+            <w:tcW w:type="dxa" w:w="6960"/>
+            <w:tcBorders>
+              <w:top w:val="single" w:color="CCCCCC" w:sz="1"/>
+              <w:left w:val="single" w:color="CCCCCC" w:sz="1"/>
+              <w:bottom w:val="single" w:color="CCCCCC" w:sz="1"/>
+              <w:right w:val="single" w:color="CCCCCC" w:sz="1"/>
+            </w:tcBorders>
+            <w:shd w:fill="FFFFFF" w:val="clear"/>
+            <w:tcMar>
+              <w:top w:type="dxa" w:w="80"/>
+              <w:left w:type="dxa" w:w="120"/>
+              <w:bottom w:type="dxa" w:w="80"/>
+              <w:right w:type="dxa" w:w="120"/>
+            </w:tcMar>
+            <w:vAlign w:val="center"/>
+          </w:tcPr>
+          <w:p>
             <w:r>
               <w:rPr>
                 <w:rFonts w:ascii="Arial" w:cs="Arial" w:eastAsia="Arial" w:hAnsi="Arial"/>
@@ -807,7 +801,7 @@
       <w:tr>
         <w:tc>
           <w:tcPr>
-            <w:tcW w:type="dxa" w:w="2340"/>
+            <w:tcW w:type="dxa" w:w="2400"/>
             <w:tcBorders>
               <w:top w:val="single" w:color="CCCCCC" w:sz="1"/>
               <w:left w:val="single" w:color="CCCCCC" w:sz="1"/>
@@ -824,9 +818,6 @@
             <w:vAlign w:val="center"/>
           </w:tcPr>
           <w:p>
-            <w:pPr>
-              <w:jc w:val="left"/>
-            </w:pPr>
             <w:r>
               <w:rPr>
                 <w:rFonts w:ascii="Arial" w:cs="Arial" w:eastAsia="Arial" w:hAnsi="Arial"/>
@@ -842,26 +833,23 @@
         </w:tc>
         <w:tc>
           <w:tcPr>
-            <w:tcW w:type="dxa" w:w="7020"/>
-            <w:tcBorders>
-              <w:top w:val="single" w:color="CCCCCC" w:sz="1"/>
-              <w:left w:val="single" w:color="CCCCCC" w:sz="1"/>
-              <w:bottom w:val="single" w:color="CCCCCC" w:sz="1"/>
-              <w:right w:val="single" w:color="CCCCCC" w:sz="1"/>
-            </w:tcBorders>
-            <w:shd w:fill="FFFFFF" w:val="clear"/>
-            <w:tcMar>
-              <w:top w:type="dxa" w:w="80"/>
-              <w:left w:type="dxa" w:w="120"/>
-              <w:bottom w:type="dxa" w:w="80"/>
-              <w:right w:type="dxa" w:w="120"/>
-            </w:tcMar>
-            <w:vAlign w:val="center"/>
-          </w:tcPr>
-          <w:p>
-            <w:pPr>
-              <w:jc w:val="left"/>
-            </w:pPr>
+            <w:tcW w:type="dxa" w:w="6960"/>
+            <w:tcBorders>
+              <w:top w:val="single" w:color="CCCCCC" w:sz="1"/>
+              <w:left w:val="single" w:color="CCCCCC" w:sz="1"/>
+              <w:bottom w:val="single" w:color="CCCCCC" w:sz="1"/>
+              <w:right w:val="single" w:color="CCCCCC" w:sz="1"/>
+            </w:tcBorders>
+            <w:shd w:fill="FFFFFF" w:val="clear"/>
+            <w:tcMar>
+              <w:top w:type="dxa" w:w="80"/>
+              <w:left w:type="dxa" w:w="120"/>
+              <w:bottom w:type="dxa" w:w="80"/>
+              <w:right w:type="dxa" w:w="120"/>
+            </w:tcMar>
+            <w:vAlign w:val="center"/>
+          </w:tcPr>
+          <w:p>
             <w:r>
               <w:rPr>
                 <w:rFonts w:ascii="Arial" w:cs="Arial" w:eastAsia="Arial" w:hAnsi="Arial"/>
@@ -879,7 +867,7 @@
       <w:tr>
         <w:tc>
           <w:tcPr>
-            <w:tcW w:type="dxa" w:w="2340"/>
+            <w:tcW w:type="dxa" w:w="2400"/>
             <w:tcBorders>
               <w:top w:val="single" w:color="CCCCCC" w:sz="1"/>
               <w:left w:val="single" w:color="CCCCCC" w:sz="1"/>
@@ -896,9 +884,6 @@
             <w:vAlign w:val="center"/>
           </w:tcPr>
           <w:p>
-            <w:pPr>
-              <w:jc w:val="left"/>
-            </w:pPr>
             <w:r>
               <w:rPr>
                 <w:rFonts w:ascii="Arial" w:cs="Arial" w:eastAsia="Arial" w:hAnsi="Arial"/>
@@ -914,26 +899,23 @@
         </w:tc>
         <w:tc>
           <w:tcPr>
-            <w:tcW w:type="dxa" w:w="7020"/>
-            <w:tcBorders>
-              <w:top w:val="single" w:color="CCCCCC" w:sz="1"/>
-              <w:left w:val="single" w:color="CCCCCC" w:sz="1"/>
-              <w:bottom w:val="single" w:color="CCCCCC" w:sz="1"/>
-              <w:right w:val="single" w:color="CCCCCC" w:sz="1"/>
-            </w:tcBorders>
-            <w:shd w:fill="FFFFFF" w:val="clear"/>
-            <w:tcMar>
-              <w:top w:type="dxa" w:w="80"/>
-              <w:left w:type="dxa" w:w="120"/>
-              <w:bottom w:type="dxa" w:w="80"/>
-              <w:right w:type="dxa" w:w="120"/>
-            </w:tcMar>
-            <w:vAlign w:val="center"/>
-          </w:tcPr>
-          <w:p>
-            <w:pPr>
-              <w:jc w:val="left"/>
-            </w:pPr>
+            <w:tcW w:type="dxa" w:w="6960"/>
+            <w:tcBorders>
+              <w:top w:val="single" w:color="CCCCCC" w:sz="1"/>
+              <w:left w:val="single" w:color="CCCCCC" w:sz="1"/>
+              <w:bottom w:val="single" w:color="CCCCCC" w:sz="1"/>
+              <w:right w:val="single" w:color="CCCCCC" w:sz="1"/>
+            </w:tcBorders>
+            <w:shd w:fill="FFFFFF" w:val="clear"/>
+            <w:tcMar>
+              <w:top w:type="dxa" w:w="80"/>
+              <w:left w:type="dxa" w:w="120"/>
+              <w:bottom w:type="dxa" w:w="80"/>
+              <w:right w:type="dxa" w:w="120"/>
+            </w:tcMar>
+            <w:vAlign w:val="center"/>
+          </w:tcPr>
+          <w:p>
             <w:r>
               <w:rPr>
                 <w:rFonts w:ascii="Arial" w:cs="Arial" w:eastAsia="Arial" w:hAnsi="Arial"/>
@@ -951,7 +933,7 @@
       <w:tr>
         <w:tc>
           <w:tcPr>
-            <w:tcW w:type="dxa" w:w="2340"/>
+            <w:tcW w:type="dxa" w:w="2400"/>
             <w:tcBorders>
               <w:top w:val="single" w:color="CCCCCC" w:sz="1"/>
               <w:left w:val="single" w:color="CCCCCC" w:sz="1"/>
@@ -968,9 +950,6 @@
             <w:vAlign w:val="center"/>
           </w:tcPr>
           <w:p>
-            <w:pPr>
-              <w:jc w:val="left"/>
-            </w:pPr>
             <w:r>
               <w:rPr>
                 <w:rFonts w:ascii="Arial" w:cs="Arial" w:eastAsia="Arial" w:hAnsi="Arial"/>
@@ -986,26 +965,23 @@
         </w:tc>
         <w:tc>
           <w:tcPr>
-            <w:tcW w:type="dxa" w:w="7020"/>
-            <w:tcBorders>
-              <w:top w:val="single" w:color="CCCCCC" w:sz="1"/>
-              <w:left w:val="single" w:color="CCCCCC" w:sz="1"/>
-              <w:bottom w:val="single" w:color="CCCCCC" w:sz="1"/>
-              <w:right w:val="single" w:color="CCCCCC" w:sz="1"/>
-            </w:tcBorders>
-            <w:shd w:fill="FFFFFF" w:val="clear"/>
-            <w:tcMar>
-              <w:top w:type="dxa" w:w="80"/>
-              <w:left w:type="dxa" w:w="120"/>
-              <w:bottom w:type="dxa" w:w="80"/>
-              <w:right w:type="dxa" w:w="120"/>
-            </w:tcMar>
-            <w:vAlign w:val="center"/>
-          </w:tcPr>
-          <w:p>
-            <w:pPr>
-              <w:jc w:val="left"/>
-            </w:pPr>
+            <w:tcW w:type="dxa" w:w="6960"/>
+            <w:tcBorders>
+              <w:top w:val="single" w:color="CCCCCC" w:sz="1"/>
+              <w:left w:val="single" w:color="CCCCCC" w:sz="1"/>
+              <w:bottom w:val="single" w:color="CCCCCC" w:sz="1"/>
+              <w:right w:val="single" w:color="CCCCCC" w:sz="1"/>
+            </w:tcBorders>
+            <w:shd w:fill="FFFFFF" w:val="clear"/>
+            <w:tcMar>
+              <w:top w:type="dxa" w:w="80"/>
+              <w:left w:type="dxa" w:w="120"/>
+              <w:bottom w:type="dxa" w:w="80"/>
+              <w:right w:type="dxa" w:w="120"/>
+            </w:tcMar>
+            <w:vAlign w:val="center"/>
+          </w:tcPr>
+          <w:p>
             <w:r>
               <w:rPr>
                 <w:rFonts w:ascii="Arial" w:cs="Arial" w:eastAsia="Arial" w:hAnsi="Arial"/>
@@ -1023,7 +999,7 @@
     </w:tbl>
     <w:p>
       <w:pPr>
-        <w:spacing w:after="120" w:before="0"/>
+        <w:spacing w:after="120"/>
       </w:pPr>
       <w:r>
         <w:t xml:space="preserve"/>
@@ -1032,7 +1008,7 @@
     <w:p>
       <w:pPr>
         <w:pStyle w:val="Heading2"/>
-        <w:spacing w:after="120" w:before="300"/>
+        <w:spacing w:after="120" w:before="240"/>
       </w:pPr>
       <w:r>
         <w:rPr>
@@ -1061,7 +1037,7 @@
           <w:sz w:val="22"/>
           <w:szCs w:val="22"/>
         </w:rPr>
-        <w:t xml:space="preserve">Phase 1 — Discovery: Host sweep across /24 subnet using Nmap -sn ping scan</w:t>
+        <w:t xml:space="preserve">Phase 1 — Discovery: Host sweep across /24 subnet using Nmap ping scan (-sn)</w:t>
       </w:r>
     </w:p>
     <w:p>
@@ -1102,7 +1078,7 @@
     </w:p>
     <w:p>
       <w:pPr>
-        <w:spacing w:after="120" w:before="0"/>
+        <w:spacing w:after="120"/>
       </w:pPr>
       <w:r>
         <w:t xml:space="preserve"/>
@@ -1111,7 +1087,7 @@
     <w:p>
       <w:pPr>
         <w:pStyle w:val="Heading2"/>
-        <w:spacing w:after="120" w:before="300"/>
+        <w:spacing w:after="120" w:before="240"/>
       </w:pPr>
       <w:r>
         <w:rPr>
@@ -1122,7 +1098,7 @@
           <w:sz w:val="26"/>
           <w:szCs w:val="26"/>
         </w:rPr>
-        <w:t xml:space="preserve">2.3 Tools</w:t>
+        <w:t xml:space="preserve">2.3 Tools Used</w:t>
       </w:r>
     </w:p>
     <w:p>
@@ -1158,7 +1134,7 @@
           <w:sz w:val="22"/>
           <w:szCs w:val="22"/>
         </w:rPr>
-        <w:t xml:space="preserve">Searchsploit (Exploit-DB) — CVE and exploit identification</w:t>
+        <w:t xml:space="preserve">Searchsploit (Exploit-DB) — CVE and public exploit identification</w:t>
       </w:r>
     </w:p>
     <w:p>
@@ -1176,7 +1152,7 @@
           <w:sz w:val="22"/>
           <w:szCs w:val="22"/>
         </w:rPr>
-        <w:t xml:space="preserve">NVD / NIST — CVSS v3.1 scoring</w:t>
+        <w:t xml:space="preserve">NVD / NIST — CVSS v3.1 scoring and vulnerability details</w:t>
       </w:r>
     </w:p>
     <w:p>
@@ -1194,15 +1170,7 @@
           <w:sz w:val="22"/>
           <w:szCs w:val="22"/>
         </w:rPr>
-        <w:t xml:space="preserve">draw.io — network topology diagram</w:t>
-      </w:r>
-    </w:p>
-    <w:p>
-      <w:pPr>
-        <w:spacing w:after="120" w:before="0"/>
-      </w:pPr>
-      <w:r>
-        <w:t xml:space="preserve"/>
+        <w:t xml:space="preserve">draw.io — network topology diagramming</w:t>
       </w:r>
     </w:p>
     <w:p>
@@ -1216,7 +1184,7 @@
         <w:pBdr>
           <w:bottom w:val="single" w:color="1F3A6E" w:sz="6" w:space="4"/>
         </w:pBdr>
-        <w:spacing w:after="200" w:before="400"/>
+        <w:spacing w:after="180" w:before="360"/>
       </w:pPr>
       <w:r>
         <w:rPr>
@@ -1243,18 +1211,18 @@
         </w:tblBorders>
       </w:tblPr>
       <w:tblGrid>
-        <w:gridCol w:w="500"/>
-        <w:gridCol w:w="900"/>
+        <w:gridCol w:w="480"/>
+        <w:gridCol w:w="840"/>
         <w:gridCol w:w="1800"/>
-        <w:gridCol w:w="1500"/>
-        <w:gridCol w:w="700"/>
+        <w:gridCol w:w="1560"/>
+        <w:gridCol w:w="660"/>
         <w:gridCol w:w="1260"/>
-        <w:gridCol w:w="2700"/>
+        <w:gridCol w:w="2760"/>
       </w:tblGrid>
       <w:tr>
         <w:tc>
           <w:tcPr>
-            <w:tcW w:type="dxa" w:w="500"/>
+            <w:tcW w:type="dxa" w:w="480"/>
             <w:tcBorders>
               <w:top w:val="single" w:color="CCCCCC" w:sz="1"/>
               <w:left w:val="single" w:color="CCCCCC" w:sz="1"/>
@@ -1271,9 +1239,6 @@
             <w:vAlign w:val="center"/>
           </w:tcPr>
           <w:p>
-            <w:pPr>
-              <w:jc w:val="left"/>
-            </w:pPr>
             <w:r>
               <w:rPr>
                 <w:rFonts w:ascii="Arial" w:cs="Arial" w:eastAsia="Arial" w:hAnsi="Arial"/>
@@ -1289,7 +1254,7 @@
         </w:tc>
         <w:tc>
           <w:tcPr>
-            <w:tcW w:type="dxa" w:w="900"/>
+            <w:tcW w:type="dxa" w:w="840"/>
             <w:tcBorders>
               <w:top w:val="single" w:color="CCCCCC" w:sz="1"/>
               <w:left w:val="single" w:color="CCCCCC" w:sz="1"/>
@@ -1306,9 +1271,6 @@
             <w:vAlign w:val="center"/>
           </w:tcPr>
           <w:p>
-            <w:pPr>
-              <w:jc w:val="left"/>
-            </w:pPr>
             <w:r>
               <w:rPr>
                 <w:rFonts w:ascii="Arial" w:cs="Arial" w:eastAsia="Arial" w:hAnsi="Arial"/>
@@ -1341,9 +1303,6 @@
             <w:vAlign w:val="center"/>
           </w:tcPr>
           <w:p>
-            <w:pPr>
-              <w:jc w:val="left"/>
-            </w:pPr>
             <w:r>
               <w:rPr>
                 <w:rFonts w:ascii="Arial" w:cs="Arial" w:eastAsia="Arial" w:hAnsi="Arial"/>
@@ -1359,7 +1318,7 @@
         </w:tc>
         <w:tc>
           <w:tcPr>
-            <w:tcW w:type="dxa" w:w="1500"/>
+            <w:tcW w:type="dxa" w:w="1560"/>
             <w:tcBorders>
               <w:top w:val="single" w:color="CCCCCC" w:sz="1"/>
               <w:left w:val="single" w:color="CCCCCC" w:sz="1"/>
@@ -1376,9 +1335,6 @@
             <w:vAlign w:val="center"/>
           </w:tcPr>
           <w:p>
-            <w:pPr>
-              <w:jc w:val="left"/>
-            </w:pPr>
             <w:r>
               <w:rPr>
                 <w:rFonts w:ascii="Arial" w:cs="Arial" w:eastAsia="Arial" w:hAnsi="Arial"/>
@@ -1394,7 +1350,7 @@
         </w:tc>
         <w:tc>
           <w:tcPr>
-            <w:tcW w:type="dxa" w:w="700"/>
+            <w:tcW w:type="dxa" w:w="660"/>
             <w:tcBorders>
               <w:top w:val="single" w:color="CCCCCC" w:sz="1"/>
               <w:left w:val="single" w:color="CCCCCC" w:sz="1"/>
@@ -1411,9 +1367,6 @@
             <w:vAlign w:val="center"/>
           </w:tcPr>
           <w:p>
-            <w:pPr>
-              <w:jc w:val="left"/>
-            </w:pPr>
             <w:r>
               <w:rPr>
                 <w:rFonts w:ascii="Arial" w:cs="Arial" w:eastAsia="Arial" w:hAnsi="Arial"/>
@@ -1446,9 +1399,6 @@
             <w:vAlign w:val="center"/>
           </w:tcPr>
           <w:p>
-            <w:pPr>
-              <w:jc w:val="left"/>
-            </w:pPr>
             <w:r>
               <w:rPr>
                 <w:rFonts w:ascii="Arial" w:cs="Arial" w:eastAsia="Arial" w:hAnsi="Arial"/>
@@ -1464,7 +1414,7 @@
         </w:tc>
         <w:tc>
           <w:tcPr>
-            <w:tcW w:type="dxa" w:w="2700"/>
+            <w:tcW w:type="dxa" w:w="2760"/>
             <w:tcBorders>
               <w:top w:val="single" w:color="CCCCCC" w:sz="1"/>
               <w:left w:val="single" w:color="CCCCCC" w:sz="1"/>
@@ -1481,9 +1431,6 @@
             <w:vAlign w:val="center"/>
           </w:tcPr>
           <w:p>
-            <w:pPr>
-              <w:jc w:val="left"/>
-            </w:pPr>
             <w:r>
               <w:rPr>
                 <w:rFonts w:ascii="Arial" w:cs="Arial" w:eastAsia="Arial" w:hAnsi="Arial"/>
@@ -1493,7 +1440,7 @@
                 <w:sz w:val="20"/>
                 <w:szCs w:val="20"/>
               </w:rPr>
-              <w:t xml:space="preserve">Notes</w:t>
+              <w:t xml:space="preserve">Description</w:t>
             </w:r>
           </w:p>
         </w:tc>
@@ -1501,26 +1448,23 @@
       <w:tr>
         <w:tc>
           <w:tcPr>
-            <w:tcW w:type="dxa" w:w="500"/>
-            <w:tcBorders>
-              <w:top w:val="single" w:color="CCCCCC" w:sz="1"/>
-              <w:left w:val="single" w:color="CCCCCC" w:sz="1"/>
-              <w:bottom w:val="single" w:color="CCCCCC" w:sz="1"/>
-              <w:right w:val="single" w:color="CCCCCC" w:sz="1"/>
-            </w:tcBorders>
-            <w:shd w:fill="FFFFFF" w:val="clear"/>
-            <w:tcMar>
-              <w:top w:type="dxa" w:w="80"/>
-              <w:left w:type="dxa" w:w="120"/>
-              <w:bottom w:type="dxa" w:w="80"/>
-              <w:right w:type="dxa" w:w="120"/>
-            </w:tcMar>
-            <w:vAlign w:val="center"/>
-          </w:tcPr>
-          <w:p>
-            <w:pPr>
-              <w:jc w:val="left"/>
-            </w:pPr>
+            <w:tcW w:type="dxa" w:w="480"/>
+            <w:tcBorders>
+              <w:top w:val="single" w:color="CCCCCC" w:sz="1"/>
+              <w:left w:val="single" w:color="CCCCCC" w:sz="1"/>
+              <w:bottom w:val="single" w:color="CCCCCC" w:sz="1"/>
+              <w:right w:val="single" w:color="CCCCCC" w:sz="1"/>
+            </w:tcBorders>
+            <w:shd w:fill="FFFFFF" w:val="clear"/>
+            <w:tcMar>
+              <w:top w:type="dxa" w:w="80"/>
+              <w:left w:type="dxa" w:w="120"/>
+              <w:bottom w:type="dxa" w:w="80"/>
+              <w:right w:type="dxa" w:w="120"/>
+            </w:tcMar>
+            <w:vAlign w:val="center"/>
+          </w:tcPr>
+          <w:p>
             <w:r>
               <w:rPr>
                 <w:rFonts w:ascii="Arial" w:cs="Arial" w:eastAsia="Arial" w:hAnsi="Arial"/>
@@ -1536,26 +1480,23 @@
         </w:tc>
         <w:tc>
           <w:tcPr>
-            <w:tcW w:type="dxa" w:w="900"/>
-            <w:tcBorders>
-              <w:top w:val="single" w:color="CCCCCC" w:sz="1"/>
-              <w:left w:val="single" w:color="CCCCCC" w:sz="1"/>
-              <w:bottom w:val="single" w:color="CCCCCC" w:sz="1"/>
-              <w:right w:val="single" w:color="CCCCCC" w:sz="1"/>
-            </w:tcBorders>
-            <w:shd w:fill="FFFFFF" w:val="clear"/>
-            <w:tcMar>
-              <w:top w:type="dxa" w:w="80"/>
-              <w:left w:type="dxa" w:w="120"/>
-              <w:bottom w:type="dxa" w:w="80"/>
-              <w:right w:type="dxa" w:w="120"/>
-            </w:tcMar>
-            <w:vAlign w:val="center"/>
-          </w:tcPr>
-          <w:p>
-            <w:pPr>
-              <w:jc w:val="left"/>
-            </w:pPr>
+            <w:tcW w:type="dxa" w:w="840"/>
+            <w:tcBorders>
+              <w:top w:val="single" w:color="CCCCCC" w:sz="1"/>
+              <w:left w:val="single" w:color="CCCCCC" w:sz="1"/>
+              <w:bottom w:val="single" w:color="CCCCCC" w:sz="1"/>
+              <w:right w:val="single" w:color="CCCCCC" w:sz="1"/>
+            </w:tcBorders>
+            <w:shd w:fill="FFFFFF" w:val="clear"/>
+            <w:tcMar>
+              <w:top w:type="dxa" w:w="80"/>
+              <w:left w:type="dxa" w:w="120"/>
+              <w:bottom w:type="dxa" w:w="80"/>
+              <w:right w:type="dxa" w:w="120"/>
+            </w:tcMar>
+            <w:vAlign w:val="center"/>
+          </w:tcPr>
+          <w:p>
             <w:r>
               <w:rPr>
                 <w:rFonts w:ascii="Arial" w:cs="Arial" w:eastAsia="Arial" w:hAnsi="Arial"/>
@@ -1588,9 +1529,6 @@
             <w:vAlign w:val="center"/>
           </w:tcPr>
           <w:p>
-            <w:pPr>
-              <w:jc w:val="left"/>
-            </w:pPr>
             <w:r>
               <w:rPr>
                 <w:rFonts w:ascii="Arial" w:cs="Arial" w:eastAsia="Arial" w:hAnsi="Arial"/>
@@ -1606,26 +1544,23 @@
         </w:tc>
         <w:tc>
           <w:tcPr>
-            <w:tcW w:type="dxa" w:w="1500"/>
-            <w:tcBorders>
-              <w:top w:val="single" w:color="CCCCCC" w:sz="1"/>
-              <w:left w:val="single" w:color="CCCCCC" w:sz="1"/>
-              <w:bottom w:val="single" w:color="CCCCCC" w:sz="1"/>
-              <w:right w:val="single" w:color="CCCCCC" w:sz="1"/>
-            </w:tcBorders>
-            <w:shd w:fill="FFFFFF" w:val="clear"/>
-            <w:tcMar>
-              <w:top w:type="dxa" w:w="80"/>
-              <w:left w:type="dxa" w:w="120"/>
-              <w:bottom w:type="dxa" w:w="80"/>
-              <w:right w:type="dxa" w:w="120"/>
-            </w:tcMar>
-            <w:vAlign w:val="center"/>
-          </w:tcPr>
-          <w:p>
-            <w:pPr>
-              <w:jc w:val="left"/>
-            </w:pPr>
+            <w:tcW w:type="dxa" w:w="1560"/>
+            <w:tcBorders>
+              <w:top w:val="single" w:color="CCCCCC" w:sz="1"/>
+              <w:left w:val="single" w:color="CCCCCC" w:sz="1"/>
+              <w:bottom w:val="single" w:color="CCCCCC" w:sz="1"/>
+              <w:right w:val="single" w:color="CCCCCC" w:sz="1"/>
+            </w:tcBorders>
+            <w:shd w:fill="FFFFFF" w:val="clear"/>
+            <w:tcMar>
+              <w:top w:type="dxa" w:w="80"/>
+              <w:left w:type="dxa" w:w="120"/>
+              <w:bottom w:type="dxa" w:w="80"/>
+              <w:right w:type="dxa" w:w="120"/>
+            </w:tcMar>
+            <w:vAlign w:val="center"/>
+          </w:tcPr>
+          <w:p>
             <w:r>
               <w:rPr>
                 <w:rFonts w:ascii="Arial" w:cs="Arial" w:eastAsia="Arial" w:hAnsi="Arial"/>
@@ -1641,26 +1576,23 @@
         </w:tc>
         <w:tc>
           <w:tcPr>
-            <w:tcW w:type="dxa" w:w="700"/>
-            <w:tcBorders>
-              <w:top w:val="single" w:color="CCCCCC" w:sz="1"/>
-              <w:left w:val="single" w:color="CCCCCC" w:sz="1"/>
-              <w:bottom w:val="single" w:color="CCCCCC" w:sz="1"/>
-              <w:right w:val="single" w:color="CCCCCC" w:sz="1"/>
-            </w:tcBorders>
-            <w:shd w:fill="FFFFFF" w:val="clear"/>
-            <w:tcMar>
-              <w:top w:type="dxa" w:w="80"/>
-              <w:left w:type="dxa" w:w="120"/>
-              <w:bottom w:type="dxa" w:w="80"/>
-              <w:right w:type="dxa" w:w="120"/>
-            </w:tcMar>
-            <w:vAlign w:val="center"/>
-          </w:tcPr>
-          <w:p>
-            <w:pPr>
-              <w:jc w:val="left"/>
-            </w:pPr>
+            <w:tcW w:type="dxa" w:w="660"/>
+            <w:tcBorders>
+              <w:top w:val="single" w:color="CCCCCC" w:sz="1"/>
+              <w:left w:val="single" w:color="CCCCCC" w:sz="1"/>
+              <w:bottom w:val="single" w:color="CCCCCC" w:sz="1"/>
+              <w:right w:val="single" w:color="CCCCCC" w:sz="1"/>
+            </w:tcBorders>
+            <w:shd w:fill="FFFFFF" w:val="clear"/>
+            <w:tcMar>
+              <w:top w:type="dxa" w:w="80"/>
+              <w:left w:type="dxa" w:w="120"/>
+              <w:bottom w:type="dxa" w:w="80"/>
+              <w:right w:type="dxa" w:w="120"/>
+            </w:tcMar>
+            <w:vAlign w:val="center"/>
+          </w:tcPr>
+          <w:p>
             <w:r>
               <w:rPr>
                 <w:rFonts w:ascii="Arial" w:cs="Arial" w:eastAsia="Arial" w:hAnsi="Arial"/>
@@ -1693,9 +1625,6 @@
             <w:vAlign w:val="center"/>
           </w:tcPr>
           <w:p>
-            <w:pPr>
-              <w:jc w:val="left"/>
-            </w:pPr>
             <w:r>
               <w:rPr>
                 <w:rFonts w:ascii="Arial" w:cs="Arial" w:eastAsia="Arial" w:hAnsi="Arial"/>
@@ -1711,36 +1640,33 @@
         </w:tc>
         <w:tc>
           <w:tcPr>
-            <w:tcW w:type="dxa" w:w="2700"/>
-            <w:tcBorders>
-              <w:top w:val="single" w:color="CCCCCC" w:sz="1"/>
-              <w:left w:val="single" w:color="CCCCCC" w:sz="1"/>
-              <w:bottom w:val="single" w:color="CCCCCC" w:sz="1"/>
-              <w:right w:val="single" w:color="CCCCCC" w:sz="1"/>
-            </w:tcBorders>
-            <w:shd w:fill="FFFFFF" w:val="clear"/>
-            <w:tcMar>
-              <w:top w:type="dxa" w:w="80"/>
-              <w:left w:type="dxa" w:w="120"/>
-              <w:bottom w:type="dxa" w:w="80"/>
-              <w:right w:type="dxa" w:w="120"/>
-            </w:tcMar>
-            <w:vAlign w:val="center"/>
-          </w:tcPr>
-          <w:p>
-            <w:pPr>
-              <w:jc w:val="left"/>
-            </w:pPr>
-            <w:r>
-              <w:rPr>
-                <w:rFonts w:ascii="Arial" w:cs="Arial" w:eastAsia="Arial" w:hAnsi="Arial"/>
-                <w:b w:val="false"/>
-                <w:bCs w:val="false"/>
-                <w:color w:val="000000"/>
-                <w:sz w:val="20"/>
-                <w:szCs w:val="20"/>
-              </w:rPr>
-              <w:t xml:space="preserve">Backdoor — root shell via :) in username</w:t>
+            <w:tcW w:type="dxa" w:w="2760"/>
+            <w:tcBorders>
+              <w:top w:val="single" w:color="CCCCCC" w:sz="1"/>
+              <w:left w:val="single" w:color="CCCCCC" w:sz="1"/>
+              <w:bottom w:val="single" w:color="CCCCCC" w:sz="1"/>
+              <w:right w:val="single" w:color="CCCCCC" w:sz="1"/>
+            </w:tcBorders>
+            <w:shd w:fill="FFFFFF" w:val="clear"/>
+            <w:tcMar>
+              <w:top w:type="dxa" w:w="80"/>
+              <w:left w:type="dxa" w:w="120"/>
+              <w:bottom w:type="dxa" w:w="80"/>
+              <w:right w:type="dxa" w:w="120"/>
+            </w:tcMar>
+            <w:vAlign w:val="center"/>
+          </w:tcPr>
+          <w:p>
+            <w:r>
+              <w:rPr>
+                <w:rFonts w:ascii="Arial" w:cs="Arial" w:eastAsia="Arial" w:hAnsi="Arial"/>
+                <w:b w:val="false"/>
+                <w:bCs w:val="false"/>
+                <w:color w:val="000000"/>
+                <w:sz w:val="20"/>
+                <w:szCs w:val="20"/>
+              </w:rPr>
+              <w:t xml:space="preserve">Backdoor — root shell via smiley in username</w:t>
             </w:r>
           </w:p>
         </w:tc>
@@ -1748,26 +1674,23 @@
       <w:tr>
         <w:tc>
           <w:tcPr>
-            <w:tcW w:type="dxa" w:w="500"/>
-            <w:tcBorders>
-              <w:top w:val="single" w:color="CCCCCC" w:sz="1"/>
-              <w:left w:val="single" w:color="CCCCCC" w:sz="1"/>
-              <w:bottom w:val="single" w:color="CCCCCC" w:sz="1"/>
-              <w:right w:val="single" w:color="CCCCCC" w:sz="1"/>
-            </w:tcBorders>
-            <w:shd w:fill="FFFFFF" w:val="clear"/>
-            <w:tcMar>
-              <w:top w:type="dxa" w:w="80"/>
-              <w:left w:type="dxa" w:w="120"/>
-              <w:bottom w:type="dxa" w:w="80"/>
-              <w:right w:type="dxa" w:w="120"/>
-            </w:tcMar>
-            <w:vAlign w:val="center"/>
-          </w:tcPr>
-          <w:p>
-            <w:pPr>
-              <w:jc w:val="left"/>
-            </w:pPr>
+            <w:tcW w:type="dxa" w:w="480"/>
+            <w:tcBorders>
+              <w:top w:val="single" w:color="CCCCCC" w:sz="1"/>
+              <w:left w:val="single" w:color="CCCCCC" w:sz="1"/>
+              <w:bottom w:val="single" w:color="CCCCCC" w:sz="1"/>
+              <w:right w:val="single" w:color="CCCCCC" w:sz="1"/>
+            </w:tcBorders>
+            <w:shd w:fill="FFFFFF" w:val="clear"/>
+            <w:tcMar>
+              <w:top w:type="dxa" w:w="80"/>
+              <w:left w:type="dxa" w:w="120"/>
+              <w:bottom w:type="dxa" w:w="80"/>
+              <w:right w:type="dxa" w:w="120"/>
+            </w:tcMar>
+            <w:vAlign w:val="center"/>
+          </w:tcPr>
+          <w:p>
             <w:r>
               <w:rPr>
                 <w:rFonts w:ascii="Arial" w:cs="Arial" w:eastAsia="Arial" w:hAnsi="Arial"/>
@@ -1783,26 +1706,23 @@
         </w:tc>
         <w:tc>
           <w:tcPr>
-            <w:tcW w:type="dxa" w:w="900"/>
-            <w:tcBorders>
-              <w:top w:val="single" w:color="CCCCCC" w:sz="1"/>
-              <w:left w:val="single" w:color="CCCCCC" w:sz="1"/>
-              <w:bottom w:val="single" w:color="CCCCCC" w:sz="1"/>
-              <w:right w:val="single" w:color="CCCCCC" w:sz="1"/>
-            </w:tcBorders>
-            <w:shd w:fill="FFFFFF" w:val="clear"/>
-            <w:tcMar>
-              <w:top w:type="dxa" w:w="80"/>
-              <w:left w:type="dxa" w:w="120"/>
-              <w:bottom w:type="dxa" w:w="80"/>
-              <w:right w:type="dxa" w:w="120"/>
-            </w:tcMar>
-            <w:vAlign w:val="center"/>
-          </w:tcPr>
-          <w:p>
-            <w:pPr>
-              <w:jc w:val="left"/>
-            </w:pPr>
+            <w:tcW w:type="dxa" w:w="840"/>
+            <w:tcBorders>
+              <w:top w:val="single" w:color="CCCCCC" w:sz="1"/>
+              <w:left w:val="single" w:color="CCCCCC" w:sz="1"/>
+              <w:bottom w:val="single" w:color="CCCCCC" w:sz="1"/>
+              <w:right w:val="single" w:color="CCCCCC" w:sz="1"/>
+            </w:tcBorders>
+            <w:shd w:fill="FFFFFF" w:val="clear"/>
+            <w:tcMar>
+              <w:top w:type="dxa" w:w="80"/>
+              <w:left w:type="dxa" w:w="120"/>
+              <w:bottom w:type="dxa" w:w="80"/>
+              <w:right w:type="dxa" w:w="120"/>
+            </w:tcMar>
+            <w:vAlign w:val="center"/>
+          </w:tcPr>
+          <w:p>
             <w:r>
               <w:rPr>
                 <w:rFonts w:ascii="Arial" w:cs="Arial" w:eastAsia="Arial" w:hAnsi="Arial"/>
@@ -1835,9 +1755,6 @@
             <w:vAlign w:val="center"/>
           </w:tcPr>
           <w:p>
-            <w:pPr>
-              <w:jc w:val="left"/>
-            </w:pPr>
             <w:r>
               <w:rPr>
                 <w:rFonts w:ascii="Arial" w:cs="Arial" w:eastAsia="Arial" w:hAnsi="Arial"/>
@@ -1853,26 +1770,23 @@
         </w:tc>
         <w:tc>
           <w:tcPr>
-            <w:tcW w:type="dxa" w:w="1500"/>
-            <w:tcBorders>
-              <w:top w:val="single" w:color="CCCCCC" w:sz="1"/>
-              <w:left w:val="single" w:color="CCCCCC" w:sz="1"/>
-              <w:bottom w:val="single" w:color="CCCCCC" w:sz="1"/>
-              <w:right w:val="single" w:color="CCCCCC" w:sz="1"/>
-            </w:tcBorders>
-            <w:shd w:fill="FFFFFF" w:val="clear"/>
-            <w:tcMar>
-              <w:top w:type="dxa" w:w="80"/>
-              <w:left w:type="dxa" w:w="120"/>
-              <w:bottom w:type="dxa" w:w="80"/>
-              <w:right w:type="dxa" w:w="120"/>
-            </w:tcMar>
-            <w:vAlign w:val="center"/>
-          </w:tcPr>
-          <w:p>
-            <w:pPr>
-              <w:jc w:val="left"/>
-            </w:pPr>
+            <w:tcW w:type="dxa" w:w="1560"/>
+            <w:tcBorders>
+              <w:top w:val="single" w:color="CCCCCC" w:sz="1"/>
+              <w:left w:val="single" w:color="CCCCCC" w:sz="1"/>
+              <w:bottom w:val="single" w:color="CCCCCC" w:sz="1"/>
+              <w:right w:val="single" w:color="CCCCCC" w:sz="1"/>
+            </w:tcBorders>
+            <w:shd w:fill="FFFFFF" w:val="clear"/>
+            <w:tcMar>
+              <w:top w:type="dxa" w:w="80"/>
+              <w:left w:type="dxa" w:w="120"/>
+              <w:bottom w:type="dxa" w:w="80"/>
+              <w:right w:type="dxa" w:w="120"/>
+            </w:tcMar>
+            <w:vAlign w:val="center"/>
+          </w:tcPr>
+          <w:p>
             <w:r>
               <w:rPr>
                 <w:rFonts w:ascii="Arial" w:cs="Arial" w:eastAsia="Arial" w:hAnsi="Arial"/>
@@ -1888,26 +1802,23 @@
         </w:tc>
         <w:tc>
           <w:tcPr>
-            <w:tcW w:type="dxa" w:w="700"/>
-            <w:tcBorders>
-              <w:top w:val="single" w:color="CCCCCC" w:sz="1"/>
-              <w:left w:val="single" w:color="CCCCCC" w:sz="1"/>
-              <w:bottom w:val="single" w:color="CCCCCC" w:sz="1"/>
-              <w:right w:val="single" w:color="CCCCCC" w:sz="1"/>
-            </w:tcBorders>
-            <w:shd w:fill="FFFFFF" w:val="clear"/>
-            <w:tcMar>
-              <w:top w:type="dxa" w:w="80"/>
-              <w:left w:type="dxa" w:w="120"/>
-              <w:bottom w:type="dxa" w:w="80"/>
-              <w:right w:type="dxa" w:w="120"/>
-            </w:tcMar>
-            <w:vAlign w:val="center"/>
-          </w:tcPr>
-          <w:p>
-            <w:pPr>
-              <w:jc w:val="left"/>
-            </w:pPr>
+            <w:tcW w:type="dxa" w:w="660"/>
+            <w:tcBorders>
+              <w:top w:val="single" w:color="CCCCCC" w:sz="1"/>
+              <w:left w:val="single" w:color="CCCCCC" w:sz="1"/>
+              <w:bottom w:val="single" w:color="CCCCCC" w:sz="1"/>
+              <w:right w:val="single" w:color="CCCCCC" w:sz="1"/>
+            </w:tcBorders>
+            <w:shd w:fill="FFFFFF" w:val="clear"/>
+            <w:tcMar>
+              <w:top w:type="dxa" w:w="80"/>
+              <w:left w:type="dxa" w:w="120"/>
+              <w:bottom w:type="dxa" w:w="80"/>
+              <w:right w:type="dxa" w:w="120"/>
+            </w:tcMar>
+            <w:vAlign w:val="center"/>
+          </w:tcPr>
+          <w:p>
             <w:r>
               <w:rPr>
                 <w:rFonts w:ascii="Arial" w:cs="Arial" w:eastAsia="Arial" w:hAnsi="Arial"/>
@@ -1940,9 +1851,6 @@
             <w:vAlign w:val="center"/>
           </w:tcPr>
           <w:p>
-            <w:pPr>
-              <w:jc w:val="left"/>
-            </w:pPr>
             <w:r>
               <w:rPr>
                 <w:rFonts w:ascii="Arial" w:cs="Arial" w:eastAsia="Arial" w:hAnsi="Arial"/>
@@ -1958,36 +1866,33 @@
         </w:tc>
         <w:tc>
           <w:tcPr>
-            <w:tcW w:type="dxa" w:w="2700"/>
-            <w:tcBorders>
-              <w:top w:val="single" w:color="CCCCCC" w:sz="1"/>
-              <w:left w:val="single" w:color="CCCCCC" w:sz="1"/>
-              <w:bottom w:val="single" w:color="CCCCCC" w:sz="1"/>
-              <w:right w:val="single" w:color="CCCCCC" w:sz="1"/>
-            </w:tcBorders>
-            <w:shd w:fill="FFFFFF" w:val="clear"/>
-            <w:tcMar>
-              <w:top w:type="dxa" w:w="80"/>
-              <w:left w:type="dxa" w:w="120"/>
-              <w:bottom w:type="dxa" w:w="80"/>
-              <w:right w:type="dxa" w:w="120"/>
-            </w:tcMar>
-            <w:vAlign w:val="center"/>
-          </w:tcPr>
-          <w:p>
-            <w:pPr>
-              <w:jc w:val="left"/>
-            </w:pPr>
-            <w:r>
-              <w:rPr>
-                <w:rFonts w:ascii="Arial" w:cs="Arial" w:eastAsia="Arial" w:hAnsi="Arial"/>
-                <w:b w:val="false"/>
-                <w:bCs w:val="false"/>
-                <w:color w:val="000000"/>
-                <w:sz w:val="20"/>
-                <w:szCs w:val="20"/>
-              </w:rPr>
-              <w:t xml:space="preserve">Debian weak key generation</w:t>
+            <w:tcW w:type="dxa" w:w="2760"/>
+            <w:tcBorders>
+              <w:top w:val="single" w:color="CCCCCC" w:sz="1"/>
+              <w:left w:val="single" w:color="CCCCCC" w:sz="1"/>
+              <w:bottom w:val="single" w:color="CCCCCC" w:sz="1"/>
+              <w:right w:val="single" w:color="CCCCCC" w:sz="1"/>
+            </w:tcBorders>
+            <w:shd w:fill="FFFFFF" w:val="clear"/>
+            <w:tcMar>
+              <w:top w:type="dxa" w:w="80"/>
+              <w:left w:type="dxa" w:w="120"/>
+              <w:bottom w:type="dxa" w:w="80"/>
+              <w:right w:type="dxa" w:w="120"/>
+            </w:tcMar>
+            <w:vAlign w:val="center"/>
+          </w:tcPr>
+          <w:p>
+            <w:r>
+              <w:rPr>
+                <w:rFonts w:ascii="Arial" w:cs="Arial" w:eastAsia="Arial" w:hAnsi="Arial"/>
+                <w:b w:val="false"/>
+                <w:bCs w:val="false"/>
+                <w:color w:val="000000"/>
+                <w:sz w:val="20"/>
+                <w:szCs w:val="20"/>
+              </w:rPr>
+              <w:t xml:space="preserve">Debian weak key generation — predictable keys</w:t>
             </w:r>
           </w:p>
         </w:tc>
@@ -1995,26 +1900,23 @@
       <w:tr>
         <w:tc>
           <w:tcPr>
-            <w:tcW w:type="dxa" w:w="500"/>
-            <w:tcBorders>
-              <w:top w:val="single" w:color="CCCCCC" w:sz="1"/>
-              <w:left w:val="single" w:color="CCCCCC" w:sz="1"/>
-              <w:bottom w:val="single" w:color="CCCCCC" w:sz="1"/>
-              <w:right w:val="single" w:color="CCCCCC" w:sz="1"/>
-            </w:tcBorders>
-            <w:shd w:fill="FFFFFF" w:val="clear"/>
-            <w:tcMar>
-              <w:top w:type="dxa" w:w="80"/>
-              <w:left w:type="dxa" w:w="120"/>
-              <w:bottom w:type="dxa" w:w="80"/>
-              <w:right w:type="dxa" w:w="120"/>
-            </w:tcMar>
-            <w:vAlign w:val="center"/>
-          </w:tcPr>
-          <w:p>
-            <w:pPr>
-              <w:jc w:val="left"/>
-            </w:pPr>
+            <w:tcW w:type="dxa" w:w="480"/>
+            <w:tcBorders>
+              <w:top w:val="single" w:color="CCCCCC" w:sz="1"/>
+              <w:left w:val="single" w:color="CCCCCC" w:sz="1"/>
+              <w:bottom w:val="single" w:color="CCCCCC" w:sz="1"/>
+              <w:right w:val="single" w:color="CCCCCC" w:sz="1"/>
+            </w:tcBorders>
+            <w:shd w:fill="FFFFFF" w:val="clear"/>
+            <w:tcMar>
+              <w:top w:type="dxa" w:w="80"/>
+              <w:left w:type="dxa" w:w="120"/>
+              <w:bottom w:type="dxa" w:w="80"/>
+              <w:right w:type="dxa" w:w="120"/>
+            </w:tcMar>
+            <w:vAlign w:val="center"/>
+          </w:tcPr>
+          <w:p>
             <w:r>
               <w:rPr>
                 <w:rFonts w:ascii="Arial" w:cs="Arial" w:eastAsia="Arial" w:hAnsi="Arial"/>
@@ -2030,26 +1932,23 @@
         </w:tc>
         <w:tc>
           <w:tcPr>
-            <w:tcW w:type="dxa" w:w="900"/>
-            <w:tcBorders>
-              <w:top w:val="single" w:color="CCCCCC" w:sz="1"/>
-              <w:left w:val="single" w:color="CCCCCC" w:sz="1"/>
-              <w:bottom w:val="single" w:color="CCCCCC" w:sz="1"/>
-              <w:right w:val="single" w:color="CCCCCC" w:sz="1"/>
-            </w:tcBorders>
-            <w:shd w:fill="FFFFFF" w:val="clear"/>
-            <w:tcMar>
-              <w:top w:type="dxa" w:w="80"/>
-              <w:left w:type="dxa" w:w="120"/>
-              <w:bottom w:type="dxa" w:w="80"/>
-              <w:right w:type="dxa" w:w="120"/>
-            </w:tcMar>
-            <w:vAlign w:val="center"/>
-          </w:tcPr>
-          <w:p>
-            <w:pPr>
-              <w:jc w:val="left"/>
-            </w:pPr>
+            <w:tcW w:type="dxa" w:w="840"/>
+            <w:tcBorders>
+              <w:top w:val="single" w:color="CCCCCC" w:sz="1"/>
+              <w:left w:val="single" w:color="CCCCCC" w:sz="1"/>
+              <w:bottom w:val="single" w:color="CCCCCC" w:sz="1"/>
+              <w:right w:val="single" w:color="CCCCCC" w:sz="1"/>
+            </w:tcBorders>
+            <w:shd w:fill="FFFFFF" w:val="clear"/>
+            <w:tcMar>
+              <w:top w:type="dxa" w:w="80"/>
+              <w:left w:type="dxa" w:w="120"/>
+              <w:bottom w:type="dxa" w:w="80"/>
+              <w:right w:type="dxa" w:w="120"/>
+            </w:tcMar>
+            <w:vAlign w:val="center"/>
+          </w:tcPr>
+          <w:p>
             <w:r>
               <w:rPr>
                 <w:rFonts w:ascii="Arial" w:cs="Arial" w:eastAsia="Arial" w:hAnsi="Arial"/>
@@ -2082,9 +1981,6 @@
             <w:vAlign w:val="center"/>
           </w:tcPr>
           <w:p>
-            <w:pPr>
-              <w:jc w:val="left"/>
-            </w:pPr>
             <w:r>
               <w:rPr>
                 <w:rFonts w:ascii="Arial" w:cs="Arial" w:eastAsia="Arial" w:hAnsi="Arial"/>
@@ -2100,26 +1996,23 @@
         </w:tc>
         <w:tc>
           <w:tcPr>
-            <w:tcW w:type="dxa" w:w="1500"/>
-            <w:tcBorders>
-              <w:top w:val="single" w:color="CCCCCC" w:sz="1"/>
-              <w:left w:val="single" w:color="CCCCCC" w:sz="1"/>
-              <w:bottom w:val="single" w:color="CCCCCC" w:sz="1"/>
-              <w:right w:val="single" w:color="CCCCCC" w:sz="1"/>
-            </w:tcBorders>
-            <w:shd w:fill="FFFFFF" w:val="clear"/>
-            <w:tcMar>
-              <w:top w:type="dxa" w:w="80"/>
-              <w:left w:type="dxa" w:w="120"/>
-              <w:bottom w:type="dxa" w:w="80"/>
-              <w:right w:type="dxa" w:w="120"/>
-            </w:tcMar>
-            <w:vAlign w:val="center"/>
-          </w:tcPr>
-          <w:p>
-            <w:pPr>
-              <w:jc w:val="left"/>
-            </w:pPr>
+            <w:tcW w:type="dxa" w:w="1560"/>
+            <w:tcBorders>
+              <w:top w:val="single" w:color="CCCCCC" w:sz="1"/>
+              <w:left w:val="single" w:color="CCCCCC" w:sz="1"/>
+              <w:bottom w:val="single" w:color="CCCCCC" w:sz="1"/>
+              <w:right w:val="single" w:color="CCCCCC" w:sz="1"/>
+            </w:tcBorders>
+            <w:shd w:fill="FFFFFF" w:val="clear"/>
+            <w:tcMar>
+              <w:top w:type="dxa" w:w="80"/>
+              <w:left w:type="dxa" w:w="120"/>
+              <w:bottom w:type="dxa" w:w="80"/>
+              <w:right w:type="dxa" w:w="120"/>
+            </w:tcMar>
+            <w:vAlign w:val="center"/>
+          </w:tcPr>
+          <w:p>
             <w:r>
               <w:rPr>
                 <w:rFonts w:ascii="Arial" w:cs="Arial" w:eastAsia="Arial" w:hAnsi="Arial"/>
@@ -2135,26 +2028,23 @@
         </w:tc>
         <w:tc>
           <w:tcPr>
-            <w:tcW w:type="dxa" w:w="700"/>
-            <w:tcBorders>
-              <w:top w:val="single" w:color="CCCCCC" w:sz="1"/>
-              <w:left w:val="single" w:color="CCCCCC" w:sz="1"/>
-              <w:bottom w:val="single" w:color="CCCCCC" w:sz="1"/>
-              <w:right w:val="single" w:color="CCCCCC" w:sz="1"/>
-            </w:tcBorders>
-            <w:shd w:fill="FFFFFF" w:val="clear"/>
-            <w:tcMar>
-              <w:top w:type="dxa" w:w="80"/>
-              <w:left w:type="dxa" w:w="120"/>
-              <w:bottom w:type="dxa" w:w="80"/>
-              <w:right w:type="dxa" w:w="120"/>
-            </w:tcMar>
-            <w:vAlign w:val="center"/>
-          </w:tcPr>
-          <w:p>
-            <w:pPr>
-              <w:jc w:val="left"/>
-            </w:pPr>
+            <w:tcW w:type="dxa" w:w="660"/>
+            <w:tcBorders>
+              <w:top w:val="single" w:color="CCCCCC" w:sz="1"/>
+              <w:left w:val="single" w:color="CCCCCC" w:sz="1"/>
+              <w:bottom w:val="single" w:color="CCCCCC" w:sz="1"/>
+              <w:right w:val="single" w:color="CCCCCC" w:sz="1"/>
+            </w:tcBorders>
+            <w:shd w:fill="FFFFFF" w:val="clear"/>
+            <w:tcMar>
+              <w:top w:type="dxa" w:w="80"/>
+              <w:left w:type="dxa" w:w="120"/>
+              <w:bottom w:type="dxa" w:w="80"/>
+              <w:right w:type="dxa" w:w="120"/>
+            </w:tcMar>
+            <w:vAlign w:val="center"/>
+          </w:tcPr>
+          <w:p>
             <w:r>
               <w:rPr>
                 <w:rFonts w:ascii="Arial" w:cs="Arial" w:eastAsia="Arial" w:hAnsi="Arial"/>
@@ -2187,9 +2077,6 @@
             <w:vAlign w:val="center"/>
           </w:tcPr>
           <w:p>
-            <w:pPr>
-              <w:jc w:val="left"/>
-            </w:pPr>
             <w:r>
               <w:rPr>
                 <w:rFonts w:ascii="Arial" w:cs="Arial" w:eastAsia="Arial" w:hAnsi="Arial"/>
@@ -2205,26 +2092,23 @@
         </w:tc>
         <w:tc>
           <w:tcPr>
-            <w:tcW w:type="dxa" w:w="2700"/>
-            <w:tcBorders>
-              <w:top w:val="single" w:color="CCCCCC" w:sz="1"/>
-              <w:left w:val="single" w:color="CCCCCC" w:sz="1"/>
-              <w:bottom w:val="single" w:color="CCCCCC" w:sz="1"/>
-              <w:right w:val="single" w:color="CCCCCC" w:sz="1"/>
-            </w:tcBorders>
-            <w:shd w:fill="FFFFFF" w:val="clear"/>
-            <w:tcMar>
-              <w:top w:type="dxa" w:w="80"/>
-              <w:left w:type="dxa" w:w="120"/>
-              <w:bottom w:type="dxa" w:w="80"/>
-              <w:right w:type="dxa" w:w="120"/>
-            </w:tcMar>
-            <w:vAlign w:val="center"/>
-          </w:tcPr>
-          <w:p>
-            <w:pPr>
-              <w:jc w:val="left"/>
-            </w:pPr>
+            <w:tcW w:type="dxa" w:w="2760"/>
+            <w:tcBorders>
+              <w:top w:val="single" w:color="CCCCCC" w:sz="1"/>
+              <w:left w:val="single" w:color="CCCCCC" w:sz="1"/>
+              <w:bottom w:val="single" w:color="CCCCCC" w:sz="1"/>
+              <w:right w:val="single" w:color="CCCCCC" w:sz="1"/>
+            </w:tcBorders>
+            <w:shd w:fill="FFFFFF" w:val="clear"/>
+            <w:tcMar>
+              <w:top w:type="dxa" w:w="80"/>
+              <w:left w:type="dxa" w:w="120"/>
+              <w:bottom w:type="dxa" w:w="80"/>
+              <w:right w:type="dxa" w:w="120"/>
+            </w:tcMar>
+            <w:vAlign w:val="center"/>
+          </w:tcPr>
+          <w:p>
             <w:r>
               <w:rPr>
                 <w:rFonts w:ascii="Arial" w:cs="Arial" w:eastAsia="Arial" w:hAnsi="Arial"/>
@@ -2242,26 +2126,23 @@
       <w:tr>
         <w:tc>
           <w:tcPr>
-            <w:tcW w:type="dxa" w:w="500"/>
-            <w:tcBorders>
-              <w:top w:val="single" w:color="CCCCCC" w:sz="1"/>
-              <w:left w:val="single" w:color="CCCCCC" w:sz="1"/>
-              <w:bottom w:val="single" w:color="CCCCCC" w:sz="1"/>
-              <w:right w:val="single" w:color="CCCCCC" w:sz="1"/>
-            </w:tcBorders>
-            <w:shd w:fill="FFFFFF" w:val="clear"/>
-            <w:tcMar>
-              <w:top w:type="dxa" w:w="80"/>
-              <w:left w:type="dxa" w:w="120"/>
-              <w:bottom w:type="dxa" w:w="80"/>
-              <w:right w:type="dxa" w:w="120"/>
-            </w:tcMar>
-            <w:vAlign w:val="center"/>
-          </w:tcPr>
-          <w:p>
-            <w:pPr>
-              <w:jc w:val="left"/>
-            </w:pPr>
+            <w:tcW w:type="dxa" w:w="480"/>
+            <w:tcBorders>
+              <w:top w:val="single" w:color="CCCCCC" w:sz="1"/>
+              <w:left w:val="single" w:color="CCCCCC" w:sz="1"/>
+              <w:bottom w:val="single" w:color="CCCCCC" w:sz="1"/>
+              <w:right w:val="single" w:color="CCCCCC" w:sz="1"/>
+            </w:tcBorders>
+            <w:shd w:fill="FFFFFF" w:val="clear"/>
+            <w:tcMar>
+              <w:top w:type="dxa" w:w="80"/>
+              <w:left w:type="dxa" w:w="120"/>
+              <w:bottom w:type="dxa" w:w="80"/>
+              <w:right w:type="dxa" w:w="120"/>
+            </w:tcMar>
+            <w:vAlign w:val="center"/>
+          </w:tcPr>
+          <w:p>
             <w:r>
               <w:rPr>
                 <w:rFonts w:ascii="Arial" w:cs="Arial" w:eastAsia="Arial" w:hAnsi="Arial"/>
@@ -2277,26 +2158,23 @@
         </w:tc>
         <w:tc>
           <w:tcPr>
-            <w:tcW w:type="dxa" w:w="900"/>
-            <w:tcBorders>
-              <w:top w:val="single" w:color="CCCCCC" w:sz="1"/>
-              <w:left w:val="single" w:color="CCCCCC" w:sz="1"/>
-              <w:bottom w:val="single" w:color="CCCCCC" w:sz="1"/>
-              <w:right w:val="single" w:color="CCCCCC" w:sz="1"/>
-            </w:tcBorders>
-            <w:shd w:fill="FFFFFF" w:val="clear"/>
-            <w:tcMar>
-              <w:top w:type="dxa" w:w="80"/>
-              <w:left w:type="dxa" w:w="120"/>
-              <w:bottom w:type="dxa" w:w="80"/>
-              <w:right w:type="dxa" w:w="120"/>
-            </w:tcMar>
-            <w:vAlign w:val="center"/>
-          </w:tcPr>
-          <w:p>
-            <w:pPr>
-              <w:jc w:val="left"/>
-            </w:pPr>
+            <w:tcW w:type="dxa" w:w="840"/>
+            <w:tcBorders>
+              <w:top w:val="single" w:color="CCCCCC" w:sz="1"/>
+              <w:left w:val="single" w:color="CCCCCC" w:sz="1"/>
+              <w:bottom w:val="single" w:color="CCCCCC" w:sz="1"/>
+              <w:right w:val="single" w:color="CCCCCC" w:sz="1"/>
+            </w:tcBorders>
+            <w:shd w:fill="FFFFFF" w:val="clear"/>
+            <w:tcMar>
+              <w:top w:type="dxa" w:w="80"/>
+              <w:left w:type="dxa" w:w="120"/>
+              <w:bottom w:type="dxa" w:w="80"/>
+              <w:right w:type="dxa" w:w="120"/>
+            </w:tcMar>
+            <w:vAlign w:val="center"/>
+          </w:tcPr>
+          <w:p>
             <w:r>
               <w:rPr>
                 <w:rFonts w:ascii="Arial" w:cs="Arial" w:eastAsia="Arial" w:hAnsi="Arial"/>
@@ -2329,9 +2207,6 @@
             <w:vAlign w:val="center"/>
           </w:tcPr>
           <w:p>
-            <w:pPr>
-              <w:jc w:val="left"/>
-            </w:pPr>
             <w:r>
               <w:rPr>
                 <w:rFonts w:ascii="Arial" w:cs="Arial" w:eastAsia="Arial" w:hAnsi="Arial"/>
@@ -2347,26 +2222,23 @@
         </w:tc>
         <w:tc>
           <w:tcPr>
-            <w:tcW w:type="dxa" w:w="1500"/>
-            <w:tcBorders>
-              <w:top w:val="single" w:color="CCCCCC" w:sz="1"/>
-              <w:left w:val="single" w:color="CCCCCC" w:sz="1"/>
-              <w:bottom w:val="single" w:color="CCCCCC" w:sz="1"/>
-              <w:right w:val="single" w:color="CCCCCC" w:sz="1"/>
-            </w:tcBorders>
-            <w:shd w:fill="FFFFFF" w:val="clear"/>
-            <w:tcMar>
-              <w:top w:type="dxa" w:w="80"/>
-              <w:left w:type="dxa" w:w="120"/>
-              <w:bottom w:type="dxa" w:w="80"/>
-              <w:right w:type="dxa" w:w="120"/>
-            </w:tcMar>
-            <w:vAlign w:val="center"/>
-          </w:tcPr>
-          <w:p>
-            <w:pPr>
-              <w:jc w:val="left"/>
-            </w:pPr>
+            <w:tcW w:type="dxa" w:w="1560"/>
+            <w:tcBorders>
+              <w:top w:val="single" w:color="CCCCCC" w:sz="1"/>
+              <w:left w:val="single" w:color="CCCCCC" w:sz="1"/>
+              <w:bottom w:val="single" w:color="CCCCCC" w:sz="1"/>
+              <w:right w:val="single" w:color="CCCCCC" w:sz="1"/>
+            </w:tcBorders>
+            <w:shd w:fill="FFFFFF" w:val="clear"/>
+            <w:tcMar>
+              <w:top w:type="dxa" w:w="80"/>
+              <w:left w:type="dxa" w:w="120"/>
+              <w:bottom w:type="dxa" w:w="80"/>
+              <w:right w:type="dxa" w:w="120"/>
+            </w:tcMar>
+            <w:vAlign w:val="center"/>
+          </w:tcPr>
+          <w:p>
             <w:r>
               <w:rPr>
                 <w:rFonts w:ascii="Arial" w:cs="Arial" w:eastAsia="Arial" w:hAnsi="Arial"/>
@@ -2382,26 +2254,23 @@
         </w:tc>
         <w:tc>
           <w:tcPr>
-            <w:tcW w:type="dxa" w:w="700"/>
-            <w:tcBorders>
-              <w:top w:val="single" w:color="CCCCCC" w:sz="1"/>
-              <w:left w:val="single" w:color="CCCCCC" w:sz="1"/>
-              <w:bottom w:val="single" w:color="CCCCCC" w:sz="1"/>
-              <w:right w:val="single" w:color="CCCCCC" w:sz="1"/>
-            </w:tcBorders>
-            <w:shd w:fill="FFFFFF" w:val="clear"/>
-            <w:tcMar>
-              <w:top w:type="dxa" w:w="80"/>
-              <w:left w:type="dxa" w:w="120"/>
-              <w:bottom w:type="dxa" w:w="80"/>
-              <w:right w:type="dxa" w:w="120"/>
-            </w:tcMar>
-            <w:vAlign w:val="center"/>
-          </w:tcPr>
-          <w:p>
-            <w:pPr>
-              <w:jc w:val="left"/>
-            </w:pPr>
+            <w:tcW w:type="dxa" w:w="660"/>
+            <w:tcBorders>
+              <w:top w:val="single" w:color="CCCCCC" w:sz="1"/>
+              <w:left w:val="single" w:color="CCCCCC" w:sz="1"/>
+              <w:bottom w:val="single" w:color="CCCCCC" w:sz="1"/>
+              <w:right w:val="single" w:color="CCCCCC" w:sz="1"/>
+            </w:tcBorders>
+            <w:shd w:fill="FFFFFF" w:val="clear"/>
+            <w:tcMar>
+              <w:top w:type="dxa" w:w="80"/>
+              <w:left w:type="dxa" w:w="120"/>
+              <w:bottom w:type="dxa" w:w="80"/>
+              <w:right w:type="dxa" w:w="120"/>
+            </w:tcMar>
+            <w:vAlign w:val="center"/>
+          </w:tcPr>
+          <w:p>
             <w:r>
               <w:rPr>
                 <w:rFonts w:ascii="Arial" w:cs="Arial" w:eastAsia="Arial" w:hAnsi="Arial"/>
@@ -2434,9 +2303,6 @@
             <w:vAlign w:val="center"/>
           </w:tcPr>
           <w:p>
-            <w:pPr>
-              <w:jc w:val="left"/>
-            </w:pPr>
             <w:r>
               <w:rPr>
                 <w:rFonts w:ascii="Arial" w:cs="Arial" w:eastAsia="Arial" w:hAnsi="Arial"/>
@@ -2452,36 +2318,33 @@
         </w:tc>
         <w:tc>
           <w:tcPr>
-            <w:tcW w:type="dxa" w:w="2700"/>
-            <w:tcBorders>
-              <w:top w:val="single" w:color="CCCCCC" w:sz="1"/>
-              <w:left w:val="single" w:color="CCCCCC" w:sz="1"/>
-              <w:bottom w:val="single" w:color="CCCCCC" w:sz="1"/>
-              <w:right w:val="single" w:color="CCCCCC" w:sz="1"/>
-            </w:tcBorders>
-            <w:shd w:fill="FFFFFF" w:val="clear"/>
-            <w:tcMar>
-              <w:top w:type="dxa" w:w="80"/>
-              <w:left w:type="dxa" w:w="120"/>
-              <w:bottom w:type="dxa" w:w="80"/>
-              <w:right w:type="dxa" w:w="120"/>
-            </w:tcMar>
-            <w:vAlign w:val="center"/>
-          </w:tcPr>
-          <w:p>
-            <w:pPr>
-              <w:jc w:val="left"/>
-            </w:pPr>
-            <w:r>
-              <w:rPr>
-                <w:rFonts w:ascii="Arial" w:cs="Arial" w:eastAsia="Arial" w:hAnsi="Arial"/>
-                <w:b w:val="false"/>
-                <w:bCs w:val="false"/>
-                <w:color w:val="000000"/>
-                <w:sz w:val="20"/>
-                <w:szCs w:val="20"/>
-              </w:rPr>
-              <w:t xml:space="preserve">Backdoor in source distribution</w:t>
+            <w:tcW w:type="dxa" w:w="2760"/>
+            <w:tcBorders>
+              <w:top w:val="single" w:color="CCCCCC" w:sz="1"/>
+              <w:left w:val="single" w:color="CCCCCC" w:sz="1"/>
+              <w:bottom w:val="single" w:color="CCCCCC" w:sz="1"/>
+              <w:right w:val="single" w:color="CCCCCC" w:sz="1"/>
+            </w:tcBorders>
+            <w:shd w:fill="FFFFFF" w:val="clear"/>
+            <w:tcMar>
+              <w:top w:type="dxa" w:w="80"/>
+              <w:left w:type="dxa" w:w="120"/>
+              <w:bottom w:type="dxa" w:w="80"/>
+              <w:right w:type="dxa" w:w="120"/>
+            </w:tcMar>
+            <w:vAlign w:val="center"/>
+          </w:tcPr>
+          <w:p>
+            <w:r>
+              <w:rPr>
+                <w:rFonts w:ascii="Arial" w:cs="Arial" w:eastAsia="Arial" w:hAnsi="Arial"/>
+                <w:b w:val="false"/>
+                <w:bCs w:val="false"/>
+                <w:color w:val="000000"/>
+                <w:sz w:val="20"/>
+                <w:szCs w:val="20"/>
+              </w:rPr>
+              <w:t xml:space="preserve">Backdoor planted in source distribution</w:t>
             </w:r>
           </w:p>
         </w:tc>
@@ -2489,26 +2352,23 @@
       <w:tr>
         <w:tc>
           <w:tcPr>
-            <w:tcW w:type="dxa" w:w="500"/>
-            <w:tcBorders>
-              <w:top w:val="single" w:color="CCCCCC" w:sz="1"/>
-              <w:left w:val="single" w:color="CCCCCC" w:sz="1"/>
-              <w:bottom w:val="single" w:color="CCCCCC" w:sz="1"/>
-              <w:right w:val="single" w:color="CCCCCC" w:sz="1"/>
-            </w:tcBorders>
-            <w:shd w:fill="FFFFFF" w:val="clear"/>
-            <w:tcMar>
-              <w:top w:type="dxa" w:w="80"/>
-              <w:left w:type="dxa" w:w="120"/>
-              <w:bottom w:type="dxa" w:w="80"/>
-              <w:right w:type="dxa" w:w="120"/>
-            </w:tcMar>
-            <w:vAlign w:val="center"/>
-          </w:tcPr>
-          <w:p>
-            <w:pPr>
-              <w:jc w:val="left"/>
-            </w:pPr>
+            <w:tcW w:type="dxa" w:w="480"/>
+            <w:tcBorders>
+              <w:top w:val="single" w:color="CCCCCC" w:sz="1"/>
+              <w:left w:val="single" w:color="CCCCCC" w:sz="1"/>
+              <w:bottom w:val="single" w:color="CCCCCC" w:sz="1"/>
+              <w:right w:val="single" w:color="CCCCCC" w:sz="1"/>
+            </w:tcBorders>
+            <w:shd w:fill="FFFFFF" w:val="clear"/>
+            <w:tcMar>
+              <w:top w:type="dxa" w:w="80"/>
+              <w:left w:type="dxa" w:w="120"/>
+              <w:bottom w:type="dxa" w:w="80"/>
+              <w:right w:type="dxa" w:w="120"/>
+            </w:tcMar>
+            <w:vAlign w:val="center"/>
+          </w:tcPr>
+          <w:p>
             <w:r>
               <w:rPr>
                 <w:rFonts w:ascii="Arial" w:cs="Arial" w:eastAsia="Arial" w:hAnsi="Arial"/>
@@ -2524,26 +2384,23 @@
         </w:tc>
         <w:tc>
           <w:tcPr>
-            <w:tcW w:type="dxa" w:w="900"/>
-            <w:tcBorders>
-              <w:top w:val="single" w:color="CCCCCC" w:sz="1"/>
-              <w:left w:val="single" w:color="CCCCCC" w:sz="1"/>
-              <w:bottom w:val="single" w:color="CCCCCC" w:sz="1"/>
-              <w:right w:val="single" w:color="CCCCCC" w:sz="1"/>
-            </w:tcBorders>
-            <w:shd w:fill="FFFFFF" w:val="clear"/>
-            <w:tcMar>
-              <w:top w:type="dxa" w:w="80"/>
-              <w:left w:type="dxa" w:w="120"/>
-              <w:bottom w:type="dxa" w:w="80"/>
-              <w:right w:type="dxa" w:w="120"/>
-            </w:tcMar>
-            <w:vAlign w:val="center"/>
-          </w:tcPr>
-          <w:p>
-            <w:pPr>
-              <w:jc w:val="left"/>
-            </w:pPr>
+            <w:tcW w:type="dxa" w:w="840"/>
+            <w:tcBorders>
+              <w:top w:val="single" w:color="CCCCCC" w:sz="1"/>
+              <w:left w:val="single" w:color="CCCCCC" w:sz="1"/>
+              <w:bottom w:val="single" w:color="CCCCCC" w:sz="1"/>
+              <w:right w:val="single" w:color="CCCCCC" w:sz="1"/>
+            </w:tcBorders>
+            <w:shd w:fill="FFFFFF" w:val="clear"/>
+            <w:tcMar>
+              <w:top w:type="dxa" w:w="80"/>
+              <w:left w:type="dxa" w:w="120"/>
+              <w:bottom w:type="dxa" w:w="80"/>
+              <w:right w:type="dxa" w:w="120"/>
+            </w:tcMar>
+            <w:vAlign w:val="center"/>
+          </w:tcPr>
+          <w:p>
             <w:r>
               <w:rPr>
                 <w:rFonts w:ascii="Arial" w:cs="Arial" w:eastAsia="Arial" w:hAnsi="Arial"/>
@@ -2576,9 +2433,6 @@
             <w:vAlign w:val="center"/>
           </w:tcPr>
           <w:p>
-            <w:pPr>
-              <w:jc w:val="left"/>
-            </w:pPr>
             <w:r>
               <w:rPr>
                 <w:rFonts w:ascii="Arial" w:cs="Arial" w:eastAsia="Arial" w:hAnsi="Arial"/>
@@ -2594,26 +2448,23 @@
         </w:tc>
         <w:tc>
           <w:tcPr>
-            <w:tcW w:type="dxa" w:w="1500"/>
-            <w:tcBorders>
-              <w:top w:val="single" w:color="CCCCCC" w:sz="1"/>
-              <w:left w:val="single" w:color="CCCCCC" w:sz="1"/>
-              <w:bottom w:val="single" w:color="CCCCCC" w:sz="1"/>
-              <w:right w:val="single" w:color="CCCCCC" w:sz="1"/>
-            </w:tcBorders>
-            <w:shd w:fill="FFFFFF" w:val="clear"/>
-            <w:tcMar>
-              <w:top w:type="dxa" w:w="80"/>
-              <w:left w:type="dxa" w:w="120"/>
-              <w:bottom w:type="dxa" w:w="80"/>
-              <w:right w:type="dxa" w:w="120"/>
-            </w:tcMar>
-            <w:vAlign w:val="center"/>
-          </w:tcPr>
-          <w:p>
-            <w:pPr>
-              <w:jc w:val="left"/>
-            </w:pPr>
+            <w:tcW w:type="dxa" w:w="1560"/>
+            <w:tcBorders>
+              <w:top w:val="single" w:color="CCCCCC" w:sz="1"/>
+              <w:left w:val="single" w:color="CCCCCC" w:sz="1"/>
+              <w:bottom w:val="single" w:color="CCCCCC" w:sz="1"/>
+              <w:right w:val="single" w:color="CCCCCC" w:sz="1"/>
+            </w:tcBorders>
+            <w:shd w:fill="FFFFFF" w:val="clear"/>
+            <w:tcMar>
+              <w:top w:type="dxa" w:w="80"/>
+              <w:left w:type="dxa" w:w="120"/>
+              <w:bottom w:type="dxa" w:w="80"/>
+              <w:right w:type="dxa" w:w="120"/>
+            </w:tcMar>
+            <w:vAlign w:val="center"/>
+          </w:tcPr>
+          <w:p>
             <w:r>
               <w:rPr>
                 <w:rFonts w:ascii="Arial" w:cs="Arial" w:eastAsia="Arial" w:hAnsi="Arial"/>
@@ -2629,26 +2480,23 @@
         </w:tc>
         <w:tc>
           <w:tcPr>
-            <w:tcW w:type="dxa" w:w="700"/>
-            <w:tcBorders>
-              <w:top w:val="single" w:color="CCCCCC" w:sz="1"/>
-              <w:left w:val="single" w:color="CCCCCC" w:sz="1"/>
-              <w:bottom w:val="single" w:color="CCCCCC" w:sz="1"/>
-              <w:right w:val="single" w:color="CCCCCC" w:sz="1"/>
-            </w:tcBorders>
-            <w:shd w:fill="FFFFFF" w:val="clear"/>
-            <w:tcMar>
-              <w:top w:type="dxa" w:w="80"/>
-              <w:left w:type="dxa" w:w="120"/>
-              <w:bottom w:type="dxa" w:w="80"/>
-              <w:right w:type="dxa" w:w="120"/>
-            </w:tcMar>
-            <w:vAlign w:val="center"/>
-          </w:tcPr>
-          <w:p>
-            <w:pPr>
-              <w:jc w:val="left"/>
-            </w:pPr>
+            <w:tcW w:type="dxa" w:w="660"/>
+            <w:tcBorders>
+              <w:top w:val="single" w:color="CCCCCC" w:sz="1"/>
+              <w:left w:val="single" w:color="CCCCCC" w:sz="1"/>
+              <w:bottom w:val="single" w:color="CCCCCC" w:sz="1"/>
+              <w:right w:val="single" w:color="CCCCCC" w:sz="1"/>
+            </w:tcBorders>
+            <w:shd w:fill="FFFFFF" w:val="clear"/>
+            <w:tcMar>
+              <w:top w:type="dxa" w:w="80"/>
+              <w:left w:type="dxa" w:w="120"/>
+              <w:bottom w:type="dxa" w:w="80"/>
+              <w:right w:type="dxa" w:w="120"/>
+            </w:tcMar>
+            <w:vAlign w:val="center"/>
+          </w:tcPr>
+          <w:p>
             <w:r>
               <w:rPr>
                 <w:rFonts w:ascii="Arial" w:cs="Arial" w:eastAsia="Arial" w:hAnsi="Arial"/>
@@ -2681,9 +2529,6 @@
             <w:vAlign w:val="center"/>
           </w:tcPr>
           <w:p>
-            <w:pPr>
-              <w:jc w:val="left"/>
-            </w:pPr>
             <w:r>
               <w:rPr>
                 <w:rFonts w:ascii="Arial" w:cs="Arial" w:eastAsia="Arial" w:hAnsi="Arial"/>
@@ -2699,36 +2544,33 @@
         </w:tc>
         <w:tc>
           <w:tcPr>
-            <w:tcW w:type="dxa" w:w="2700"/>
-            <w:tcBorders>
-              <w:top w:val="single" w:color="CCCCCC" w:sz="1"/>
-              <w:left w:val="single" w:color="CCCCCC" w:sz="1"/>
-              <w:bottom w:val="single" w:color="CCCCCC" w:sz="1"/>
-              <w:right w:val="single" w:color="CCCCCC" w:sz="1"/>
-            </w:tcBorders>
-            <w:shd w:fill="FFFFFF" w:val="clear"/>
-            <w:tcMar>
-              <w:top w:type="dxa" w:w="80"/>
-              <w:left w:type="dxa" w:w="120"/>
-              <w:bottom w:type="dxa" w:w="80"/>
-              <w:right w:type="dxa" w:w="120"/>
-            </w:tcMar>
-            <w:vAlign w:val="center"/>
-          </w:tcPr>
-          <w:p>
-            <w:pPr>
-              <w:jc w:val="left"/>
-            </w:pPr>
-            <w:r>
-              <w:rPr>
-                <w:rFonts w:ascii="Arial" w:cs="Arial" w:eastAsia="Arial" w:hAnsi="Arial"/>
-                <w:b w:val="false"/>
-                <w:bCs w:val="false"/>
-                <w:color w:val="000000"/>
-                <w:sz w:val="20"/>
-                <w:szCs w:val="20"/>
-              </w:rPr>
-              <w:t xml:space="preserve">Raw unauthenticated root shell</w:t>
+            <w:tcW w:type="dxa" w:w="2760"/>
+            <w:tcBorders>
+              <w:top w:val="single" w:color="CCCCCC" w:sz="1"/>
+              <w:left w:val="single" w:color="CCCCCC" w:sz="1"/>
+              <w:bottom w:val="single" w:color="CCCCCC" w:sz="1"/>
+              <w:right w:val="single" w:color="CCCCCC" w:sz="1"/>
+            </w:tcBorders>
+            <w:shd w:fill="FFFFFF" w:val="clear"/>
+            <w:tcMar>
+              <w:top w:type="dxa" w:w="80"/>
+              <w:left w:type="dxa" w:w="120"/>
+              <w:bottom w:type="dxa" w:w="80"/>
+              <w:right w:type="dxa" w:w="120"/>
+            </w:tcMar>
+            <w:vAlign w:val="center"/>
+          </w:tcPr>
+          <w:p>
+            <w:r>
+              <w:rPr>
+                <w:rFonts w:ascii="Arial" w:cs="Arial" w:eastAsia="Arial" w:hAnsi="Arial"/>
+                <w:b w:val="false"/>
+                <w:bCs w:val="false"/>
+                <w:color w:val="000000"/>
+                <w:sz w:val="20"/>
+                <w:szCs w:val="20"/>
+              </w:rPr>
+              <w:t xml:space="preserve">Raw unauthenticated root shell — no exploit needed</w:t>
             </w:r>
           </w:p>
         </w:tc>
@@ -2736,26 +2578,23 @@
       <w:tr>
         <w:tc>
           <w:tcPr>
-            <w:tcW w:type="dxa" w:w="500"/>
-            <w:tcBorders>
-              <w:top w:val="single" w:color="CCCCCC" w:sz="1"/>
-              <w:left w:val="single" w:color="CCCCCC" w:sz="1"/>
-              <w:bottom w:val="single" w:color="CCCCCC" w:sz="1"/>
-              <w:right w:val="single" w:color="CCCCCC" w:sz="1"/>
-            </w:tcBorders>
-            <w:shd w:fill="FFFFFF" w:val="clear"/>
-            <w:tcMar>
-              <w:top w:type="dxa" w:w="80"/>
-              <w:left w:type="dxa" w:w="120"/>
-              <w:bottom w:type="dxa" w:w="80"/>
-              <w:right w:type="dxa" w:w="120"/>
-            </w:tcMar>
-            <w:vAlign w:val="center"/>
-          </w:tcPr>
-          <w:p>
-            <w:pPr>
-              <w:jc w:val="left"/>
-            </w:pPr>
+            <w:tcW w:type="dxa" w:w="480"/>
+            <w:tcBorders>
+              <w:top w:val="single" w:color="CCCCCC" w:sz="1"/>
+              <w:left w:val="single" w:color="CCCCCC" w:sz="1"/>
+              <w:bottom w:val="single" w:color="CCCCCC" w:sz="1"/>
+              <w:right w:val="single" w:color="CCCCCC" w:sz="1"/>
+            </w:tcBorders>
+            <w:shd w:fill="FFFFFF" w:val="clear"/>
+            <w:tcMar>
+              <w:top w:type="dxa" w:w="80"/>
+              <w:left w:type="dxa" w:w="120"/>
+              <w:bottom w:type="dxa" w:w="80"/>
+              <w:right w:type="dxa" w:w="120"/>
+            </w:tcMar>
+            <w:vAlign w:val="center"/>
+          </w:tcPr>
+          <w:p>
             <w:r>
               <w:rPr>
                 <w:rFonts w:ascii="Arial" w:cs="Arial" w:eastAsia="Arial" w:hAnsi="Arial"/>
@@ -2771,26 +2610,23 @@
         </w:tc>
         <w:tc>
           <w:tcPr>
-            <w:tcW w:type="dxa" w:w="900"/>
-            <w:tcBorders>
-              <w:top w:val="single" w:color="CCCCCC" w:sz="1"/>
-              <w:left w:val="single" w:color="CCCCCC" w:sz="1"/>
-              <w:bottom w:val="single" w:color="CCCCCC" w:sz="1"/>
-              <w:right w:val="single" w:color="CCCCCC" w:sz="1"/>
-            </w:tcBorders>
-            <w:shd w:fill="FFFFFF" w:val="clear"/>
-            <w:tcMar>
-              <w:top w:type="dxa" w:w="80"/>
-              <w:left w:type="dxa" w:w="120"/>
-              <w:bottom w:type="dxa" w:w="80"/>
-              <w:right w:type="dxa" w:w="120"/>
-            </w:tcMar>
-            <w:vAlign w:val="center"/>
-          </w:tcPr>
-          <w:p>
-            <w:pPr>
-              <w:jc w:val="left"/>
-            </w:pPr>
+            <w:tcW w:type="dxa" w:w="840"/>
+            <w:tcBorders>
+              <w:top w:val="single" w:color="CCCCCC" w:sz="1"/>
+              <w:left w:val="single" w:color="CCCCCC" w:sz="1"/>
+              <w:bottom w:val="single" w:color="CCCCCC" w:sz="1"/>
+              <w:right w:val="single" w:color="CCCCCC" w:sz="1"/>
+            </w:tcBorders>
+            <w:shd w:fill="FFFFFF" w:val="clear"/>
+            <w:tcMar>
+              <w:top w:type="dxa" w:w="80"/>
+              <w:left w:type="dxa" w:w="120"/>
+              <w:bottom w:type="dxa" w:w="80"/>
+              <w:right w:type="dxa" w:w="120"/>
+            </w:tcMar>
+            <w:vAlign w:val="center"/>
+          </w:tcPr>
+          <w:p>
             <w:r>
               <w:rPr>
                 <w:rFonts w:ascii="Arial" w:cs="Arial" w:eastAsia="Arial" w:hAnsi="Arial"/>
@@ -2823,9 +2659,6 @@
             <w:vAlign w:val="center"/>
           </w:tcPr>
           <w:p>
-            <w:pPr>
-              <w:jc w:val="left"/>
-            </w:pPr>
             <w:r>
               <w:rPr>
                 <w:rFonts w:ascii="Arial" w:cs="Arial" w:eastAsia="Arial" w:hAnsi="Arial"/>
@@ -2841,26 +2674,23 @@
         </w:tc>
         <w:tc>
           <w:tcPr>
-            <w:tcW w:type="dxa" w:w="1500"/>
-            <w:tcBorders>
-              <w:top w:val="single" w:color="CCCCCC" w:sz="1"/>
-              <w:left w:val="single" w:color="CCCCCC" w:sz="1"/>
-              <w:bottom w:val="single" w:color="CCCCCC" w:sz="1"/>
-              <w:right w:val="single" w:color="CCCCCC" w:sz="1"/>
-            </w:tcBorders>
-            <w:shd w:fill="FFFFFF" w:val="clear"/>
-            <w:tcMar>
-              <w:top w:type="dxa" w:w="80"/>
-              <w:left w:type="dxa" w:w="120"/>
-              <w:bottom w:type="dxa" w:w="80"/>
-              <w:right w:type="dxa" w:w="120"/>
-            </w:tcMar>
-            <w:vAlign w:val="center"/>
-          </w:tcPr>
-          <w:p>
-            <w:pPr>
-              <w:jc w:val="left"/>
-            </w:pPr>
+            <w:tcW w:type="dxa" w:w="1560"/>
+            <w:tcBorders>
+              <w:top w:val="single" w:color="CCCCCC" w:sz="1"/>
+              <w:left w:val="single" w:color="CCCCCC" w:sz="1"/>
+              <w:bottom w:val="single" w:color="CCCCCC" w:sz="1"/>
+              <w:right w:val="single" w:color="CCCCCC" w:sz="1"/>
+            </w:tcBorders>
+            <w:shd w:fill="FFFFFF" w:val="clear"/>
+            <w:tcMar>
+              <w:top w:type="dxa" w:w="80"/>
+              <w:left w:type="dxa" w:w="120"/>
+              <w:bottom w:type="dxa" w:w="80"/>
+              <w:right w:type="dxa" w:w="120"/>
+            </w:tcMar>
+            <w:vAlign w:val="center"/>
+          </w:tcPr>
+          <w:p>
             <w:r>
               <w:rPr>
                 <w:rFonts w:ascii="Arial" w:cs="Arial" w:eastAsia="Arial" w:hAnsi="Arial"/>
@@ -2876,26 +2706,23 @@
         </w:tc>
         <w:tc>
           <w:tcPr>
-            <w:tcW w:type="dxa" w:w="700"/>
-            <w:tcBorders>
-              <w:top w:val="single" w:color="CCCCCC" w:sz="1"/>
-              <w:left w:val="single" w:color="CCCCCC" w:sz="1"/>
-              <w:bottom w:val="single" w:color="CCCCCC" w:sz="1"/>
-              <w:right w:val="single" w:color="CCCCCC" w:sz="1"/>
-            </w:tcBorders>
-            <w:shd w:fill="FFFFFF" w:val="clear"/>
-            <w:tcMar>
-              <w:top w:type="dxa" w:w="80"/>
-              <w:left w:type="dxa" w:w="120"/>
-              <w:bottom w:type="dxa" w:w="80"/>
-              <w:right w:type="dxa" w:w="120"/>
-            </w:tcMar>
-            <w:vAlign w:val="center"/>
-          </w:tcPr>
-          <w:p>
-            <w:pPr>
-              <w:jc w:val="left"/>
-            </w:pPr>
+            <w:tcW w:type="dxa" w:w="660"/>
+            <w:tcBorders>
+              <w:top w:val="single" w:color="CCCCCC" w:sz="1"/>
+              <w:left w:val="single" w:color="CCCCCC" w:sz="1"/>
+              <w:bottom w:val="single" w:color="CCCCCC" w:sz="1"/>
+              <w:right w:val="single" w:color="CCCCCC" w:sz="1"/>
+            </w:tcBorders>
+            <w:shd w:fill="FFFFFF" w:val="clear"/>
+            <w:tcMar>
+              <w:top w:type="dxa" w:w="80"/>
+              <w:left w:type="dxa" w:w="120"/>
+              <w:bottom w:type="dxa" w:w="80"/>
+              <w:right w:type="dxa" w:w="120"/>
+            </w:tcMar>
+            <w:vAlign w:val="center"/>
+          </w:tcPr>
+          <w:p>
             <w:r>
               <w:rPr>
                 <w:rFonts w:ascii="Arial" w:cs="Arial" w:eastAsia="Arial" w:hAnsi="Arial"/>
@@ -2928,9 +2755,6 @@
             <w:vAlign w:val="center"/>
           </w:tcPr>
           <w:p>
-            <w:pPr>
-              <w:jc w:val="left"/>
-            </w:pPr>
             <w:r>
               <w:rPr>
                 <w:rFonts w:ascii="Arial" w:cs="Arial" w:eastAsia="Arial" w:hAnsi="Arial"/>
@@ -2946,26 +2770,23 @@
         </w:tc>
         <w:tc>
           <w:tcPr>
-            <w:tcW w:type="dxa" w:w="2700"/>
-            <w:tcBorders>
-              <w:top w:val="single" w:color="CCCCCC" w:sz="1"/>
-              <w:left w:val="single" w:color="CCCCCC" w:sz="1"/>
-              <w:bottom w:val="single" w:color="CCCCCC" w:sz="1"/>
-              <w:right w:val="single" w:color="CCCCCC" w:sz="1"/>
-            </w:tcBorders>
-            <w:shd w:fill="FFFFFF" w:val="clear"/>
-            <w:tcMar>
-              <w:top w:type="dxa" w:w="80"/>
-              <w:left w:type="dxa" w:w="120"/>
-              <w:bottom w:type="dxa" w:w="80"/>
-              <w:right w:type="dxa" w:w="120"/>
-            </w:tcMar>
-            <w:vAlign w:val="center"/>
-          </w:tcPr>
-          <w:p>
-            <w:pPr>
-              <w:jc w:val="left"/>
-            </w:pPr>
+            <w:tcW w:type="dxa" w:w="2760"/>
+            <w:tcBorders>
+              <w:top w:val="single" w:color="CCCCCC" w:sz="1"/>
+              <w:left w:val="single" w:color="CCCCCC" w:sz="1"/>
+              <w:bottom w:val="single" w:color="CCCCCC" w:sz="1"/>
+              <w:right w:val="single" w:color="CCCCCC" w:sz="1"/>
+            </w:tcBorders>
+            <w:shd w:fill="FFFFFF" w:val="clear"/>
+            <w:tcMar>
+              <w:top w:type="dxa" w:w="80"/>
+              <w:left w:type="dxa" w:w="120"/>
+              <w:bottom w:type="dxa" w:w="80"/>
+              <w:right w:type="dxa" w:w="120"/>
+            </w:tcMar>
+            <w:vAlign w:val="center"/>
+          </w:tcPr>
+          <w:p>
             <w:r>
               <w:rPr>
                 <w:rFonts w:ascii="Arial" w:cs="Arial" w:eastAsia="Arial" w:hAnsi="Arial"/>
@@ -2983,26 +2804,23 @@
       <w:tr>
         <w:tc>
           <w:tcPr>
-            <w:tcW w:type="dxa" w:w="500"/>
-            <w:tcBorders>
-              <w:top w:val="single" w:color="CCCCCC" w:sz="1"/>
-              <w:left w:val="single" w:color="CCCCCC" w:sz="1"/>
-              <w:bottom w:val="single" w:color="CCCCCC" w:sz="1"/>
-              <w:right w:val="single" w:color="CCCCCC" w:sz="1"/>
-            </w:tcBorders>
-            <w:shd w:fill="FFFFFF" w:val="clear"/>
-            <w:tcMar>
-              <w:top w:type="dxa" w:w="80"/>
-              <w:left w:type="dxa" w:w="120"/>
-              <w:bottom w:type="dxa" w:w="80"/>
-              <w:right w:type="dxa" w:w="120"/>
-            </w:tcMar>
-            <w:vAlign w:val="center"/>
-          </w:tcPr>
-          <w:p>
-            <w:pPr>
-              <w:jc w:val="left"/>
-            </w:pPr>
+            <w:tcW w:type="dxa" w:w="480"/>
+            <w:tcBorders>
+              <w:top w:val="single" w:color="CCCCCC" w:sz="1"/>
+              <w:left w:val="single" w:color="CCCCCC" w:sz="1"/>
+              <w:bottom w:val="single" w:color="CCCCCC" w:sz="1"/>
+              <w:right w:val="single" w:color="CCCCCC" w:sz="1"/>
+            </w:tcBorders>
+            <w:shd w:fill="FFFFFF" w:val="clear"/>
+            <w:tcMar>
+              <w:top w:type="dxa" w:w="80"/>
+              <w:left w:type="dxa" w:w="120"/>
+              <w:bottom w:type="dxa" w:w="80"/>
+              <w:right w:type="dxa" w:w="120"/>
+            </w:tcMar>
+            <w:vAlign w:val="center"/>
+          </w:tcPr>
+          <w:p>
             <w:r>
               <w:rPr>
                 <w:rFonts w:ascii="Arial" w:cs="Arial" w:eastAsia="Arial" w:hAnsi="Arial"/>
@@ -3018,26 +2836,23 @@
         </w:tc>
         <w:tc>
           <w:tcPr>
-            <w:tcW w:type="dxa" w:w="900"/>
-            <w:tcBorders>
-              <w:top w:val="single" w:color="CCCCCC" w:sz="1"/>
-              <w:left w:val="single" w:color="CCCCCC" w:sz="1"/>
-              <w:bottom w:val="single" w:color="CCCCCC" w:sz="1"/>
-              <w:right w:val="single" w:color="CCCCCC" w:sz="1"/>
-            </w:tcBorders>
-            <w:shd w:fill="FFFFFF" w:val="clear"/>
-            <w:tcMar>
-              <w:top w:type="dxa" w:w="80"/>
-              <w:left w:type="dxa" w:w="120"/>
-              <w:bottom w:type="dxa" w:w="80"/>
-              <w:right w:type="dxa" w:w="120"/>
-            </w:tcMar>
-            <w:vAlign w:val="center"/>
-          </w:tcPr>
-          <w:p>
-            <w:pPr>
-              <w:jc w:val="left"/>
-            </w:pPr>
+            <w:tcW w:type="dxa" w:w="840"/>
+            <w:tcBorders>
+              <w:top w:val="single" w:color="CCCCCC" w:sz="1"/>
+              <w:left w:val="single" w:color="CCCCCC" w:sz="1"/>
+              <w:bottom w:val="single" w:color="CCCCCC" w:sz="1"/>
+              <w:right w:val="single" w:color="CCCCCC" w:sz="1"/>
+            </w:tcBorders>
+            <w:shd w:fill="FFFFFF" w:val="clear"/>
+            <w:tcMar>
+              <w:top w:type="dxa" w:w="80"/>
+              <w:left w:type="dxa" w:w="120"/>
+              <w:bottom w:type="dxa" w:w="80"/>
+              <w:right w:type="dxa" w:w="120"/>
+            </w:tcMar>
+            <w:vAlign w:val="center"/>
+          </w:tcPr>
+          <w:p>
             <w:r>
               <w:rPr>
                 <w:rFonts w:ascii="Arial" w:cs="Arial" w:eastAsia="Arial" w:hAnsi="Arial"/>
@@ -3070,9 +2885,6 @@
             <w:vAlign w:val="center"/>
           </w:tcPr>
           <w:p>
-            <w:pPr>
-              <w:jc w:val="left"/>
-            </w:pPr>
             <w:r>
               <w:rPr>
                 <w:rFonts w:ascii="Arial" w:cs="Arial" w:eastAsia="Arial" w:hAnsi="Arial"/>
@@ -3088,26 +2900,23 @@
         </w:tc>
         <w:tc>
           <w:tcPr>
-            <w:tcW w:type="dxa" w:w="1500"/>
-            <w:tcBorders>
-              <w:top w:val="single" w:color="CCCCCC" w:sz="1"/>
-              <w:left w:val="single" w:color="CCCCCC" w:sz="1"/>
-              <w:bottom w:val="single" w:color="CCCCCC" w:sz="1"/>
-              <w:right w:val="single" w:color="CCCCCC" w:sz="1"/>
-            </w:tcBorders>
-            <w:shd w:fill="FFFFFF" w:val="clear"/>
-            <w:tcMar>
-              <w:top w:type="dxa" w:w="80"/>
-              <w:left w:type="dxa" w:w="120"/>
-              <w:bottom w:type="dxa" w:w="80"/>
-              <w:right w:type="dxa" w:w="120"/>
-            </w:tcMar>
-            <w:vAlign w:val="center"/>
-          </w:tcPr>
-          <w:p>
-            <w:pPr>
-              <w:jc w:val="left"/>
-            </w:pPr>
+            <w:tcW w:type="dxa" w:w="1560"/>
+            <w:tcBorders>
+              <w:top w:val="single" w:color="CCCCCC" w:sz="1"/>
+              <w:left w:val="single" w:color="CCCCCC" w:sz="1"/>
+              <w:bottom w:val="single" w:color="CCCCCC" w:sz="1"/>
+              <w:right w:val="single" w:color="CCCCCC" w:sz="1"/>
+            </w:tcBorders>
+            <w:shd w:fill="FFFFFF" w:val="clear"/>
+            <w:tcMar>
+              <w:top w:type="dxa" w:w="80"/>
+              <w:left w:type="dxa" w:w="120"/>
+              <w:bottom w:type="dxa" w:w="80"/>
+              <w:right w:type="dxa" w:w="120"/>
+            </w:tcMar>
+            <w:vAlign w:val="center"/>
+          </w:tcPr>
+          <w:p>
             <w:r>
               <w:rPr>
                 <w:rFonts w:ascii="Arial" w:cs="Arial" w:eastAsia="Arial" w:hAnsi="Arial"/>
@@ -3123,26 +2932,23 @@
         </w:tc>
         <w:tc>
           <w:tcPr>
-            <w:tcW w:type="dxa" w:w="700"/>
-            <w:tcBorders>
-              <w:top w:val="single" w:color="CCCCCC" w:sz="1"/>
-              <w:left w:val="single" w:color="CCCCCC" w:sz="1"/>
-              <w:bottom w:val="single" w:color="CCCCCC" w:sz="1"/>
-              <w:right w:val="single" w:color="CCCCCC" w:sz="1"/>
-            </w:tcBorders>
-            <w:shd w:fill="FFFFFF" w:val="clear"/>
-            <w:tcMar>
-              <w:top w:type="dxa" w:w="80"/>
-              <w:left w:type="dxa" w:w="120"/>
-              <w:bottom w:type="dxa" w:w="80"/>
-              <w:right w:type="dxa" w:w="120"/>
-            </w:tcMar>
-            <w:vAlign w:val="center"/>
-          </w:tcPr>
-          <w:p>
-            <w:pPr>
-              <w:jc w:val="left"/>
-            </w:pPr>
+            <w:tcW w:type="dxa" w:w="660"/>
+            <w:tcBorders>
+              <w:top w:val="single" w:color="CCCCCC" w:sz="1"/>
+              <w:left w:val="single" w:color="CCCCCC" w:sz="1"/>
+              <w:bottom w:val="single" w:color="CCCCCC" w:sz="1"/>
+              <w:right w:val="single" w:color="CCCCCC" w:sz="1"/>
+            </w:tcBorders>
+            <w:shd w:fill="FFFFFF" w:val="clear"/>
+            <w:tcMar>
+              <w:top w:type="dxa" w:w="80"/>
+              <w:left w:type="dxa" w:w="120"/>
+              <w:bottom w:type="dxa" w:w="80"/>
+              <w:right w:type="dxa" w:w="120"/>
+            </w:tcMar>
+            <w:vAlign w:val="center"/>
+          </w:tcPr>
+          <w:p>
             <w:r>
               <w:rPr>
                 <w:rFonts w:ascii="Arial" w:cs="Arial" w:eastAsia="Arial" w:hAnsi="Arial"/>
@@ -3175,9 +2981,6 @@
             <w:vAlign w:val="center"/>
           </w:tcPr>
           <w:p>
-            <w:pPr>
-              <w:jc w:val="left"/>
-            </w:pPr>
             <w:r>
               <w:rPr>
                 <w:rFonts w:ascii="Arial" w:cs="Arial" w:eastAsia="Arial" w:hAnsi="Arial"/>
@@ -3193,26 +2996,23 @@
         </w:tc>
         <w:tc>
           <w:tcPr>
-            <w:tcW w:type="dxa" w:w="2700"/>
-            <w:tcBorders>
-              <w:top w:val="single" w:color="CCCCCC" w:sz="1"/>
-              <w:left w:val="single" w:color="CCCCCC" w:sz="1"/>
-              <w:bottom w:val="single" w:color="CCCCCC" w:sz="1"/>
-              <w:right w:val="single" w:color="CCCCCC" w:sz="1"/>
-            </w:tcBorders>
-            <w:shd w:fill="FFFFFF" w:val="clear"/>
-            <w:tcMar>
-              <w:top w:type="dxa" w:w="80"/>
-              <w:left w:type="dxa" w:w="120"/>
-              <w:bottom w:type="dxa" w:w="80"/>
-              <w:right w:type="dxa" w:w="120"/>
-            </w:tcMar>
-            <w:vAlign w:val="center"/>
-          </w:tcPr>
-          <w:p>
-            <w:pPr>
-              <w:jc w:val="left"/>
-            </w:pPr>
+            <w:tcW w:type="dxa" w:w="2760"/>
+            <w:tcBorders>
+              <w:top w:val="single" w:color="CCCCCC" w:sz="1"/>
+              <w:left w:val="single" w:color="CCCCCC" w:sz="1"/>
+              <w:bottom w:val="single" w:color="CCCCCC" w:sz="1"/>
+              <w:right w:val="single" w:color="CCCCCC" w:sz="1"/>
+            </w:tcBorders>
+            <w:shd w:fill="FFFFFF" w:val="clear"/>
+            <w:tcMar>
+              <w:top w:type="dxa" w:w="80"/>
+              <w:left w:type="dxa" w:w="120"/>
+              <w:bottom w:type="dxa" w:w="80"/>
+              <w:right w:type="dxa" w:w="120"/>
+            </w:tcMar>
+            <w:vAlign w:val="center"/>
+          </w:tcPr>
+          <w:p>
             <w:r>
               <w:rPr>
                 <w:rFonts w:ascii="Arial" w:cs="Arial" w:eastAsia="Arial" w:hAnsi="Arial"/>
@@ -3230,26 +3030,23 @@
       <w:tr>
         <w:tc>
           <w:tcPr>
-            <w:tcW w:type="dxa" w:w="500"/>
-            <w:tcBorders>
-              <w:top w:val="single" w:color="CCCCCC" w:sz="1"/>
-              <w:left w:val="single" w:color="CCCCCC" w:sz="1"/>
-              <w:bottom w:val="single" w:color="CCCCCC" w:sz="1"/>
-              <w:right w:val="single" w:color="CCCCCC" w:sz="1"/>
-            </w:tcBorders>
-            <w:shd w:fill="FFFFFF" w:val="clear"/>
-            <w:tcMar>
-              <w:top w:type="dxa" w:w="80"/>
-              <w:left w:type="dxa" w:w="120"/>
-              <w:bottom w:type="dxa" w:w="80"/>
-              <w:right w:type="dxa" w:w="120"/>
-            </w:tcMar>
-            <w:vAlign w:val="center"/>
-          </w:tcPr>
-          <w:p>
-            <w:pPr>
-              <w:jc w:val="left"/>
-            </w:pPr>
+            <w:tcW w:type="dxa" w:w="480"/>
+            <w:tcBorders>
+              <w:top w:val="single" w:color="CCCCCC" w:sz="1"/>
+              <w:left w:val="single" w:color="CCCCCC" w:sz="1"/>
+              <w:bottom w:val="single" w:color="CCCCCC" w:sz="1"/>
+              <w:right w:val="single" w:color="CCCCCC" w:sz="1"/>
+            </w:tcBorders>
+            <w:shd w:fill="FFFFFF" w:val="clear"/>
+            <w:tcMar>
+              <w:top w:type="dxa" w:w="80"/>
+              <w:left w:type="dxa" w:w="120"/>
+              <w:bottom w:type="dxa" w:w="80"/>
+              <w:right w:type="dxa" w:w="120"/>
+            </w:tcMar>
+            <w:vAlign w:val="center"/>
+          </w:tcPr>
+          <w:p>
             <w:r>
               <w:rPr>
                 <w:rFonts w:ascii="Arial" w:cs="Arial" w:eastAsia="Arial" w:hAnsi="Arial"/>
@@ -3265,26 +3062,23 @@
         </w:tc>
         <w:tc>
           <w:tcPr>
-            <w:tcW w:type="dxa" w:w="900"/>
-            <w:tcBorders>
-              <w:top w:val="single" w:color="CCCCCC" w:sz="1"/>
-              <w:left w:val="single" w:color="CCCCCC" w:sz="1"/>
-              <w:bottom w:val="single" w:color="CCCCCC" w:sz="1"/>
-              <w:right w:val="single" w:color="CCCCCC" w:sz="1"/>
-            </w:tcBorders>
-            <w:shd w:fill="FFFFFF" w:val="clear"/>
-            <w:tcMar>
-              <w:top w:type="dxa" w:w="80"/>
-              <w:left w:type="dxa" w:w="120"/>
-              <w:bottom w:type="dxa" w:w="80"/>
-              <w:right w:type="dxa" w:w="120"/>
-            </w:tcMar>
-            <w:vAlign w:val="center"/>
-          </w:tcPr>
-          <w:p>
-            <w:pPr>
-              <w:jc w:val="left"/>
-            </w:pPr>
+            <w:tcW w:type="dxa" w:w="840"/>
+            <w:tcBorders>
+              <w:top w:val="single" w:color="CCCCCC" w:sz="1"/>
+              <w:left w:val="single" w:color="CCCCCC" w:sz="1"/>
+              <w:bottom w:val="single" w:color="CCCCCC" w:sz="1"/>
+              <w:right w:val="single" w:color="CCCCCC" w:sz="1"/>
+            </w:tcBorders>
+            <w:shd w:fill="FFFFFF" w:val="clear"/>
+            <w:tcMar>
+              <w:top w:type="dxa" w:w="80"/>
+              <w:left w:type="dxa" w:w="120"/>
+              <w:bottom w:type="dxa" w:w="80"/>
+              <w:right w:type="dxa" w:w="120"/>
+            </w:tcMar>
+            <w:vAlign w:val="center"/>
+          </w:tcPr>
+          <w:p>
             <w:r>
               <w:rPr>
                 <w:rFonts w:ascii="Arial" w:cs="Arial" w:eastAsia="Arial" w:hAnsi="Arial"/>
@@ -3317,9 +3111,6 @@
             <w:vAlign w:val="center"/>
           </w:tcPr>
           <w:p>
-            <w:pPr>
-              <w:jc w:val="left"/>
-            </w:pPr>
             <w:r>
               <w:rPr>
                 <w:rFonts w:ascii="Arial" w:cs="Arial" w:eastAsia="Arial" w:hAnsi="Arial"/>
@@ -3335,26 +3126,23 @@
         </w:tc>
         <w:tc>
           <w:tcPr>
-            <w:tcW w:type="dxa" w:w="1500"/>
-            <w:tcBorders>
-              <w:top w:val="single" w:color="CCCCCC" w:sz="1"/>
-              <w:left w:val="single" w:color="CCCCCC" w:sz="1"/>
-              <w:bottom w:val="single" w:color="CCCCCC" w:sz="1"/>
-              <w:right w:val="single" w:color="CCCCCC" w:sz="1"/>
-            </w:tcBorders>
-            <w:shd w:fill="FFFFFF" w:val="clear"/>
-            <w:tcMar>
-              <w:top w:type="dxa" w:w="80"/>
-              <w:left w:type="dxa" w:w="120"/>
-              <w:bottom w:type="dxa" w:w="80"/>
-              <w:right w:type="dxa" w:w="120"/>
-            </w:tcMar>
-            <w:vAlign w:val="center"/>
-          </w:tcPr>
-          <w:p>
-            <w:pPr>
-              <w:jc w:val="left"/>
-            </w:pPr>
+            <w:tcW w:type="dxa" w:w="1560"/>
+            <w:tcBorders>
+              <w:top w:val="single" w:color="CCCCCC" w:sz="1"/>
+              <w:left w:val="single" w:color="CCCCCC" w:sz="1"/>
+              <w:bottom w:val="single" w:color="CCCCCC" w:sz="1"/>
+              <w:right w:val="single" w:color="CCCCCC" w:sz="1"/>
+            </w:tcBorders>
+            <w:shd w:fill="FFFFFF" w:val="clear"/>
+            <w:tcMar>
+              <w:top w:type="dxa" w:w="80"/>
+              <w:left w:type="dxa" w:w="120"/>
+              <w:bottom w:type="dxa" w:w="80"/>
+              <w:right w:type="dxa" w:w="120"/>
+            </w:tcMar>
+            <w:vAlign w:val="center"/>
+          </w:tcPr>
+          <w:p>
             <w:r>
               <w:rPr>
                 <w:rFonts w:ascii="Arial" w:cs="Arial" w:eastAsia="Arial" w:hAnsi="Arial"/>
@@ -3370,26 +3158,23 @@
         </w:tc>
         <w:tc>
           <w:tcPr>
-            <w:tcW w:type="dxa" w:w="700"/>
-            <w:tcBorders>
-              <w:top w:val="single" w:color="CCCCCC" w:sz="1"/>
-              <w:left w:val="single" w:color="CCCCCC" w:sz="1"/>
-              <w:bottom w:val="single" w:color="CCCCCC" w:sz="1"/>
-              <w:right w:val="single" w:color="CCCCCC" w:sz="1"/>
-            </w:tcBorders>
-            <w:shd w:fill="FFFFFF" w:val="clear"/>
-            <w:tcMar>
-              <w:top w:type="dxa" w:w="80"/>
-              <w:left w:type="dxa" w:w="120"/>
-              <w:bottom w:type="dxa" w:w="80"/>
-              <w:right w:type="dxa" w:w="120"/>
-            </w:tcMar>
-            <w:vAlign w:val="center"/>
-          </w:tcPr>
-          <w:p>
-            <w:pPr>
-              <w:jc w:val="left"/>
-            </w:pPr>
+            <w:tcW w:type="dxa" w:w="660"/>
+            <w:tcBorders>
+              <w:top w:val="single" w:color="CCCCCC" w:sz="1"/>
+              <w:left w:val="single" w:color="CCCCCC" w:sz="1"/>
+              <w:bottom w:val="single" w:color="CCCCCC" w:sz="1"/>
+              <w:right w:val="single" w:color="CCCCCC" w:sz="1"/>
+            </w:tcBorders>
+            <w:shd w:fill="FFFFFF" w:val="clear"/>
+            <w:tcMar>
+              <w:top w:type="dxa" w:w="80"/>
+              <w:left w:type="dxa" w:w="120"/>
+              <w:bottom w:type="dxa" w:w="80"/>
+              <w:right w:type="dxa" w:w="120"/>
+            </w:tcMar>
+            <w:vAlign w:val="center"/>
+          </w:tcPr>
+          <w:p>
             <w:r>
               <w:rPr>
                 <w:rFonts w:ascii="Arial" w:cs="Arial" w:eastAsia="Arial" w:hAnsi="Arial"/>
@@ -3422,9 +3207,6 @@
             <w:vAlign w:val="center"/>
           </w:tcPr>
           <w:p>
-            <w:pPr>
-              <w:jc w:val="left"/>
-            </w:pPr>
             <w:r>
               <w:rPr>
                 <w:rFonts w:ascii="Arial" w:cs="Arial" w:eastAsia="Arial" w:hAnsi="Arial"/>
@@ -3440,26 +3222,23 @@
         </w:tc>
         <w:tc>
           <w:tcPr>
-            <w:tcW w:type="dxa" w:w="2700"/>
-            <w:tcBorders>
-              <w:top w:val="single" w:color="CCCCCC" w:sz="1"/>
-              <w:left w:val="single" w:color="CCCCCC" w:sz="1"/>
-              <w:bottom w:val="single" w:color="CCCCCC" w:sz="1"/>
-              <w:right w:val="single" w:color="CCCCCC" w:sz="1"/>
-            </w:tcBorders>
-            <w:shd w:fill="FFFFFF" w:val="clear"/>
-            <w:tcMar>
-              <w:top w:type="dxa" w:w="80"/>
-              <w:left w:type="dxa" w:w="120"/>
-              <w:bottom w:type="dxa" w:w="80"/>
-              <w:right w:type="dxa" w:w="120"/>
-            </w:tcMar>
-            <w:vAlign w:val="center"/>
-          </w:tcPr>
-          <w:p>
-            <w:pPr>
-              <w:jc w:val="left"/>
-            </w:pPr>
+            <w:tcW w:type="dxa" w:w="2760"/>
+            <w:tcBorders>
+              <w:top w:val="single" w:color="CCCCCC" w:sz="1"/>
+              <w:left w:val="single" w:color="CCCCCC" w:sz="1"/>
+              <w:bottom w:val="single" w:color="CCCCCC" w:sz="1"/>
+              <w:right w:val="single" w:color="CCCCCC" w:sz="1"/>
+            </w:tcBorders>
+            <w:shd w:fill="FFFFFF" w:val="clear"/>
+            <w:tcMar>
+              <w:top w:type="dxa" w:w="80"/>
+              <w:left w:type="dxa" w:w="120"/>
+              <w:bottom w:type="dxa" w:w="80"/>
+              <w:right w:type="dxa" w:w="120"/>
+            </w:tcMar>
+            <w:vAlign w:val="center"/>
+          </w:tcPr>
+          <w:p>
             <w:r>
               <w:rPr>
                 <w:rFonts w:ascii="Arial" w:cs="Arial" w:eastAsia="Arial" w:hAnsi="Arial"/>
@@ -3477,26 +3256,23 @@
       <w:tr>
         <w:tc>
           <w:tcPr>
-            <w:tcW w:type="dxa" w:w="500"/>
-            <w:tcBorders>
-              <w:top w:val="single" w:color="CCCCCC" w:sz="1"/>
-              <w:left w:val="single" w:color="CCCCCC" w:sz="1"/>
-              <w:bottom w:val="single" w:color="CCCCCC" w:sz="1"/>
-              <w:right w:val="single" w:color="CCCCCC" w:sz="1"/>
-            </w:tcBorders>
-            <w:shd w:fill="FFFFFF" w:val="clear"/>
-            <w:tcMar>
-              <w:top w:type="dxa" w:w="80"/>
-              <w:left w:type="dxa" w:w="120"/>
-              <w:bottom w:type="dxa" w:w="80"/>
-              <w:right w:type="dxa" w:w="120"/>
-            </w:tcMar>
-            <w:vAlign w:val="center"/>
-          </w:tcPr>
-          <w:p>
-            <w:pPr>
-              <w:jc w:val="left"/>
-            </w:pPr>
+            <w:tcW w:type="dxa" w:w="480"/>
+            <w:tcBorders>
+              <w:top w:val="single" w:color="CCCCCC" w:sz="1"/>
+              <w:left w:val="single" w:color="CCCCCC" w:sz="1"/>
+              <w:bottom w:val="single" w:color="CCCCCC" w:sz="1"/>
+              <w:right w:val="single" w:color="CCCCCC" w:sz="1"/>
+            </w:tcBorders>
+            <w:shd w:fill="FFFFFF" w:val="clear"/>
+            <w:tcMar>
+              <w:top w:type="dxa" w:w="80"/>
+              <w:left w:type="dxa" w:w="120"/>
+              <w:bottom w:type="dxa" w:w="80"/>
+              <w:right w:type="dxa" w:w="120"/>
+            </w:tcMar>
+            <w:vAlign w:val="center"/>
+          </w:tcPr>
+          <w:p>
             <w:r>
               <w:rPr>
                 <w:rFonts w:ascii="Arial" w:cs="Arial" w:eastAsia="Arial" w:hAnsi="Arial"/>
@@ -3512,26 +3288,23 @@
         </w:tc>
         <w:tc>
           <w:tcPr>
-            <w:tcW w:type="dxa" w:w="900"/>
-            <w:tcBorders>
-              <w:top w:val="single" w:color="CCCCCC" w:sz="1"/>
-              <w:left w:val="single" w:color="CCCCCC" w:sz="1"/>
-              <w:bottom w:val="single" w:color="CCCCCC" w:sz="1"/>
-              <w:right w:val="single" w:color="CCCCCC" w:sz="1"/>
-            </w:tcBorders>
-            <w:shd w:fill="FFFFFF" w:val="clear"/>
-            <w:tcMar>
-              <w:top w:type="dxa" w:w="80"/>
-              <w:left w:type="dxa" w:w="120"/>
-              <w:bottom w:type="dxa" w:w="80"/>
-              <w:right w:type="dxa" w:w="120"/>
-            </w:tcMar>
-            <w:vAlign w:val="center"/>
-          </w:tcPr>
-          <w:p>
-            <w:pPr>
-              <w:jc w:val="left"/>
-            </w:pPr>
+            <w:tcW w:type="dxa" w:w="840"/>
+            <w:tcBorders>
+              <w:top w:val="single" w:color="CCCCCC" w:sz="1"/>
+              <w:left w:val="single" w:color="CCCCCC" w:sz="1"/>
+              <w:bottom w:val="single" w:color="CCCCCC" w:sz="1"/>
+              <w:right w:val="single" w:color="CCCCCC" w:sz="1"/>
+            </w:tcBorders>
+            <w:shd w:fill="FFFFFF" w:val="clear"/>
+            <w:tcMar>
+              <w:top w:type="dxa" w:w="80"/>
+              <w:left w:type="dxa" w:w="120"/>
+              <w:bottom w:type="dxa" w:w="80"/>
+              <w:right w:type="dxa" w:w="120"/>
+            </w:tcMar>
+            <w:vAlign w:val="center"/>
+          </w:tcPr>
+          <w:p>
             <w:r>
               <w:rPr>
                 <w:rFonts w:ascii="Arial" w:cs="Arial" w:eastAsia="Arial" w:hAnsi="Arial"/>
@@ -3564,9 +3337,6 @@
             <w:vAlign w:val="center"/>
           </w:tcPr>
           <w:p>
-            <w:pPr>
-              <w:jc w:val="left"/>
-            </w:pPr>
             <w:r>
               <w:rPr>
                 <w:rFonts w:ascii="Arial" w:cs="Arial" w:eastAsia="Arial" w:hAnsi="Arial"/>
@@ -3582,26 +3352,23 @@
         </w:tc>
         <w:tc>
           <w:tcPr>
-            <w:tcW w:type="dxa" w:w="1500"/>
-            <w:tcBorders>
-              <w:top w:val="single" w:color="CCCCCC" w:sz="1"/>
-              <w:left w:val="single" w:color="CCCCCC" w:sz="1"/>
-              <w:bottom w:val="single" w:color="CCCCCC" w:sz="1"/>
-              <w:right w:val="single" w:color="CCCCCC" w:sz="1"/>
-            </w:tcBorders>
-            <w:shd w:fill="FFFFFF" w:val="clear"/>
-            <w:tcMar>
-              <w:top w:type="dxa" w:w="80"/>
-              <w:left w:type="dxa" w:w="120"/>
-              <w:bottom w:type="dxa" w:w="80"/>
-              <w:right w:type="dxa" w:w="120"/>
-            </w:tcMar>
-            <w:vAlign w:val="center"/>
-          </w:tcPr>
-          <w:p>
-            <w:pPr>
-              <w:jc w:val="left"/>
-            </w:pPr>
+            <w:tcW w:type="dxa" w:w="1560"/>
+            <w:tcBorders>
+              <w:top w:val="single" w:color="CCCCCC" w:sz="1"/>
+              <w:left w:val="single" w:color="CCCCCC" w:sz="1"/>
+              <w:bottom w:val="single" w:color="CCCCCC" w:sz="1"/>
+              <w:right w:val="single" w:color="CCCCCC" w:sz="1"/>
+            </w:tcBorders>
+            <w:shd w:fill="FFFFFF" w:val="clear"/>
+            <w:tcMar>
+              <w:top w:type="dxa" w:w="80"/>
+              <w:left w:type="dxa" w:w="120"/>
+              <w:bottom w:type="dxa" w:w="80"/>
+              <w:right w:type="dxa" w:w="120"/>
+            </w:tcMar>
+            <w:vAlign w:val="center"/>
+          </w:tcPr>
+          <w:p>
             <w:r>
               <w:rPr>
                 <w:rFonts w:ascii="Arial" w:cs="Arial" w:eastAsia="Arial" w:hAnsi="Arial"/>
@@ -3617,26 +3384,23 @@
         </w:tc>
         <w:tc>
           <w:tcPr>
-            <w:tcW w:type="dxa" w:w="700"/>
-            <w:tcBorders>
-              <w:top w:val="single" w:color="CCCCCC" w:sz="1"/>
-              <w:left w:val="single" w:color="CCCCCC" w:sz="1"/>
-              <w:bottom w:val="single" w:color="CCCCCC" w:sz="1"/>
-              <w:right w:val="single" w:color="CCCCCC" w:sz="1"/>
-            </w:tcBorders>
-            <w:shd w:fill="FFFFFF" w:val="clear"/>
-            <w:tcMar>
-              <w:top w:type="dxa" w:w="80"/>
-              <w:left w:type="dxa" w:w="120"/>
-              <w:bottom w:type="dxa" w:w="80"/>
-              <w:right w:type="dxa" w:w="120"/>
-            </w:tcMar>
-            <w:vAlign w:val="center"/>
-          </w:tcPr>
-          <w:p>
-            <w:pPr>
-              <w:jc w:val="left"/>
-            </w:pPr>
+            <w:tcW w:type="dxa" w:w="660"/>
+            <w:tcBorders>
+              <w:top w:val="single" w:color="CCCCCC" w:sz="1"/>
+              <w:left w:val="single" w:color="CCCCCC" w:sz="1"/>
+              <w:bottom w:val="single" w:color="CCCCCC" w:sz="1"/>
+              <w:right w:val="single" w:color="CCCCCC" w:sz="1"/>
+            </w:tcBorders>
+            <w:shd w:fill="FFFFFF" w:val="clear"/>
+            <w:tcMar>
+              <w:top w:type="dxa" w:w="80"/>
+              <w:left w:type="dxa" w:w="120"/>
+              <w:bottom w:type="dxa" w:w="80"/>
+              <w:right w:type="dxa" w:w="120"/>
+            </w:tcMar>
+            <w:vAlign w:val="center"/>
+          </w:tcPr>
+          <w:p>
             <w:r>
               <w:rPr>
                 <w:rFonts w:ascii="Arial" w:cs="Arial" w:eastAsia="Arial" w:hAnsi="Arial"/>
@@ -3669,9 +3433,6 @@
             <w:vAlign w:val="center"/>
           </w:tcPr>
           <w:p>
-            <w:pPr>
-              <w:jc w:val="left"/>
-            </w:pPr>
             <w:r>
               <w:rPr>
                 <w:rFonts w:ascii="Arial" w:cs="Arial" w:eastAsia="Arial" w:hAnsi="Arial"/>
@@ -3687,26 +3448,23 @@
         </w:tc>
         <w:tc>
           <w:tcPr>
-            <w:tcW w:type="dxa" w:w="2700"/>
-            <w:tcBorders>
-              <w:top w:val="single" w:color="CCCCCC" w:sz="1"/>
-              <w:left w:val="single" w:color="CCCCCC" w:sz="1"/>
-              <w:bottom w:val="single" w:color="CCCCCC" w:sz="1"/>
-              <w:right w:val="single" w:color="CCCCCC" w:sz="1"/>
-            </w:tcBorders>
-            <w:shd w:fill="FFFFFF" w:val="clear"/>
-            <w:tcMar>
-              <w:top w:type="dxa" w:w="80"/>
-              <w:left w:type="dxa" w:w="120"/>
-              <w:bottom w:type="dxa" w:w="80"/>
-              <w:right w:type="dxa" w:w="120"/>
-            </w:tcMar>
-            <w:vAlign w:val="center"/>
-          </w:tcPr>
-          <w:p>
-            <w:pPr>
-              <w:jc w:val="left"/>
-            </w:pPr>
+            <w:tcW w:type="dxa" w:w="2760"/>
+            <w:tcBorders>
+              <w:top w:val="single" w:color="CCCCCC" w:sz="1"/>
+              <w:left w:val="single" w:color="CCCCCC" w:sz="1"/>
+              <w:bottom w:val="single" w:color="CCCCCC" w:sz="1"/>
+              <w:right w:val="single" w:color="CCCCCC" w:sz="1"/>
+            </w:tcBorders>
+            <w:shd w:fill="FFFFFF" w:val="clear"/>
+            <w:tcMar>
+              <w:top w:type="dxa" w:w="80"/>
+              <w:left w:type="dxa" w:w="120"/>
+              <w:bottom w:type="dxa" w:w="80"/>
+              <w:right w:type="dxa" w:w="120"/>
+            </w:tcMar>
+            <w:vAlign w:val="center"/>
+          </w:tcPr>
+          <w:p>
             <w:r>
               <w:rPr>
                 <w:rFonts w:ascii="Arial" w:cs="Arial" w:eastAsia="Arial" w:hAnsi="Arial"/>
@@ -3724,26 +3482,23 @@
       <w:tr>
         <w:tc>
           <w:tcPr>
-            <w:tcW w:type="dxa" w:w="500"/>
-            <w:tcBorders>
-              <w:top w:val="single" w:color="CCCCCC" w:sz="1"/>
-              <w:left w:val="single" w:color="CCCCCC" w:sz="1"/>
-              <w:bottom w:val="single" w:color="CCCCCC" w:sz="1"/>
-              <w:right w:val="single" w:color="CCCCCC" w:sz="1"/>
-            </w:tcBorders>
-            <w:shd w:fill="FFFFFF" w:val="clear"/>
-            <w:tcMar>
-              <w:top w:type="dxa" w:w="80"/>
-              <w:left w:type="dxa" w:w="120"/>
-              <w:bottom w:type="dxa" w:w="80"/>
-              <w:right w:type="dxa" w:w="120"/>
-            </w:tcMar>
-            <w:vAlign w:val="center"/>
-          </w:tcPr>
-          <w:p>
-            <w:pPr>
-              <w:jc w:val="left"/>
-            </w:pPr>
+            <w:tcW w:type="dxa" w:w="480"/>
+            <w:tcBorders>
+              <w:top w:val="single" w:color="CCCCCC" w:sz="1"/>
+              <w:left w:val="single" w:color="CCCCCC" w:sz="1"/>
+              <w:bottom w:val="single" w:color="CCCCCC" w:sz="1"/>
+              <w:right w:val="single" w:color="CCCCCC" w:sz="1"/>
+            </w:tcBorders>
+            <w:shd w:fill="FFFFFF" w:val="clear"/>
+            <w:tcMar>
+              <w:top w:type="dxa" w:w="80"/>
+              <w:left w:type="dxa" w:w="120"/>
+              <w:bottom w:type="dxa" w:w="80"/>
+              <w:right w:type="dxa" w:w="120"/>
+            </w:tcMar>
+            <w:vAlign w:val="center"/>
+          </w:tcPr>
+          <w:p>
             <w:r>
               <w:rPr>
                 <w:rFonts w:ascii="Arial" w:cs="Arial" w:eastAsia="Arial" w:hAnsi="Arial"/>
@@ -3759,26 +3514,23 @@
         </w:tc>
         <w:tc>
           <w:tcPr>
-            <w:tcW w:type="dxa" w:w="900"/>
-            <w:tcBorders>
-              <w:top w:val="single" w:color="CCCCCC" w:sz="1"/>
-              <w:left w:val="single" w:color="CCCCCC" w:sz="1"/>
-              <w:bottom w:val="single" w:color="CCCCCC" w:sz="1"/>
-              <w:right w:val="single" w:color="CCCCCC" w:sz="1"/>
-            </w:tcBorders>
-            <w:shd w:fill="FFFFFF" w:val="clear"/>
-            <w:tcMar>
-              <w:top w:type="dxa" w:w="80"/>
-              <w:left w:type="dxa" w:w="120"/>
-              <w:bottom w:type="dxa" w:w="80"/>
-              <w:right w:type="dxa" w:w="120"/>
-            </w:tcMar>
-            <w:vAlign w:val="center"/>
-          </w:tcPr>
-          <w:p>
-            <w:pPr>
-              <w:jc w:val="left"/>
-            </w:pPr>
+            <w:tcW w:type="dxa" w:w="840"/>
+            <w:tcBorders>
+              <w:top w:val="single" w:color="CCCCCC" w:sz="1"/>
+              <w:left w:val="single" w:color="CCCCCC" w:sz="1"/>
+              <w:bottom w:val="single" w:color="CCCCCC" w:sz="1"/>
+              <w:right w:val="single" w:color="CCCCCC" w:sz="1"/>
+            </w:tcBorders>
+            <w:shd w:fill="FFFFFF" w:val="clear"/>
+            <w:tcMar>
+              <w:top w:type="dxa" w:w="80"/>
+              <w:left w:type="dxa" w:w="120"/>
+              <w:bottom w:type="dxa" w:w="80"/>
+              <w:right w:type="dxa" w:w="120"/>
+            </w:tcMar>
+            <w:vAlign w:val="center"/>
+          </w:tcPr>
+          <w:p>
             <w:r>
               <w:rPr>
                 <w:rFonts w:ascii="Arial" w:cs="Arial" w:eastAsia="Arial" w:hAnsi="Arial"/>
@@ -3811,9 +3563,6 @@
             <w:vAlign w:val="center"/>
           </w:tcPr>
           <w:p>
-            <w:pPr>
-              <w:jc w:val="left"/>
-            </w:pPr>
             <w:r>
               <w:rPr>
                 <w:rFonts w:ascii="Arial" w:cs="Arial" w:eastAsia="Arial" w:hAnsi="Arial"/>
@@ -3829,26 +3578,23 @@
         </w:tc>
         <w:tc>
           <w:tcPr>
-            <w:tcW w:type="dxa" w:w="1500"/>
-            <w:tcBorders>
-              <w:top w:val="single" w:color="CCCCCC" w:sz="1"/>
-              <w:left w:val="single" w:color="CCCCCC" w:sz="1"/>
-              <w:bottom w:val="single" w:color="CCCCCC" w:sz="1"/>
-              <w:right w:val="single" w:color="CCCCCC" w:sz="1"/>
-            </w:tcBorders>
-            <w:shd w:fill="FFFFFF" w:val="clear"/>
-            <w:tcMar>
-              <w:top w:type="dxa" w:w="80"/>
-              <w:left w:type="dxa" w:w="120"/>
-              <w:bottom w:type="dxa" w:w="80"/>
-              <w:right w:type="dxa" w:w="120"/>
-            </w:tcMar>
-            <w:vAlign w:val="center"/>
-          </w:tcPr>
-          <w:p>
-            <w:pPr>
-              <w:jc w:val="left"/>
-            </w:pPr>
+            <w:tcW w:type="dxa" w:w="1560"/>
+            <w:tcBorders>
+              <w:top w:val="single" w:color="CCCCCC" w:sz="1"/>
+              <w:left w:val="single" w:color="CCCCCC" w:sz="1"/>
+              <w:bottom w:val="single" w:color="CCCCCC" w:sz="1"/>
+              <w:right w:val="single" w:color="CCCCCC" w:sz="1"/>
+            </w:tcBorders>
+            <w:shd w:fill="FFFFFF" w:val="clear"/>
+            <w:tcMar>
+              <w:top w:type="dxa" w:w="80"/>
+              <w:left w:type="dxa" w:w="120"/>
+              <w:bottom w:type="dxa" w:w="80"/>
+              <w:right w:type="dxa" w:w="120"/>
+            </w:tcMar>
+            <w:vAlign w:val="center"/>
+          </w:tcPr>
+          <w:p>
             <w:r>
               <w:rPr>
                 <w:rFonts w:ascii="Arial" w:cs="Arial" w:eastAsia="Arial" w:hAnsi="Arial"/>
@@ -3864,26 +3610,23 @@
         </w:tc>
         <w:tc>
           <w:tcPr>
-            <w:tcW w:type="dxa" w:w="700"/>
-            <w:tcBorders>
-              <w:top w:val="single" w:color="CCCCCC" w:sz="1"/>
-              <w:left w:val="single" w:color="CCCCCC" w:sz="1"/>
-              <w:bottom w:val="single" w:color="CCCCCC" w:sz="1"/>
-              <w:right w:val="single" w:color="CCCCCC" w:sz="1"/>
-            </w:tcBorders>
-            <w:shd w:fill="FFFFFF" w:val="clear"/>
-            <w:tcMar>
-              <w:top w:type="dxa" w:w="80"/>
-              <w:left w:type="dxa" w:w="120"/>
-              <w:bottom w:type="dxa" w:w="80"/>
-              <w:right w:type="dxa" w:w="120"/>
-            </w:tcMar>
-            <w:vAlign w:val="center"/>
-          </w:tcPr>
-          <w:p>
-            <w:pPr>
-              <w:jc w:val="left"/>
-            </w:pPr>
+            <w:tcW w:type="dxa" w:w="660"/>
+            <w:tcBorders>
+              <w:top w:val="single" w:color="CCCCCC" w:sz="1"/>
+              <w:left w:val="single" w:color="CCCCCC" w:sz="1"/>
+              <w:bottom w:val="single" w:color="CCCCCC" w:sz="1"/>
+              <w:right w:val="single" w:color="CCCCCC" w:sz="1"/>
+            </w:tcBorders>
+            <w:shd w:fill="FFFFFF" w:val="clear"/>
+            <w:tcMar>
+              <w:top w:type="dxa" w:w="80"/>
+              <w:left w:type="dxa" w:w="120"/>
+              <w:bottom w:type="dxa" w:w="80"/>
+              <w:right w:type="dxa" w:w="120"/>
+            </w:tcMar>
+            <w:vAlign w:val="center"/>
+          </w:tcPr>
+          <w:p>
             <w:r>
               <w:rPr>
                 <w:rFonts w:ascii="Arial" w:cs="Arial" w:eastAsia="Arial" w:hAnsi="Arial"/>
@@ -3916,9 +3659,6 @@
             <w:vAlign w:val="center"/>
           </w:tcPr>
           <w:p>
-            <w:pPr>
-              <w:jc w:val="left"/>
-            </w:pPr>
             <w:r>
               <w:rPr>
                 <w:rFonts w:ascii="Arial" w:cs="Arial" w:eastAsia="Arial" w:hAnsi="Arial"/>
@@ -3934,26 +3674,23 @@
         </w:tc>
         <w:tc>
           <w:tcPr>
-            <w:tcW w:type="dxa" w:w="2700"/>
-            <w:tcBorders>
-              <w:top w:val="single" w:color="CCCCCC" w:sz="1"/>
-              <w:left w:val="single" w:color="CCCCCC" w:sz="1"/>
-              <w:bottom w:val="single" w:color="CCCCCC" w:sz="1"/>
-              <w:right w:val="single" w:color="CCCCCC" w:sz="1"/>
-            </w:tcBorders>
-            <w:shd w:fill="FFFFFF" w:val="clear"/>
-            <w:tcMar>
-              <w:top w:type="dxa" w:w="80"/>
-              <w:left w:type="dxa" w:w="120"/>
-              <w:bottom w:type="dxa" w:w="80"/>
-              <w:right w:type="dxa" w:w="120"/>
-            </w:tcMar>
-            <w:vAlign w:val="center"/>
-          </w:tcPr>
-          <w:p>
-            <w:pPr>
-              <w:jc w:val="left"/>
-            </w:pPr>
+            <w:tcW w:type="dxa" w:w="2760"/>
+            <w:tcBorders>
+              <w:top w:val="single" w:color="CCCCCC" w:sz="1"/>
+              <w:left w:val="single" w:color="CCCCCC" w:sz="1"/>
+              <w:bottom w:val="single" w:color="CCCCCC" w:sz="1"/>
+              <w:right w:val="single" w:color="CCCCCC" w:sz="1"/>
+            </w:tcBorders>
+            <w:shd w:fill="FFFFFF" w:val="clear"/>
+            <w:tcMar>
+              <w:top w:type="dxa" w:w="80"/>
+              <w:left w:type="dxa" w:w="120"/>
+              <w:bottom w:type="dxa" w:w="80"/>
+              <w:right w:type="dxa" w:w="120"/>
+            </w:tcMar>
+            <w:vAlign w:val="center"/>
+          </w:tcPr>
+          <w:p>
             <w:r>
               <w:rPr>
                 <w:rFonts w:ascii="Arial" w:cs="Arial" w:eastAsia="Arial" w:hAnsi="Arial"/>
@@ -3971,26 +3708,23 @@
       <w:tr>
         <w:tc>
           <w:tcPr>
-            <w:tcW w:type="dxa" w:w="500"/>
-            <w:tcBorders>
-              <w:top w:val="single" w:color="CCCCCC" w:sz="1"/>
-              <w:left w:val="single" w:color="CCCCCC" w:sz="1"/>
-              <w:bottom w:val="single" w:color="CCCCCC" w:sz="1"/>
-              <w:right w:val="single" w:color="CCCCCC" w:sz="1"/>
-            </w:tcBorders>
-            <w:shd w:fill="FFFFFF" w:val="clear"/>
-            <w:tcMar>
-              <w:top w:type="dxa" w:w="80"/>
-              <w:left w:type="dxa" w:w="120"/>
-              <w:bottom w:type="dxa" w:w="80"/>
-              <w:right w:type="dxa" w:w="120"/>
-            </w:tcMar>
-            <w:vAlign w:val="center"/>
-          </w:tcPr>
-          <w:p>
-            <w:pPr>
-              <w:jc w:val="left"/>
-            </w:pPr>
+            <w:tcW w:type="dxa" w:w="480"/>
+            <w:tcBorders>
+              <w:top w:val="single" w:color="CCCCCC" w:sz="1"/>
+              <w:left w:val="single" w:color="CCCCCC" w:sz="1"/>
+              <w:bottom w:val="single" w:color="CCCCCC" w:sz="1"/>
+              <w:right w:val="single" w:color="CCCCCC" w:sz="1"/>
+            </w:tcBorders>
+            <w:shd w:fill="FFFFFF" w:val="clear"/>
+            <w:tcMar>
+              <w:top w:type="dxa" w:w="80"/>
+              <w:left w:type="dxa" w:w="120"/>
+              <w:bottom w:type="dxa" w:w="80"/>
+              <w:right w:type="dxa" w:w="120"/>
+            </w:tcMar>
+            <w:vAlign w:val="center"/>
+          </w:tcPr>
+          <w:p>
             <w:r>
               <w:rPr>
                 <w:rFonts w:ascii="Arial" w:cs="Arial" w:eastAsia="Arial" w:hAnsi="Arial"/>
@@ -4006,26 +3740,23 @@
         </w:tc>
         <w:tc>
           <w:tcPr>
-            <w:tcW w:type="dxa" w:w="900"/>
-            <w:tcBorders>
-              <w:top w:val="single" w:color="CCCCCC" w:sz="1"/>
-              <w:left w:val="single" w:color="CCCCCC" w:sz="1"/>
-              <w:bottom w:val="single" w:color="CCCCCC" w:sz="1"/>
-              <w:right w:val="single" w:color="CCCCCC" w:sz="1"/>
-            </w:tcBorders>
-            <w:shd w:fill="FFFFFF" w:val="clear"/>
-            <w:tcMar>
-              <w:top w:type="dxa" w:w="80"/>
-              <w:left w:type="dxa" w:w="120"/>
-              <w:bottom w:type="dxa" w:w="80"/>
-              <w:right w:type="dxa" w:w="120"/>
-            </w:tcMar>
-            <w:vAlign w:val="center"/>
-          </w:tcPr>
-          <w:p>
-            <w:pPr>
-              <w:jc w:val="left"/>
-            </w:pPr>
+            <w:tcW w:type="dxa" w:w="840"/>
+            <w:tcBorders>
+              <w:top w:val="single" w:color="CCCCCC" w:sz="1"/>
+              <w:left w:val="single" w:color="CCCCCC" w:sz="1"/>
+              <w:bottom w:val="single" w:color="CCCCCC" w:sz="1"/>
+              <w:right w:val="single" w:color="CCCCCC" w:sz="1"/>
+            </w:tcBorders>
+            <w:shd w:fill="FFFFFF" w:val="clear"/>
+            <w:tcMar>
+              <w:top w:type="dxa" w:w="80"/>
+              <w:left w:type="dxa" w:w="120"/>
+              <w:bottom w:type="dxa" w:w="80"/>
+              <w:right w:type="dxa" w:w="120"/>
+            </w:tcMar>
+            <w:vAlign w:val="center"/>
+          </w:tcPr>
+          <w:p>
             <w:r>
               <w:rPr>
                 <w:rFonts w:ascii="Arial" w:cs="Arial" w:eastAsia="Arial" w:hAnsi="Arial"/>
@@ -4058,9 +3789,6 @@
             <w:vAlign w:val="center"/>
           </w:tcPr>
           <w:p>
-            <w:pPr>
-              <w:jc w:val="left"/>
-            </w:pPr>
             <w:r>
               <w:rPr>
                 <w:rFonts w:ascii="Arial" w:cs="Arial" w:eastAsia="Arial" w:hAnsi="Arial"/>
@@ -4076,26 +3804,23 @@
         </w:tc>
         <w:tc>
           <w:tcPr>
-            <w:tcW w:type="dxa" w:w="1500"/>
-            <w:tcBorders>
-              <w:top w:val="single" w:color="CCCCCC" w:sz="1"/>
-              <w:left w:val="single" w:color="CCCCCC" w:sz="1"/>
-              <w:bottom w:val="single" w:color="CCCCCC" w:sz="1"/>
-              <w:right w:val="single" w:color="CCCCCC" w:sz="1"/>
-            </w:tcBorders>
-            <w:shd w:fill="FFFFFF" w:val="clear"/>
-            <w:tcMar>
-              <w:top w:type="dxa" w:w="80"/>
-              <w:left w:type="dxa" w:w="120"/>
-              <w:bottom w:type="dxa" w:w="80"/>
-              <w:right w:type="dxa" w:w="120"/>
-            </w:tcMar>
-            <w:vAlign w:val="center"/>
-          </w:tcPr>
-          <w:p>
-            <w:pPr>
-              <w:jc w:val="left"/>
-            </w:pPr>
+            <w:tcW w:type="dxa" w:w="1560"/>
+            <w:tcBorders>
+              <w:top w:val="single" w:color="CCCCCC" w:sz="1"/>
+              <w:left w:val="single" w:color="CCCCCC" w:sz="1"/>
+              <w:bottom w:val="single" w:color="CCCCCC" w:sz="1"/>
+              <w:right w:val="single" w:color="CCCCCC" w:sz="1"/>
+            </w:tcBorders>
+            <w:shd w:fill="FFFFFF" w:val="clear"/>
+            <w:tcMar>
+              <w:top w:type="dxa" w:w="80"/>
+              <w:left w:type="dxa" w:w="120"/>
+              <w:bottom w:type="dxa" w:w="80"/>
+              <w:right w:type="dxa" w:w="120"/>
+            </w:tcMar>
+            <w:vAlign w:val="center"/>
+          </w:tcPr>
+          <w:p>
             <w:r>
               <w:rPr>
                 <w:rFonts w:ascii="Arial" w:cs="Arial" w:eastAsia="Arial" w:hAnsi="Arial"/>
@@ -4111,26 +3836,23 @@
         </w:tc>
         <w:tc>
           <w:tcPr>
-            <w:tcW w:type="dxa" w:w="700"/>
-            <w:tcBorders>
-              <w:top w:val="single" w:color="CCCCCC" w:sz="1"/>
-              <w:left w:val="single" w:color="CCCCCC" w:sz="1"/>
-              <w:bottom w:val="single" w:color="CCCCCC" w:sz="1"/>
-              <w:right w:val="single" w:color="CCCCCC" w:sz="1"/>
-            </w:tcBorders>
-            <w:shd w:fill="FFFFFF" w:val="clear"/>
-            <w:tcMar>
-              <w:top w:type="dxa" w:w="80"/>
-              <w:left w:type="dxa" w:w="120"/>
-              <w:bottom w:type="dxa" w:w="80"/>
-              <w:right w:type="dxa" w:w="120"/>
-            </w:tcMar>
-            <w:vAlign w:val="center"/>
-          </w:tcPr>
-          <w:p>
-            <w:pPr>
-              <w:jc w:val="left"/>
-            </w:pPr>
+            <w:tcW w:type="dxa" w:w="660"/>
+            <w:tcBorders>
+              <w:top w:val="single" w:color="CCCCCC" w:sz="1"/>
+              <w:left w:val="single" w:color="CCCCCC" w:sz="1"/>
+              <w:bottom w:val="single" w:color="CCCCCC" w:sz="1"/>
+              <w:right w:val="single" w:color="CCCCCC" w:sz="1"/>
+            </w:tcBorders>
+            <w:shd w:fill="FFFFFF" w:val="clear"/>
+            <w:tcMar>
+              <w:top w:type="dxa" w:w="80"/>
+              <w:left w:type="dxa" w:w="120"/>
+              <w:bottom w:type="dxa" w:w="80"/>
+              <w:right w:type="dxa" w:w="120"/>
+            </w:tcMar>
+            <w:vAlign w:val="center"/>
+          </w:tcPr>
+          <w:p>
             <w:r>
               <w:rPr>
                 <w:rFonts w:ascii="Arial" w:cs="Arial" w:eastAsia="Arial" w:hAnsi="Arial"/>
@@ -4163,9 +3885,6 @@
             <w:vAlign w:val="center"/>
           </w:tcPr>
           <w:p>
-            <w:pPr>
-              <w:jc w:val="left"/>
-            </w:pPr>
             <w:r>
               <w:rPr>
                 <w:rFonts w:ascii="Arial" w:cs="Arial" w:eastAsia="Arial" w:hAnsi="Arial"/>
@@ -4181,26 +3900,23 @@
         </w:tc>
         <w:tc>
           <w:tcPr>
-            <w:tcW w:type="dxa" w:w="2700"/>
-            <w:tcBorders>
-              <w:top w:val="single" w:color="CCCCCC" w:sz="1"/>
-              <w:left w:val="single" w:color="CCCCCC" w:sz="1"/>
-              <w:bottom w:val="single" w:color="CCCCCC" w:sz="1"/>
-              <w:right w:val="single" w:color="CCCCCC" w:sz="1"/>
-            </w:tcBorders>
-            <w:shd w:fill="FFFFFF" w:val="clear"/>
-            <w:tcMar>
-              <w:top w:type="dxa" w:w="80"/>
-              <w:left w:type="dxa" w:w="120"/>
-              <w:bottom w:type="dxa" w:w="80"/>
-              <w:right w:type="dxa" w:w="120"/>
-            </w:tcMar>
-            <w:vAlign w:val="center"/>
-          </w:tcPr>
-          <w:p>
-            <w:pPr>
-              <w:jc w:val="left"/>
-            </w:pPr>
+            <w:tcW w:type="dxa" w:w="2760"/>
+            <w:tcBorders>
+              <w:top w:val="single" w:color="CCCCCC" w:sz="1"/>
+              <w:left w:val="single" w:color="CCCCCC" w:sz="1"/>
+              <w:bottom w:val="single" w:color="CCCCCC" w:sz="1"/>
+              <w:right w:val="single" w:color="CCCCCC" w:sz="1"/>
+            </w:tcBorders>
+            <w:shd w:fill="FFFFFF" w:val="clear"/>
+            <w:tcMar>
+              <w:top w:type="dxa" w:w="80"/>
+              <w:left w:type="dxa" w:w="120"/>
+              <w:bottom w:type="dxa" w:w="80"/>
+              <w:right w:type="dxa" w:w="120"/>
+            </w:tcMar>
+            <w:vAlign w:val="center"/>
+          </w:tcPr>
+          <w:p>
             <w:r>
               <w:rPr>
                 <w:rFonts w:ascii="Arial" w:cs="Arial" w:eastAsia="Arial" w:hAnsi="Arial"/>
@@ -4216,14 +3932,6 @@
         </w:tc>
       </w:tr>
     </w:tbl>
-    <w:p>
-      <w:pPr>
-        <w:spacing w:after="120" w:before="0"/>
-      </w:pPr>
-      <w:r>
-        <w:t xml:space="preserve"/>
-      </w:r>
-    </w:p>
     <w:p>
       <w:r>
         <w:br w:type="page"/>
@@ -4235,7 +3943,7 @@
         <w:pBdr>
           <w:bottom w:val="single" w:color="1F3A6E" w:sz="6" w:space="4"/>
         </w:pBdr>
-        <w:spacing w:after="200" w:before="400"/>
+        <w:spacing w:after="180" w:before="360"/>
       </w:pPr>
       <w:r>
         <w:rPr>
@@ -4377,7 +4085,7 @@
                 <w:sz w:val="20"/>
                 <w:szCs w:val="20"/>
               </w:rPr>
-              <w:t xml:space="preserve">vsftpd 2.3.4 contains a deliberately planted backdoor. Sending any username containing ':)' triggers a root shell listener on port 6200 with no authentication required. This is a supply chain attack inserted into the official source distribution.</w:t>
+              <w:t xml:space="preserve">vsftpd 2.3.4 contains a deliberately planted backdoor in its source code. Sending any username containing the string :) during authentication triggers a root shell listener on TCP port 6200 with no authentication required. This is a supply chain attack inserted into the official source distribution.</w:t>
             </w:r>
           </w:p>
           <w:p>
@@ -4402,7 +4110,7 @@
                 <w:sz w:val="20"/>
                 <w:szCs w:val="20"/>
               </w:rPr>
-              <w:t xml:space="preserve">Unauthenticated remote attacker obtains root shell in under 60 seconds using publicly available exploit code. Full system compromise guaranteed.</w:t>
+              <w:t xml:space="preserve">An unauthenticated remote attacker can obtain a root shell on the target in under 60 seconds using publicly available exploit code. Full system compromise is guaranteed upon exploitation.</w:t>
             </w:r>
           </w:p>
           <w:p>
@@ -4427,7 +4135,7 @@
                 <w:sz w:val="20"/>
                 <w:szCs w:val="20"/>
               </w:rPr>
-              <w:t xml:space="preserve">Replace vsftpd 2.3.4 with vsftpd 3.0.5 or later from a verified source. Verify package checksums. Replace FTP with SFTP where possible.</w:t>
+              <w:t xml:space="preserve">Replace vsftpd 2.3.4 with vsftpd 3.0.5 or later. Verify package checksums before installation. Replace FTP with SFTP where possible.</w:t>
             </w:r>
           </w:p>
         </w:tc>
@@ -4435,7 +4143,7 @@
     </w:tbl>
     <w:p>
       <w:pPr>
-        <w:spacing w:after="120" w:before="0"/>
+        <w:spacing w:after="120"/>
       </w:pPr>
       <w:r>
         <w:t xml:space="preserve"/>
@@ -4569,7 +4277,7 @@
                 <w:sz w:val="20"/>
                 <w:szCs w:val="20"/>
               </w:rPr>
-              <w:t xml:space="preserve">The Debian OpenSSL package contained a flawed RNG that made all RSA/DSA keys generated on affected systems predictable from a pool of only 32,767 values. SSH host keys confirmed in the Nmap script scan are likely affected.</w:t>
+              <w:t xml:space="preserve">The Debian OpenSSL package contained a flawed RNG that made all RSA and DSA keys generated on affected systems predictable from a pool of only 32,767 values. SSH host keys confirmed in the Nmap scan output are likely affected.</w:t>
             </w:r>
           </w:p>
           <w:p>
@@ -4594,7 +4302,7 @@
                 <w:sz w:val="20"/>
                 <w:szCs w:val="20"/>
               </w:rPr>
-              <w:t xml:space="preserve">Attacker can pre-compute all possible keys and authenticate to any account using a key generated on an affected Debian/Ubuntu system between 2006-2008.</w:t>
+              <w:t xml:space="preserve">Attacker can pre-compute all possible keys for this platform and authenticate to any account using a key generated on an affected Debian or Ubuntu system between 2006 and 2008.</w:t>
             </w:r>
           </w:p>
           <w:p>
@@ -4619,7 +4327,7 @@
                 <w:sz w:val="20"/>
                 <w:szCs w:val="20"/>
               </w:rPr>
-              <w:t xml:space="preserve">Upgrade to OpenSSH 8.x. Regenerate all SSH host keys and revoke any user keys generated on affected systems. Audit all authorized_keys files.</w:t>
+              <w:t xml:space="preserve">Upgrade to OpenSSH 8.x. Regenerate all SSH host keys. Revoke and replace any user keys generated on affected systems. Audit all authorized_keys files.</w:t>
             </w:r>
           </w:p>
         </w:tc>
@@ -4627,7 +4335,7 @@
     </w:tbl>
     <w:p>
       <w:pPr>
-        <w:spacing w:after="120" w:before="0"/>
+        <w:spacing w:after="120"/>
       </w:pPr>
       <w:r>
         <w:t xml:space="preserve"/>
@@ -4761,7 +4469,7 @@
                 <w:sz w:val="20"/>
                 <w:szCs w:val="20"/>
               </w:rPr>
-              <w:t xml:space="preserve">Samba 3.0.0-3.0.25rc3 allows shell metacharacter injection via the username field when username map script is enabled. Nmap script scan confirmed exact version as Samba 3.0.20-Debian. SMB message signing is disabled (confirmed dangerous by scan).</w:t>
+              <w:t xml:space="preserve">Samba 3.0.0 through 3.0.25rc3 allows injection of shell metacharacters into the username field when username map script is enabled. Version confirmed as Samba 3.0.20-Debian via Nmap smb-os-discovery script. SMB message signing is disabled.</w:t>
             </w:r>
           </w:p>
           <w:p>
@@ -4786,7 +4494,7 @@
                 <w:sz w:val="20"/>
                 <w:szCs w:val="20"/>
               </w:rPr>
-              <w:t xml:space="preserve">Unauthenticated RCE as root via crafted username. One of the most reliably exploited vulnerabilities in Metasploit (exploit/multi/samba/usermap_script).</w:t>
+              <w:t xml:space="preserve">Unauthenticated remote code execution as root via crafted username. One of the most reliably exploited vulnerabilities in the Metasploit Framework.</w:t>
             </w:r>
           </w:p>
           <w:p>
@@ -4811,7 +4519,7 @@
                 <w:sz w:val="20"/>
                 <w:szCs w:val="20"/>
               </w:rPr>
-              <w:t xml:space="preserve">Upgrade to Samba 4.x immediately. Disable username map script in smb.conf. Restrict SMB to trusted hosts via firewall.</w:t>
+              <w:t xml:space="preserve">Upgrade to Samba 4.x immediately. Disable username map script in smb.conf. Restrict SMB access to trusted hosts via firewall rules.</w:t>
             </w:r>
           </w:p>
         </w:tc>
@@ -4819,7 +4527,7 @@
     </w:tbl>
     <w:p>
       <w:pPr>
-        <w:spacing w:after="120" w:before="0"/>
+        <w:spacing w:after="120"/>
       </w:pPr>
       <w:r>
         <w:t xml:space="preserve"/>
@@ -4953,7 +4661,7 @@
                 <w:sz w:val="20"/>
                 <w:szCs w:val="20"/>
               </w:rPr>
-              <w:t xml:space="preserve">UnrealIRCd 3.2.8.1 was distributed with a backdoor inserted into the source tarball. Sending 'AB' followed by a system command executes it with IRC server privileges (typically root).</w:t>
+              <w:t xml:space="preserve">UnrealIRCd 3.2.8.1 was distributed with a backdoor inserted into the source tarball. Sending the string AB followed by a system command to the IRC port executes it with the privileges of the IRC daemon, typically root.</w:t>
             </w:r>
           </w:p>
           <w:p>
@@ -4978,7 +4686,7 @@
                 <w:sz w:val="20"/>
                 <w:szCs w:val="20"/>
               </w:rPr>
-              <w:t xml:space="preserve">Unauthenticated arbitrary command execution by sending a crafted string to port 6667 or 6697. Confirmed open and responsive in scan.</w:t>
+              <w:t xml:space="preserve">Unauthenticated arbitrary command execution by sending a crafted string to port 6667 or 6697. Service confirmed open and responsive in the Nmap scan.</w:t>
             </w:r>
           </w:p>
           <w:p>
@@ -5003,7 +4711,7 @@
                 <w:sz w:val="20"/>
                 <w:szCs w:val="20"/>
               </w:rPr>
-              <w:t xml:space="preserve">Remove UnrealIRCd 3.2.8.1 immediately. Replace with UnrealIRCd 5.x from a verified source with checksum validation.</w:t>
+              <w:t xml:space="preserve">Remove UnrealIRCd 3.2.8.1 immediately. Replace with UnrealIRCd 5.x obtained from a verified source with checksum validation.</w:t>
             </w:r>
           </w:p>
         </w:tc>
@@ -5011,7 +4719,7 @@
     </w:tbl>
     <w:p>
       <w:pPr>
-        <w:spacing w:after="120" w:before="0"/>
+        <w:spacing w:after="120"/>
       </w:pPr>
       <w:r>
         <w:t xml:space="preserve"/>
@@ -5145,7 +4853,7 @@
                 <w:sz w:val="20"/>
                 <w:szCs w:val="20"/>
               </w:rPr>
-              <w:t xml:space="preserve">Port 1524 hosts a raw unauthenticated root shell. Connecting via any TCP client (e.g. netcat) immediately drops into an interactive root shell with no credentials or authentication whatsoever.</w:t>
+              <w:t xml:space="preserve">Port 1524 hosts a raw unauthenticated root shell. Connecting to this port with any TCP client such as netcat immediately provides an interactive root shell with no credentials or authentication required.</w:t>
             </w:r>
           </w:p>
           <w:p>
@@ -5170,7 +4878,7 @@
                 <w:sz w:val="20"/>
                 <w:szCs w:val="20"/>
               </w:rPr>
-              <w:t xml:space="preserve">Any attacker reaching this port obtains immediate, complete, persistent root control. Zero technical skill required.</w:t>
+              <w:t xml:space="preserve">Any attacker who can reach this port obtains immediate, complete, and persistent root control of the system. Zero technical skill or exploit code required.</w:t>
             </w:r>
           </w:p>
           <w:p>
@@ -5195,7 +4903,7 @@
                 <w:sz w:val="20"/>
                 <w:szCs w:val="20"/>
               </w:rPr>
-              <w:t xml:space="preserve">Immediately close port 1524, terminate the bindshell process, and audit init scripts for anything that restarts it.</w:t>
+              <w:t xml:space="preserve">Immediately terminate the bindshell process, close port 1524, and audit all init scripts and cron jobs for anything that restarts this service.</w:t>
             </w:r>
           </w:p>
         </w:tc>
@@ -5203,7 +4911,7 @@
     </w:tbl>
     <w:p>
       <w:pPr>
-        <w:spacing w:after="120" w:before="0"/>
+        <w:spacing w:after="120"/>
       </w:pPr>
       <w:r>
         <w:t xml:space="preserve"/>
@@ -5282,7 +4990,7 @@
                 <w:sz w:val="20"/>
                 <w:szCs w:val="20"/>
               </w:rPr>
-              <w:t xml:space="preserve">Version: v1 (GCC 4.2.4)   CVE: CVE-2004-2687   CVSS: </w:t>
+              <w:t xml:space="preserve">Version: v1 GCC 4.2.4   CVE: CVE-2004-2687   CVSS: </w:t>
             </w:r>
             <w:r>
               <w:rPr>
@@ -5337,7 +5045,7 @@
                 <w:sz w:val="20"/>
                 <w:szCs w:val="20"/>
               </w:rPr>
-              <w:t xml:space="preserve">distccd does not restrict which systems can submit compilation jobs. Attackers can submit a malicious compilation request that is actually a shell command, executed with daemon permissions.</w:t>
+              <w:t xml:space="preserve">distccd does not restrict which systems can submit compilation jobs. An attacker can submit a malicious compilation request that is actually a shell command, which distccd executes with the permissions of the daemon user.</w:t>
             </w:r>
           </w:p>
           <w:p>
@@ -5362,7 +5070,7 @@
                 <w:sz w:val="20"/>
                 <w:szCs w:val="20"/>
               </w:rPr>
-              <w:t xml:space="preserve">Arbitrary command execution on the target by sending crafted requests to the distccd daemon.</w:t>
+              <w:t xml:space="preserve">Arbitrary command execution on the target by sending crafted compilation requests to the distccd service on port 3632.</w:t>
             </w:r>
           </w:p>
           <w:p>
@@ -5387,7 +5095,7 @@
                 <w:sz w:val="20"/>
                 <w:szCs w:val="20"/>
               </w:rPr>
-              <w:t xml:space="preserve">Disable distccd if not required. If required, restrict via firewall to trusted build hosts only.</w:t>
+              <w:t xml:space="preserve">Disable distccd if not required. If required, restrict access via firewall rules to trusted build hosts only.</w:t>
             </w:r>
           </w:p>
         </w:tc>
@@ -5395,7 +5103,7 @@
     </w:tbl>
     <w:p>
       <w:pPr>
-        <w:spacing w:after="120" w:before="0"/>
+        <w:spacing w:after="120"/>
       </w:pPr>
       <w:r>
         <w:t xml:space="preserve"/>
@@ -5529,7 +5237,7 @@
                 <w:sz w:val="20"/>
                 <w:szCs w:val="20"/>
               </w:rPr>
-              <w:t xml:space="preserve">ProFTPD 1.3.1 contains stack-based buffer overflows in the NetIO layer when processing TELNET IAC sequences. Unauthenticated attacker can trigger a stack overflow and execute arbitrary code.</w:t>
+              <w:t xml:space="preserve">ProFTPD 1.3.1 contains stack-based buffer overflow vulnerabilities in the NetIO layer when processing TELNET IAC escape sequences. An unauthenticated attacker can trigger a stack overflow and execute arbitrary code.</w:t>
             </w:r>
           </w:p>
           <w:p>
@@ -5554,7 +5262,7 @@
                 <w:sz w:val="20"/>
                 <w:szCs w:val="20"/>
               </w:rPr>
-              <w:t xml:space="preserve">Remote code execution from unauthenticated network position. Increases overall FTP attack surface alongside vsftpd on port 21.</w:t>
+              <w:t xml:space="preserve">Remote code execution from an unauthenticated network position. Adds to overall FTP attack surface alongside vsftpd on port 21.</w:t>
             </w:r>
           </w:p>
           <w:p>
@@ -5579,7 +5287,7 @@
                 <w:sz w:val="20"/>
                 <w:szCs w:val="20"/>
               </w:rPr>
-              <w:t xml:space="preserve">Upgrade ProFTPD to 1.3.7 or later. Consolidate to a single SFTP service.</w:t>
+              <w:t xml:space="preserve">Upgrade ProFTPD to version 1.3.7 or later. Consider consolidating to a single SFTP-only service.</w:t>
             </w:r>
           </w:p>
         </w:tc>
@@ -5587,7 +5295,7 @@
     </w:tbl>
     <w:p>
       <w:pPr>
-        <w:spacing w:after="120" w:before="0"/>
+        <w:spacing w:after="120"/>
       </w:pPr>
       <w:r>
         <w:t xml:space="preserve"/>
@@ -5721,7 +5429,7 @@
                 <w:sz w:val="20"/>
                 <w:szCs w:val="20"/>
               </w:rPr>
-              <w:t xml:space="preserve">MySQL is running with root account configured with empty password. Script scan confirmed service accepts unauthenticated connections. CVE-2008-0226 additionally documents a format string vulnerability allowing privilege escalation.</w:t>
+              <w:t xml:space="preserve">MySQL is configured with the root account having an empty password, allowing unauthenticated administrative access. The Nmap script scan confirmed the service accepts connections without credentials.</w:t>
             </w:r>
           </w:p>
           <w:p>
@@ -5746,7 +5454,7 @@
                 <w:sz w:val="20"/>
                 <w:szCs w:val="20"/>
               </w:rPr>
-              <w:t xml:space="preserve">Attacker connects as root with no credentials, accesses all databases, reads/writes arbitrary files, and can achieve OS command execution via UDFs.</w:t>
+              <w:t xml:space="preserve">Attacker can connect as root with no password, access all databases, read and write arbitrary files on the filesystem, and potentially achieve OS command execution via User Defined Functions.</w:t>
             </w:r>
           </w:p>
           <w:p>
@@ -5771,7 +5479,7 @@
                 <w:sz w:val="20"/>
                 <w:szCs w:val="20"/>
               </w:rPr>
-              <w:t xml:space="preserve">Set strong MySQL root password. Bind to localhost only (bind-address=127.0.0.1). Upgrade to MySQL 8.x.</w:t>
+              <w:t xml:space="preserve">Set a strong password for the MySQL root account immediately. Bind MySQL to localhost only by setting bind-address=127.0.0.1. Upgrade to MySQL 8.x.</w:t>
             </w:r>
           </w:p>
         </w:tc>
@@ -5779,7 +5487,7 @@
     </w:tbl>
     <w:p>
       <w:pPr>
-        <w:spacing w:after="120" w:before="0"/>
+        <w:spacing w:after="120"/>
       </w:pPr>
       <w:r>
         <w:t xml:space="preserve"/>
@@ -5913,7 +5621,7 @@
                 <w:sz w:val="20"/>
                 <w:szCs w:val="20"/>
               </w:rPr>
-              <w:t xml:space="preserve">Telnet transmits all data including credentials and session content in cleartext. Any network observer or ARP spoofer can capture complete credential sets.</w:t>
+              <w:t xml:space="preserve">Telnet transmits all data including usernames, passwords, and full session content in cleartext over the network. Any attacker with the ability to intercept traffic can capture complete credential sets.</w:t>
             </w:r>
           </w:p>
           <w:p>
@@ -5938,7 +5646,7 @@
                 <w:sz w:val="20"/>
                 <w:szCs w:val="20"/>
               </w:rPr>
-              <w:t xml:space="preserve">All credentials transmitted over Telnet are exposed. On a switched network, ARP spoofing trivially enables credential capture.</w:t>
+              <w:t xml:space="preserve">All credentials transmitted over Telnet are exposed to any network observer. ARP spoofing on a switched network trivially enables credential capture.</w:t>
             </w:r>
           </w:p>
           <w:p>
@@ -5963,7 +5671,7 @@
                 <w:sz w:val="20"/>
                 <w:szCs w:val="20"/>
               </w:rPr>
-              <w:t xml:space="preserve">Disable Telnet immediately. Use SSH exclusively. Run: apt-get remove telnetd</w:t>
+              <w:t xml:space="preserve">Disable Telnet immediately and remove the package. Use SSH exclusively for all remote access.</w:t>
             </w:r>
           </w:p>
         </w:tc>
@@ -5971,7 +5679,7 @@
     </w:tbl>
     <w:p>
       <w:pPr>
-        <w:spacing w:after="120" w:before="0"/>
+        <w:spacing w:after="120"/>
       </w:pPr>
       <w:r>
         <w:t xml:space="preserve"/>
@@ -6105,7 +5813,7 @@
                 <w:sz w:val="20"/>
                 <w:szCs w:val="20"/>
               </w:rPr>
-              <w:t xml:space="preserve">Legacy r-services use IP-address trust relationships for authentication, transmit data in cleartext, and can be bypassed via IP spoofing.</w:t>
+              <w:t xml:space="preserve">The r-services use IP-address-based trust for authentication, transmit all data in cleartext, and can be bypassed via IP spoofing. These protocols have been considered insecure for over 25 years.</w:t>
             </w:r>
           </w:p>
           <w:p>
@@ -6130,7 +5838,7 @@
                 <w:sz w:val="20"/>
                 <w:szCs w:val="20"/>
               </w:rPr>
-              <w:t xml:space="preserve">Attacker who can spoof a trusted IP authenticates without credentials. All session data exposed in cleartext.</w:t>
+              <w:t xml:space="preserve">An attacker who can spoof a trusted IP address authenticates without any credentials. All session data is transmitted in cleartext and visible to network observers.</w:t>
             </w:r>
           </w:p>
           <w:p>
@@ -6155,7 +5863,7 @@
                 <w:sz w:val="20"/>
                 <w:szCs w:val="20"/>
               </w:rPr>
-              <w:t xml:space="preserve">Remove all r-services: apt-get remove rsh-server. Superseded by SSH for 25+ years.</w:t>
+              <w:t xml:space="preserve">Remove all r-services immediately. Run: apt-get remove rsh-server. These have been fully superseded by SSH.</w:t>
             </w:r>
           </w:p>
         </w:tc>
@@ -6163,7 +5871,7 @@
     </w:tbl>
     <w:p>
       <w:pPr>
-        <w:spacing w:after="120" w:before="0"/>
+        <w:spacing w:after="120"/>
       </w:pPr>
       <w:r>
         <w:t xml:space="preserve"/>
@@ -6242,7 +5950,7 @@
                 <w:sz w:val="20"/>
                 <w:szCs w:val="20"/>
               </w:rPr>
-              <w:t xml:space="preserve">Version: 2.2.8 (Ubuntu) DAV/2   CVE: CVE-2007-6750   CVSS: </w:t>
+              <w:t xml:space="preserve">Version: 2.2.8 Ubuntu DAV/2   CVE: CVE-2007-6750   CVSS: </w:t>
             </w:r>
             <w:r>
               <w:rPr>
@@ -6297,7 +6005,7 @@
                 <w:sz w:val="20"/>
                 <w:szCs w:val="20"/>
               </w:rPr>
-              <w:t xml:space="preserve">Apache 2.2.8 is vulnerable to Slowloris DoS. WebDAV (DAV/2) is enabled which may allow unauthorized file operations if not properly restricted.</w:t>
+              <w:t xml:space="preserve">Apache 2.2.8 is vulnerable to Slowloris denial-of-service attacks. WebDAV is enabled which may allow unauthorized file operations if access controls are not properly configured.</w:t>
             </w:r>
           </w:p>
           <w:p>
@@ -6322,7 +6030,7 @@
                 <w:sz w:val="20"/>
                 <w:szCs w:val="20"/>
               </w:rPr>
-              <w:t xml:space="preserve">Web server can be rendered unavailable by low-bandwidth attacker. WebDAV may allow unauthenticated file upload.</w:t>
+              <w:t xml:space="preserve">Web server can be rendered unavailable by a single low-bandwidth attacker. WebDAV misconfiguration may allow unauthenticated file uploads or directory traversal.</w:t>
             </w:r>
           </w:p>
           <w:p>
@@ -6347,7 +6055,7 @@
                 <w:sz w:val="20"/>
                 <w:szCs w:val="20"/>
               </w:rPr>
-              <w:t xml:space="preserve">Upgrade to Apache 2.4.x. Disable WebDAV. Implement mod_reqtimeout.</w:t>
+              <w:t xml:space="preserve">Upgrade to Apache 2.4.x. Disable WebDAV module if not required. Implement mod_reqtimeout to mitigate Slowloris.</w:t>
             </w:r>
           </w:p>
         </w:tc>
@@ -6355,7 +6063,7 @@
     </w:tbl>
     <w:p>
       <w:pPr>
-        <w:spacing w:after="120" w:before="0"/>
+        <w:spacing w:after="120"/>
       </w:pPr>
       <w:r>
         <w:t xml:space="preserve"/>
@@ -6372,7 +6080,7 @@
         <w:pBdr>
           <w:bottom w:val="single" w:color="1F3A6E" w:sz="6" w:space="4"/>
         </w:pBdr>
-        <w:spacing w:after="200" w:before="400"/>
+        <w:spacing w:after="180" w:before="360"/>
       </w:pPr>
       <w:r>
         <w:rPr>
@@ -6400,9 +6108,9 @@
       </w:tblPr>
       <w:tblGrid>
         <w:gridCol w:w="400"/>
-        <w:gridCol w:w="1500"/>
+        <w:gridCol w:w="1600"/>
         <w:gridCol w:w="1100"/>
-        <w:gridCol w:w="4560"/>
+        <w:gridCol w:w="4460"/>
         <w:gridCol w:w="1800"/>
       </w:tblGrid>
       <w:tr>
@@ -6425,9 +6133,6 @@
             <w:vAlign w:val="center"/>
           </w:tcPr>
           <w:p>
-            <w:pPr>
-              <w:jc w:val="left"/>
-            </w:pPr>
             <w:r>
               <w:rPr>
                 <w:rFonts w:ascii="Arial" w:cs="Arial" w:eastAsia="Arial" w:hAnsi="Arial"/>
@@ -6443,7 +6148,7 @@
         </w:tc>
         <w:tc>
           <w:tcPr>
-            <w:tcW w:type="dxa" w:w="1500"/>
+            <w:tcW w:type="dxa" w:w="1600"/>
             <w:tcBorders>
               <w:top w:val="single" w:color="CCCCCC" w:sz="1"/>
               <w:left w:val="single" w:color="CCCCCC" w:sz="1"/>
@@ -6460,9 +6165,6 @@
             <w:vAlign w:val="center"/>
           </w:tcPr>
           <w:p>
-            <w:pPr>
-              <w:jc w:val="left"/>
-            </w:pPr>
             <w:r>
               <w:rPr>
                 <w:rFonts w:ascii="Arial" w:cs="Arial" w:eastAsia="Arial" w:hAnsi="Arial"/>
@@ -6495,9 +6197,6 @@
             <w:vAlign w:val="center"/>
           </w:tcPr>
           <w:p>
-            <w:pPr>
-              <w:jc w:val="left"/>
-            </w:pPr>
             <w:r>
               <w:rPr>
                 <w:rFonts w:ascii="Arial" w:cs="Arial" w:eastAsia="Arial" w:hAnsi="Arial"/>
@@ -6513,7 +6212,7 @@
         </w:tc>
         <w:tc>
           <w:tcPr>
-            <w:tcW w:type="dxa" w:w="4560"/>
+            <w:tcW w:type="dxa" w:w="4460"/>
             <w:tcBorders>
               <w:top w:val="single" w:color="CCCCCC" w:sz="1"/>
               <w:left w:val="single" w:color="CCCCCC" w:sz="1"/>
@@ -6530,9 +6229,6 @@
             <w:vAlign w:val="center"/>
           </w:tcPr>
           <w:p>
-            <w:pPr>
-              <w:jc w:val="left"/>
-            </w:pPr>
             <w:r>
               <w:rPr>
                 <w:rFonts w:ascii="Arial" w:cs="Arial" w:eastAsia="Arial" w:hAnsi="Arial"/>
@@ -6565,9 +6261,6 @@
             <w:vAlign w:val="center"/>
           </w:tcPr>
           <w:p>
-            <w:pPr>
-              <w:jc w:val="left"/>
-            </w:pPr>
             <w:r>
               <w:rPr>
                 <w:rFonts w:ascii="Arial" w:cs="Arial" w:eastAsia="Arial" w:hAnsi="Arial"/>
@@ -6602,9 +6295,6 @@
             <w:vAlign w:val="center"/>
           </w:tcPr>
           <w:p>
-            <w:pPr>
-              <w:jc w:val="left"/>
-            </w:pPr>
             <w:r>
               <w:rPr>
                 <w:rFonts w:ascii="Arial" w:cs="Arial" w:eastAsia="Arial" w:hAnsi="Arial"/>
@@ -6620,26 +6310,23 @@
         </w:tc>
         <w:tc>
           <w:tcPr>
-            <w:tcW w:type="dxa" w:w="1500"/>
-            <w:tcBorders>
-              <w:top w:val="single" w:color="CCCCCC" w:sz="1"/>
-              <w:left w:val="single" w:color="CCCCCC" w:sz="1"/>
-              <w:bottom w:val="single" w:color="CCCCCC" w:sz="1"/>
-              <w:right w:val="single" w:color="CCCCCC" w:sz="1"/>
-            </w:tcBorders>
-            <w:shd w:fill="FFFFFF" w:val="clear"/>
-            <w:tcMar>
-              <w:top w:type="dxa" w:w="80"/>
-              <w:left w:type="dxa" w:w="120"/>
-              <w:bottom w:type="dxa" w:w="80"/>
-              <w:right w:type="dxa" w:w="120"/>
-            </w:tcMar>
-            <w:vAlign w:val="center"/>
-          </w:tcPr>
-          <w:p>
-            <w:pPr>
-              <w:jc w:val="left"/>
-            </w:pPr>
+            <w:tcW w:type="dxa" w:w="1600"/>
+            <w:tcBorders>
+              <w:top w:val="single" w:color="CCCCCC" w:sz="1"/>
+              <w:left w:val="single" w:color="CCCCCC" w:sz="1"/>
+              <w:bottom w:val="single" w:color="CCCCCC" w:sz="1"/>
+              <w:right w:val="single" w:color="CCCCCC" w:sz="1"/>
+            </w:tcBorders>
+            <w:shd w:fill="FFFFFF" w:val="clear"/>
+            <w:tcMar>
+              <w:top w:type="dxa" w:w="80"/>
+              <w:left w:type="dxa" w:w="120"/>
+              <w:bottom w:type="dxa" w:w="80"/>
+              <w:right w:type="dxa" w:w="120"/>
+            </w:tcMar>
+            <w:vAlign w:val="center"/>
+          </w:tcPr>
+          <w:p>
             <w:r>
               <w:rPr>
                 <w:rFonts w:ascii="Arial" w:cs="Arial" w:eastAsia="Arial" w:hAnsi="Arial"/>
@@ -6672,9 +6359,6 @@
             <w:vAlign w:val="center"/>
           </w:tcPr>
           <w:p>
-            <w:pPr>
-              <w:jc w:val="left"/>
-            </w:pPr>
             <w:r>
               <w:rPr>
                 <w:rFonts w:ascii="Arial" w:cs="Arial" w:eastAsia="Arial" w:hAnsi="Arial"/>
@@ -6690,36 +6374,33 @@
         </w:tc>
         <w:tc>
           <w:tcPr>
-            <w:tcW w:type="dxa" w:w="4560"/>
-            <w:tcBorders>
-              <w:top w:val="single" w:color="CCCCCC" w:sz="1"/>
-              <w:left w:val="single" w:color="CCCCCC" w:sz="1"/>
-              <w:bottom w:val="single" w:color="CCCCCC" w:sz="1"/>
-              <w:right w:val="single" w:color="CCCCCC" w:sz="1"/>
-            </w:tcBorders>
-            <w:shd w:fill="FFFFFF" w:val="clear"/>
-            <w:tcMar>
-              <w:top w:type="dxa" w:w="80"/>
-              <w:left w:type="dxa" w:w="120"/>
-              <w:bottom w:type="dxa" w:w="80"/>
-              <w:right w:type="dxa" w:w="120"/>
-            </w:tcMar>
-            <w:vAlign w:val="center"/>
-          </w:tcPr>
-          <w:p>
-            <w:pPr>
-              <w:jc w:val="left"/>
-            </w:pPr>
-            <w:r>
-              <w:rPr>
-                <w:rFonts w:ascii="Arial" w:cs="Arial" w:eastAsia="Arial" w:hAnsi="Arial"/>
-                <w:b w:val="false"/>
-                <w:bCs w:val="false"/>
-                <w:color w:val="000000"/>
-                <w:sz w:val="20"/>
-                <w:szCs w:val="20"/>
-              </w:rPr>
-              <w:t xml:space="preserve">Kill process, remove from init scripts, firewall port</w:t>
+            <w:tcW w:type="dxa" w:w="4460"/>
+            <w:tcBorders>
+              <w:top w:val="single" w:color="CCCCCC" w:sz="1"/>
+              <w:left w:val="single" w:color="CCCCCC" w:sz="1"/>
+              <w:bottom w:val="single" w:color="CCCCCC" w:sz="1"/>
+              <w:right w:val="single" w:color="CCCCCC" w:sz="1"/>
+            </w:tcBorders>
+            <w:shd w:fill="FFFFFF" w:val="clear"/>
+            <w:tcMar>
+              <w:top w:type="dxa" w:w="80"/>
+              <w:left w:type="dxa" w:w="120"/>
+              <w:bottom w:type="dxa" w:w="80"/>
+              <w:right w:type="dxa" w:w="120"/>
+            </w:tcMar>
+            <w:vAlign w:val="center"/>
+          </w:tcPr>
+          <w:p>
+            <w:r>
+              <w:rPr>
+                <w:rFonts w:ascii="Arial" w:cs="Arial" w:eastAsia="Arial" w:hAnsi="Arial"/>
+                <w:b w:val="false"/>
+                <w:bCs w:val="false"/>
+                <w:color w:val="000000"/>
+                <w:sz w:val="20"/>
+                <w:szCs w:val="20"/>
+              </w:rPr>
+              <w:t xml:space="preserve">Kill bindshell process, remove from init, firewall port 1524</w:t>
             </w:r>
           </w:p>
         </w:tc>
@@ -6742,9 +6423,6 @@
             <w:vAlign w:val="center"/>
           </w:tcPr>
           <w:p>
-            <w:pPr>
-              <w:jc w:val="left"/>
-            </w:pPr>
             <w:r>
               <w:rPr>
                 <w:rFonts w:ascii="Arial" w:cs="Arial" w:eastAsia="Arial" w:hAnsi="Arial"/>
@@ -6779,9 +6457,6 @@
             <w:vAlign w:val="center"/>
           </w:tcPr>
           <w:p>
-            <w:pPr>
-              <w:jc w:val="left"/>
-            </w:pPr>
             <w:r>
               <w:rPr>
                 <w:rFonts w:ascii="Arial" w:cs="Arial" w:eastAsia="Arial" w:hAnsi="Arial"/>
@@ -6797,26 +6472,23 @@
         </w:tc>
         <w:tc>
           <w:tcPr>
-            <w:tcW w:type="dxa" w:w="1500"/>
-            <w:tcBorders>
-              <w:top w:val="single" w:color="CCCCCC" w:sz="1"/>
-              <w:left w:val="single" w:color="CCCCCC" w:sz="1"/>
-              <w:bottom w:val="single" w:color="CCCCCC" w:sz="1"/>
-              <w:right w:val="single" w:color="CCCCCC" w:sz="1"/>
-            </w:tcBorders>
-            <w:shd w:fill="FFFFFF" w:val="clear"/>
-            <w:tcMar>
-              <w:top w:type="dxa" w:w="80"/>
-              <w:left w:type="dxa" w:w="120"/>
-              <w:bottom w:type="dxa" w:w="80"/>
-              <w:right w:type="dxa" w:w="120"/>
-            </w:tcMar>
-            <w:vAlign w:val="center"/>
-          </w:tcPr>
-          <w:p>
-            <w:pPr>
-              <w:jc w:val="left"/>
-            </w:pPr>
+            <w:tcW w:type="dxa" w:w="1600"/>
+            <w:tcBorders>
+              <w:top w:val="single" w:color="CCCCCC" w:sz="1"/>
+              <w:left w:val="single" w:color="CCCCCC" w:sz="1"/>
+              <w:bottom w:val="single" w:color="CCCCCC" w:sz="1"/>
+              <w:right w:val="single" w:color="CCCCCC" w:sz="1"/>
+            </w:tcBorders>
+            <w:shd w:fill="FFFFFF" w:val="clear"/>
+            <w:tcMar>
+              <w:top w:type="dxa" w:w="80"/>
+              <w:left w:type="dxa" w:w="120"/>
+              <w:bottom w:type="dxa" w:w="80"/>
+              <w:right w:type="dxa" w:w="120"/>
+            </w:tcMar>
+            <w:vAlign w:val="center"/>
+          </w:tcPr>
+          <w:p>
             <w:r>
               <w:rPr>
                 <w:rFonts w:ascii="Arial" w:cs="Arial" w:eastAsia="Arial" w:hAnsi="Arial"/>
@@ -6849,9 +6521,6 @@
             <w:vAlign w:val="center"/>
           </w:tcPr>
           <w:p>
-            <w:pPr>
-              <w:jc w:val="left"/>
-            </w:pPr>
             <w:r>
               <w:rPr>
                 <w:rFonts w:ascii="Arial" w:cs="Arial" w:eastAsia="Arial" w:hAnsi="Arial"/>
@@ -6867,36 +6536,33 @@
         </w:tc>
         <w:tc>
           <w:tcPr>
-            <w:tcW w:type="dxa" w:w="4560"/>
-            <w:tcBorders>
-              <w:top w:val="single" w:color="CCCCCC" w:sz="1"/>
-              <w:left w:val="single" w:color="CCCCCC" w:sz="1"/>
-              <w:bottom w:val="single" w:color="CCCCCC" w:sz="1"/>
-              <w:right w:val="single" w:color="CCCCCC" w:sz="1"/>
-            </w:tcBorders>
-            <w:shd w:fill="FFFFFF" w:val="clear"/>
-            <w:tcMar>
-              <w:top w:type="dxa" w:w="80"/>
-              <w:left w:type="dxa" w:w="120"/>
-              <w:bottom w:type="dxa" w:w="80"/>
-              <w:right w:type="dxa" w:w="120"/>
-            </w:tcMar>
-            <w:vAlign w:val="center"/>
-          </w:tcPr>
-          <w:p>
-            <w:pPr>
-              <w:jc w:val="left"/>
-            </w:pPr>
-            <w:r>
-              <w:rPr>
-                <w:rFonts w:ascii="Arial" w:cs="Arial" w:eastAsia="Arial" w:hAnsi="Arial"/>
-                <w:b w:val="false"/>
-                <w:bCs w:val="false"/>
-                <w:color w:val="000000"/>
-                <w:sz w:val="20"/>
-                <w:szCs w:val="20"/>
-              </w:rPr>
-              <w:t xml:space="preserve">Replace with vsftpd 3.0.5+, verify checksum</w:t>
+            <w:tcW w:type="dxa" w:w="4460"/>
+            <w:tcBorders>
+              <w:top w:val="single" w:color="CCCCCC" w:sz="1"/>
+              <w:left w:val="single" w:color="CCCCCC" w:sz="1"/>
+              <w:bottom w:val="single" w:color="CCCCCC" w:sz="1"/>
+              <w:right w:val="single" w:color="CCCCCC" w:sz="1"/>
+            </w:tcBorders>
+            <w:shd w:fill="FFFFFF" w:val="clear"/>
+            <w:tcMar>
+              <w:top w:type="dxa" w:w="80"/>
+              <w:left w:type="dxa" w:w="120"/>
+              <w:bottom w:type="dxa" w:w="80"/>
+              <w:right w:type="dxa" w:w="120"/>
+            </w:tcMar>
+            <w:vAlign w:val="center"/>
+          </w:tcPr>
+          <w:p>
+            <w:r>
+              <w:rPr>
+                <w:rFonts w:ascii="Arial" w:cs="Arial" w:eastAsia="Arial" w:hAnsi="Arial"/>
+                <w:b w:val="false"/>
+                <w:bCs w:val="false"/>
+                <w:color w:val="000000"/>
+                <w:sz w:val="20"/>
+                <w:szCs w:val="20"/>
+              </w:rPr>
+              <w:t xml:space="preserve">Replace vsftpd 2.3.4 with 3.0.5+, verify checksum</w:t>
             </w:r>
           </w:p>
         </w:tc>
@@ -6919,9 +6585,6 @@
             <w:vAlign w:val="center"/>
           </w:tcPr>
           <w:p>
-            <w:pPr>
-              <w:jc w:val="left"/>
-            </w:pPr>
             <w:r>
               <w:rPr>
                 <w:rFonts w:ascii="Arial" w:cs="Arial" w:eastAsia="Arial" w:hAnsi="Arial"/>
@@ -6956,9 +6619,6 @@
             <w:vAlign w:val="center"/>
           </w:tcPr>
           <w:p>
-            <w:pPr>
-              <w:jc w:val="left"/>
-            </w:pPr>
             <w:r>
               <w:rPr>
                 <w:rFonts w:ascii="Arial" w:cs="Arial" w:eastAsia="Arial" w:hAnsi="Arial"/>
@@ -6974,26 +6634,23 @@
         </w:tc>
         <w:tc>
           <w:tcPr>
-            <w:tcW w:type="dxa" w:w="1500"/>
-            <w:tcBorders>
-              <w:top w:val="single" w:color="CCCCCC" w:sz="1"/>
-              <w:left w:val="single" w:color="CCCCCC" w:sz="1"/>
-              <w:bottom w:val="single" w:color="CCCCCC" w:sz="1"/>
-              <w:right w:val="single" w:color="CCCCCC" w:sz="1"/>
-            </w:tcBorders>
-            <w:shd w:fill="FFFFFF" w:val="clear"/>
-            <w:tcMar>
-              <w:top w:type="dxa" w:w="80"/>
-              <w:left w:type="dxa" w:w="120"/>
-              <w:bottom w:type="dxa" w:w="80"/>
-              <w:right w:type="dxa" w:w="120"/>
-            </w:tcMar>
-            <w:vAlign w:val="center"/>
-          </w:tcPr>
-          <w:p>
-            <w:pPr>
-              <w:jc w:val="left"/>
-            </w:pPr>
+            <w:tcW w:type="dxa" w:w="1600"/>
+            <w:tcBorders>
+              <w:top w:val="single" w:color="CCCCCC" w:sz="1"/>
+              <w:left w:val="single" w:color="CCCCCC" w:sz="1"/>
+              <w:bottom w:val="single" w:color="CCCCCC" w:sz="1"/>
+              <w:right w:val="single" w:color="CCCCCC" w:sz="1"/>
+            </w:tcBorders>
+            <w:shd w:fill="FFFFFF" w:val="clear"/>
+            <w:tcMar>
+              <w:top w:type="dxa" w:w="80"/>
+              <w:left w:type="dxa" w:w="120"/>
+              <w:bottom w:type="dxa" w:w="80"/>
+              <w:right w:type="dxa" w:w="120"/>
+            </w:tcMar>
+            <w:vAlign w:val="center"/>
+          </w:tcPr>
+          <w:p>
             <w:r>
               <w:rPr>
                 <w:rFonts w:ascii="Arial" w:cs="Arial" w:eastAsia="Arial" w:hAnsi="Arial"/>
@@ -7026,9 +6683,6 @@
             <w:vAlign w:val="center"/>
           </w:tcPr>
           <w:p>
-            <w:pPr>
-              <w:jc w:val="left"/>
-            </w:pPr>
             <w:r>
               <w:rPr>
                 <w:rFonts w:ascii="Arial" w:cs="Arial" w:eastAsia="Arial" w:hAnsi="Arial"/>
@@ -7044,36 +6698,33 @@
         </w:tc>
         <w:tc>
           <w:tcPr>
-            <w:tcW w:type="dxa" w:w="4560"/>
-            <w:tcBorders>
-              <w:top w:val="single" w:color="CCCCCC" w:sz="1"/>
-              <w:left w:val="single" w:color="CCCCCC" w:sz="1"/>
-              <w:bottom w:val="single" w:color="CCCCCC" w:sz="1"/>
-              <w:right w:val="single" w:color="CCCCCC" w:sz="1"/>
-            </w:tcBorders>
-            <w:shd w:fill="FFFFFF" w:val="clear"/>
-            <w:tcMar>
-              <w:top w:type="dxa" w:w="80"/>
-              <w:left w:type="dxa" w:w="120"/>
-              <w:bottom w:type="dxa" w:w="80"/>
-              <w:right w:type="dxa" w:w="120"/>
-            </w:tcMar>
-            <w:vAlign w:val="center"/>
-          </w:tcPr>
-          <w:p>
-            <w:pPr>
-              <w:jc w:val="left"/>
-            </w:pPr>
-            <w:r>
-              <w:rPr>
-                <w:rFonts w:ascii="Arial" w:cs="Arial" w:eastAsia="Arial" w:hAnsi="Arial"/>
-                <w:b w:val="false"/>
-                <w:bCs w:val="false"/>
-                <w:color w:val="000000"/>
-                <w:sz w:val="20"/>
-                <w:szCs w:val="20"/>
-              </w:rPr>
-              <w:t xml:space="preserve">Remove 3.2.8.1, replace with 5.x from verified source</w:t>
+            <w:tcW w:type="dxa" w:w="4460"/>
+            <w:tcBorders>
+              <w:top w:val="single" w:color="CCCCCC" w:sz="1"/>
+              <w:left w:val="single" w:color="CCCCCC" w:sz="1"/>
+              <w:bottom w:val="single" w:color="CCCCCC" w:sz="1"/>
+              <w:right w:val="single" w:color="CCCCCC" w:sz="1"/>
+            </w:tcBorders>
+            <w:shd w:fill="FFFFFF" w:val="clear"/>
+            <w:tcMar>
+              <w:top w:type="dxa" w:w="80"/>
+              <w:left w:type="dxa" w:w="120"/>
+              <w:bottom w:type="dxa" w:w="80"/>
+              <w:right w:type="dxa" w:w="120"/>
+            </w:tcMar>
+            <w:vAlign w:val="center"/>
+          </w:tcPr>
+          <w:p>
+            <w:r>
+              <w:rPr>
+                <w:rFonts w:ascii="Arial" w:cs="Arial" w:eastAsia="Arial" w:hAnsi="Arial"/>
+                <w:b w:val="false"/>
+                <w:bCs w:val="false"/>
+                <w:color w:val="000000"/>
+                <w:sz w:val="20"/>
+                <w:szCs w:val="20"/>
+              </w:rPr>
+              <w:t xml:space="preserve">Remove 3.2.8.1, replace with UnrealIRCd 5.x</w:t>
             </w:r>
           </w:p>
         </w:tc>
@@ -7096,9 +6747,6 @@
             <w:vAlign w:val="center"/>
           </w:tcPr>
           <w:p>
-            <w:pPr>
-              <w:jc w:val="left"/>
-            </w:pPr>
             <w:r>
               <w:rPr>
                 <w:rFonts w:ascii="Arial" w:cs="Arial" w:eastAsia="Arial" w:hAnsi="Arial"/>
@@ -7133,9 +6781,6 @@
             <w:vAlign w:val="center"/>
           </w:tcPr>
           <w:p>
-            <w:pPr>
-              <w:jc w:val="left"/>
-            </w:pPr>
             <w:r>
               <w:rPr>
                 <w:rFonts w:ascii="Arial" w:cs="Arial" w:eastAsia="Arial" w:hAnsi="Arial"/>
@@ -7151,26 +6796,23 @@
         </w:tc>
         <w:tc>
           <w:tcPr>
-            <w:tcW w:type="dxa" w:w="1500"/>
-            <w:tcBorders>
-              <w:top w:val="single" w:color="CCCCCC" w:sz="1"/>
-              <w:left w:val="single" w:color="CCCCCC" w:sz="1"/>
-              <w:bottom w:val="single" w:color="CCCCCC" w:sz="1"/>
-              <w:right w:val="single" w:color="CCCCCC" w:sz="1"/>
-            </w:tcBorders>
-            <w:shd w:fill="FFFFFF" w:val="clear"/>
-            <w:tcMar>
-              <w:top w:type="dxa" w:w="80"/>
-              <w:left w:type="dxa" w:w="120"/>
-              <w:bottom w:type="dxa" w:w="80"/>
-              <w:right w:type="dxa" w:w="120"/>
-            </w:tcMar>
-            <w:vAlign w:val="center"/>
-          </w:tcPr>
-          <w:p>
-            <w:pPr>
-              <w:jc w:val="left"/>
-            </w:pPr>
+            <w:tcW w:type="dxa" w:w="1600"/>
+            <w:tcBorders>
+              <w:top w:val="single" w:color="CCCCCC" w:sz="1"/>
+              <w:left w:val="single" w:color="CCCCCC" w:sz="1"/>
+              <w:bottom w:val="single" w:color="CCCCCC" w:sz="1"/>
+              <w:right w:val="single" w:color="CCCCCC" w:sz="1"/>
+            </w:tcBorders>
+            <w:shd w:fill="FFFFFF" w:val="clear"/>
+            <w:tcMar>
+              <w:top w:type="dxa" w:w="80"/>
+              <w:left w:type="dxa" w:w="120"/>
+              <w:bottom w:type="dxa" w:w="80"/>
+              <w:right w:type="dxa" w:w="120"/>
+            </w:tcMar>
+            <w:vAlign w:val="center"/>
+          </w:tcPr>
+          <w:p>
             <w:r>
               <w:rPr>
                 <w:rFonts w:ascii="Arial" w:cs="Arial" w:eastAsia="Arial" w:hAnsi="Arial"/>
@@ -7203,9 +6845,6 @@
             <w:vAlign w:val="center"/>
           </w:tcPr>
           <w:p>
-            <w:pPr>
-              <w:jc w:val="left"/>
-            </w:pPr>
             <w:r>
               <w:rPr>
                 <w:rFonts w:ascii="Arial" w:cs="Arial" w:eastAsia="Arial" w:hAnsi="Arial"/>
@@ -7221,26 +6860,23 @@
         </w:tc>
         <w:tc>
           <w:tcPr>
-            <w:tcW w:type="dxa" w:w="4560"/>
-            <w:tcBorders>
-              <w:top w:val="single" w:color="CCCCCC" w:sz="1"/>
-              <w:left w:val="single" w:color="CCCCCC" w:sz="1"/>
-              <w:bottom w:val="single" w:color="CCCCCC" w:sz="1"/>
-              <w:right w:val="single" w:color="CCCCCC" w:sz="1"/>
-            </w:tcBorders>
-            <w:shd w:fill="FFFFFF" w:val="clear"/>
-            <w:tcMar>
-              <w:top w:type="dxa" w:w="80"/>
-              <w:left w:type="dxa" w:w="120"/>
-              <w:bottom w:type="dxa" w:w="80"/>
-              <w:right w:type="dxa" w:w="120"/>
-            </w:tcMar>
-            <w:vAlign w:val="center"/>
-          </w:tcPr>
-          <w:p>
-            <w:pPr>
-              <w:jc w:val="left"/>
-            </w:pPr>
+            <w:tcW w:type="dxa" w:w="4460"/>
+            <w:tcBorders>
+              <w:top w:val="single" w:color="CCCCCC" w:sz="1"/>
+              <w:left w:val="single" w:color="CCCCCC" w:sz="1"/>
+              <w:bottom w:val="single" w:color="CCCCCC" w:sz="1"/>
+              <w:right w:val="single" w:color="CCCCCC" w:sz="1"/>
+            </w:tcBorders>
+            <w:shd w:fill="FFFFFF" w:val="clear"/>
+            <w:tcMar>
+              <w:top w:type="dxa" w:w="80"/>
+              <w:left w:type="dxa" w:w="120"/>
+              <w:bottom w:type="dxa" w:w="80"/>
+              <w:right w:type="dxa" w:w="120"/>
+            </w:tcMar>
+            <w:vAlign w:val="center"/>
+          </w:tcPr>
+          <w:p>
             <w:r>
               <w:rPr>
                 <w:rFonts w:ascii="Arial" w:cs="Arial" w:eastAsia="Arial" w:hAnsi="Arial"/>
@@ -7273,9 +6909,6 @@
             <w:vAlign w:val="center"/>
           </w:tcPr>
           <w:p>
-            <w:pPr>
-              <w:jc w:val="left"/>
-            </w:pPr>
             <w:r>
               <w:rPr>
                 <w:rFonts w:ascii="Arial" w:cs="Arial" w:eastAsia="Arial" w:hAnsi="Arial"/>
@@ -7310,9 +6943,6 @@
             <w:vAlign w:val="center"/>
           </w:tcPr>
           <w:p>
-            <w:pPr>
-              <w:jc w:val="left"/>
-            </w:pPr>
             <w:r>
               <w:rPr>
                 <w:rFonts w:ascii="Arial" w:cs="Arial" w:eastAsia="Arial" w:hAnsi="Arial"/>
@@ -7328,26 +6958,23 @@
         </w:tc>
         <w:tc>
           <w:tcPr>
-            <w:tcW w:type="dxa" w:w="1500"/>
-            <w:tcBorders>
-              <w:top w:val="single" w:color="CCCCCC" w:sz="1"/>
-              <w:left w:val="single" w:color="CCCCCC" w:sz="1"/>
-              <w:bottom w:val="single" w:color="CCCCCC" w:sz="1"/>
-              <w:right w:val="single" w:color="CCCCCC" w:sz="1"/>
-            </w:tcBorders>
-            <w:shd w:fill="FFFFFF" w:val="clear"/>
-            <w:tcMar>
-              <w:top w:type="dxa" w:w="80"/>
-              <w:left w:type="dxa" w:w="120"/>
-              <w:bottom w:type="dxa" w:w="80"/>
-              <w:right w:type="dxa" w:w="120"/>
-            </w:tcMar>
-            <w:vAlign w:val="center"/>
-          </w:tcPr>
-          <w:p>
-            <w:pPr>
-              <w:jc w:val="left"/>
-            </w:pPr>
+            <w:tcW w:type="dxa" w:w="1600"/>
+            <w:tcBorders>
+              <w:top w:val="single" w:color="CCCCCC" w:sz="1"/>
+              <w:left w:val="single" w:color="CCCCCC" w:sz="1"/>
+              <w:bottom w:val="single" w:color="CCCCCC" w:sz="1"/>
+              <w:right w:val="single" w:color="CCCCCC" w:sz="1"/>
+            </w:tcBorders>
+            <w:shd w:fill="FFFFFF" w:val="clear"/>
+            <w:tcMar>
+              <w:top w:type="dxa" w:w="80"/>
+              <w:left w:type="dxa" w:w="120"/>
+              <w:bottom w:type="dxa" w:w="80"/>
+              <w:right w:type="dxa" w:w="120"/>
+            </w:tcMar>
+            <w:vAlign w:val="center"/>
+          </w:tcPr>
+          <w:p>
             <w:r>
               <w:rPr>
                 <w:rFonts w:ascii="Arial" w:cs="Arial" w:eastAsia="Arial" w:hAnsi="Arial"/>
@@ -7380,9 +7007,6 @@
             <w:vAlign w:val="center"/>
           </w:tcPr>
           <w:p>
-            <w:pPr>
-              <w:jc w:val="left"/>
-            </w:pPr>
             <w:r>
               <w:rPr>
                 <w:rFonts w:ascii="Arial" w:cs="Arial" w:eastAsia="Arial" w:hAnsi="Arial"/>
@@ -7398,26 +7022,23 @@
         </w:tc>
         <w:tc>
           <w:tcPr>
-            <w:tcW w:type="dxa" w:w="4560"/>
-            <w:tcBorders>
-              <w:top w:val="single" w:color="CCCCCC" w:sz="1"/>
-              <w:left w:val="single" w:color="CCCCCC" w:sz="1"/>
-              <w:bottom w:val="single" w:color="CCCCCC" w:sz="1"/>
-              <w:right w:val="single" w:color="CCCCCC" w:sz="1"/>
-            </w:tcBorders>
-            <w:shd w:fill="FFFFFF" w:val="clear"/>
-            <w:tcMar>
-              <w:top w:type="dxa" w:w="80"/>
-              <w:left w:type="dxa" w:w="120"/>
-              <w:bottom w:type="dxa" w:w="80"/>
-              <w:right w:type="dxa" w:w="120"/>
-            </w:tcMar>
-            <w:vAlign w:val="center"/>
-          </w:tcPr>
-          <w:p>
-            <w:pPr>
-              <w:jc w:val="left"/>
-            </w:pPr>
+            <w:tcW w:type="dxa" w:w="4460"/>
+            <w:tcBorders>
+              <w:top w:val="single" w:color="CCCCCC" w:sz="1"/>
+              <w:left w:val="single" w:color="CCCCCC" w:sz="1"/>
+              <w:bottom w:val="single" w:color="CCCCCC" w:sz="1"/>
+              <w:right w:val="single" w:color="CCCCCC" w:sz="1"/>
+            </w:tcBorders>
+            <w:shd w:fill="FFFFFF" w:val="clear"/>
+            <w:tcMar>
+              <w:top w:type="dxa" w:w="80"/>
+              <w:left w:type="dxa" w:w="120"/>
+              <w:bottom w:type="dxa" w:w="80"/>
+              <w:right w:type="dxa" w:w="120"/>
+            </w:tcMar>
+            <w:vAlign w:val="center"/>
+          </w:tcPr>
+          <w:p>
             <w:r>
               <w:rPr>
                 <w:rFonts w:ascii="Arial" w:cs="Arial" w:eastAsia="Arial" w:hAnsi="Arial"/>
@@ -7450,9 +7071,6 @@
             <w:vAlign w:val="center"/>
           </w:tcPr>
           <w:p>
-            <w:pPr>
-              <w:jc w:val="left"/>
-            </w:pPr>
             <w:r>
               <w:rPr>
                 <w:rFonts w:ascii="Arial" w:cs="Arial" w:eastAsia="Arial" w:hAnsi="Arial"/>
@@ -7487,9 +7105,6 @@
             <w:vAlign w:val="center"/>
           </w:tcPr>
           <w:p>
-            <w:pPr>
-              <w:jc w:val="left"/>
-            </w:pPr>
             <w:r>
               <w:rPr>
                 <w:rFonts w:ascii="Arial" w:cs="Arial" w:eastAsia="Arial" w:hAnsi="Arial"/>
@@ -7505,36 +7120,33 @@
         </w:tc>
         <w:tc>
           <w:tcPr>
-            <w:tcW w:type="dxa" w:w="1500"/>
-            <w:tcBorders>
-              <w:top w:val="single" w:color="CCCCCC" w:sz="1"/>
-              <w:left w:val="single" w:color="CCCCCC" w:sz="1"/>
-              <w:bottom w:val="single" w:color="CCCCCC" w:sz="1"/>
-              <w:right w:val="single" w:color="CCCCCC" w:sz="1"/>
-            </w:tcBorders>
-            <w:shd w:fill="FFFFFF" w:val="clear"/>
-            <w:tcMar>
-              <w:top w:type="dxa" w:w="80"/>
-              <w:left w:type="dxa" w:w="120"/>
-              <w:bottom w:type="dxa" w:w="80"/>
-              <w:right w:type="dxa" w:w="120"/>
-            </w:tcMar>
-            <w:vAlign w:val="center"/>
-          </w:tcPr>
-          <w:p>
-            <w:pPr>
-              <w:jc w:val="left"/>
-            </w:pPr>
-            <w:r>
-              <w:rPr>
-                <w:rFonts w:ascii="Arial" w:cs="Arial" w:eastAsia="Arial" w:hAnsi="Arial"/>
-                <w:b w:val="false"/>
-                <w:bCs w:val="false"/>
-                <w:color w:val="000000"/>
-                <w:sz w:val="20"/>
-                <w:szCs w:val="20"/>
-              </w:rPr>
-              <w:t xml:space="preserve">Telnet / r-services</w:t>
+            <w:tcW w:type="dxa" w:w="1600"/>
+            <w:tcBorders>
+              <w:top w:val="single" w:color="CCCCCC" w:sz="1"/>
+              <w:left w:val="single" w:color="CCCCCC" w:sz="1"/>
+              <w:bottom w:val="single" w:color="CCCCCC" w:sz="1"/>
+              <w:right w:val="single" w:color="CCCCCC" w:sz="1"/>
+            </w:tcBorders>
+            <w:shd w:fill="FFFFFF" w:val="clear"/>
+            <w:tcMar>
+              <w:top w:type="dxa" w:w="80"/>
+              <w:left w:type="dxa" w:w="120"/>
+              <w:bottom w:type="dxa" w:w="80"/>
+              <w:right w:type="dxa" w:w="120"/>
+            </w:tcMar>
+            <w:vAlign w:val="center"/>
+          </w:tcPr>
+          <w:p>
+            <w:r>
+              <w:rPr>
+                <w:rFonts w:ascii="Arial" w:cs="Arial" w:eastAsia="Arial" w:hAnsi="Arial"/>
+                <w:b w:val="false"/>
+                <w:bCs w:val="false"/>
+                <w:color w:val="000000"/>
+                <w:sz w:val="20"/>
+                <w:szCs w:val="20"/>
+              </w:rPr>
+              <w:t xml:space="preserve">Telnet and r-services</w:t>
             </w:r>
           </w:p>
         </w:tc>
@@ -7557,9 +7169,6 @@
             <w:vAlign w:val="center"/>
           </w:tcPr>
           <w:p>
-            <w:pPr>
-              <w:jc w:val="left"/>
-            </w:pPr>
             <w:r>
               <w:rPr>
                 <w:rFonts w:ascii="Arial" w:cs="Arial" w:eastAsia="Arial" w:hAnsi="Arial"/>
@@ -7575,26 +7184,23 @@
         </w:tc>
         <w:tc>
           <w:tcPr>
-            <w:tcW w:type="dxa" w:w="4560"/>
-            <w:tcBorders>
-              <w:top w:val="single" w:color="CCCCCC" w:sz="1"/>
-              <w:left w:val="single" w:color="CCCCCC" w:sz="1"/>
-              <w:bottom w:val="single" w:color="CCCCCC" w:sz="1"/>
-              <w:right w:val="single" w:color="CCCCCC" w:sz="1"/>
-            </w:tcBorders>
-            <w:shd w:fill="FFFFFF" w:val="clear"/>
-            <w:tcMar>
-              <w:top w:type="dxa" w:w="80"/>
-              <w:left w:type="dxa" w:w="120"/>
-              <w:bottom w:type="dxa" w:w="80"/>
-              <w:right w:type="dxa" w:w="120"/>
-            </w:tcMar>
-            <w:vAlign w:val="center"/>
-          </w:tcPr>
-          <w:p>
-            <w:pPr>
-              <w:jc w:val="left"/>
-            </w:pPr>
+            <w:tcW w:type="dxa" w:w="4460"/>
+            <w:tcBorders>
+              <w:top w:val="single" w:color="CCCCCC" w:sz="1"/>
+              <w:left w:val="single" w:color="CCCCCC" w:sz="1"/>
+              <w:bottom w:val="single" w:color="CCCCCC" w:sz="1"/>
+              <w:right w:val="single" w:color="CCCCCC" w:sz="1"/>
+            </w:tcBorders>
+            <w:shd w:fill="FFFFFF" w:val="clear"/>
+            <w:tcMar>
+              <w:top w:type="dxa" w:w="80"/>
+              <w:left w:type="dxa" w:w="120"/>
+              <w:bottom w:type="dxa" w:w="80"/>
+              <w:right w:type="dxa" w:w="120"/>
+            </w:tcMar>
+            <w:vAlign w:val="center"/>
+          </w:tcPr>
+          <w:p>
             <w:r>
               <w:rPr>
                 <w:rFonts w:ascii="Arial" w:cs="Arial" w:eastAsia="Arial" w:hAnsi="Arial"/>
@@ -7627,9 +7233,6 @@
             <w:vAlign w:val="center"/>
           </w:tcPr>
           <w:p>
-            <w:pPr>
-              <w:jc w:val="left"/>
-            </w:pPr>
             <w:r>
               <w:rPr>
                 <w:rFonts w:ascii="Arial" w:cs="Arial" w:eastAsia="Arial" w:hAnsi="Arial"/>
@@ -7664,9 +7267,6 @@
             <w:vAlign w:val="center"/>
           </w:tcPr>
           <w:p>
-            <w:pPr>
-              <w:jc w:val="left"/>
-            </w:pPr>
             <w:r>
               <w:rPr>
                 <w:rFonts w:ascii="Arial" w:cs="Arial" w:eastAsia="Arial" w:hAnsi="Arial"/>
@@ -7682,26 +7282,23 @@
         </w:tc>
         <w:tc>
           <w:tcPr>
-            <w:tcW w:type="dxa" w:w="1500"/>
-            <w:tcBorders>
-              <w:top w:val="single" w:color="CCCCCC" w:sz="1"/>
-              <w:left w:val="single" w:color="CCCCCC" w:sz="1"/>
-              <w:bottom w:val="single" w:color="CCCCCC" w:sz="1"/>
-              <w:right w:val="single" w:color="CCCCCC" w:sz="1"/>
-            </w:tcBorders>
-            <w:shd w:fill="FFFFFF" w:val="clear"/>
-            <w:tcMar>
-              <w:top w:type="dxa" w:w="80"/>
-              <w:left w:type="dxa" w:w="120"/>
-              <w:bottom w:type="dxa" w:w="80"/>
-              <w:right w:type="dxa" w:w="120"/>
-            </w:tcMar>
-            <w:vAlign w:val="center"/>
-          </w:tcPr>
-          <w:p>
-            <w:pPr>
-              <w:jc w:val="left"/>
-            </w:pPr>
+            <w:tcW w:type="dxa" w:w="1600"/>
+            <w:tcBorders>
+              <w:top w:val="single" w:color="CCCCCC" w:sz="1"/>
+              <w:left w:val="single" w:color="CCCCCC" w:sz="1"/>
+              <w:bottom w:val="single" w:color="CCCCCC" w:sz="1"/>
+              <w:right w:val="single" w:color="CCCCCC" w:sz="1"/>
+            </w:tcBorders>
+            <w:shd w:fill="FFFFFF" w:val="clear"/>
+            <w:tcMar>
+              <w:top w:type="dxa" w:w="80"/>
+              <w:left w:type="dxa" w:w="120"/>
+              <w:bottom w:type="dxa" w:w="80"/>
+              <w:right w:type="dxa" w:w="120"/>
+            </w:tcMar>
+            <w:vAlign w:val="center"/>
+          </w:tcPr>
+          <w:p>
             <w:r>
               <w:rPr>
                 <w:rFonts w:ascii="Arial" w:cs="Arial" w:eastAsia="Arial" w:hAnsi="Arial"/>
@@ -7734,9 +7331,6 @@
             <w:vAlign w:val="center"/>
           </w:tcPr>
           <w:p>
-            <w:pPr>
-              <w:jc w:val="left"/>
-            </w:pPr>
             <w:r>
               <w:rPr>
                 <w:rFonts w:ascii="Arial" w:cs="Arial" w:eastAsia="Arial" w:hAnsi="Arial"/>
@@ -7752,26 +7346,23 @@
         </w:tc>
         <w:tc>
           <w:tcPr>
-            <w:tcW w:type="dxa" w:w="4560"/>
-            <w:tcBorders>
-              <w:top w:val="single" w:color="CCCCCC" w:sz="1"/>
-              <w:left w:val="single" w:color="CCCCCC" w:sz="1"/>
-              <w:bottom w:val="single" w:color="CCCCCC" w:sz="1"/>
-              <w:right w:val="single" w:color="CCCCCC" w:sz="1"/>
-            </w:tcBorders>
-            <w:shd w:fill="FFFFFF" w:val="clear"/>
-            <w:tcMar>
-              <w:top w:type="dxa" w:w="80"/>
-              <w:left w:type="dxa" w:w="120"/>
-              <w:bottom w:type="dxa" w:w="80"/>
-              <w:right w:type="dxa" w:w="120"/>
-            </w:tcMar>
-            <w:vAlign w:val="center"/>
-          </w:tcPr>
-          <w:p>
-            <w:pPr>
-              <w:jc w:val="left"/>
-            </w:pPr>
+            <w:tcW w:type="dxa" w:w="4460"/>
+            <w:tcBorders>
+              <w:top w:val="single" w:color="CCCCCC" w:sz="1"/>
+              <w:left w:val="single" w:color="CCCCCC" w:sz="1"/>
+              <w:bottom w:val="single" w:color="CCCCCC" w:sz="1"/>
+              <w:right w:val="single" w:color="CCCCCC" w:sz="1"/>
+            </w:tcBorders>
+            <w:shd w:fill="FFFFFF" w:val="clear"/>
+            <w:tcMar>
+              <w:top w:type="dxa" w:w="80"/>
+              <w:left w:type="dxa" w:w="120"/>
+              <w:bottom w:type="dxa" w:w="80"/>
+              <w:right w:type="dxa" w:w="120"/>
+            </w:tcMar>
+            <w:vAlign w:val="center"/>
+          </w:tcPr>
+          <w:p>
             <w:r>
               <w:rPr>
                 <w:rFonts w:ascii="Arial" w:cs="Arial" w:eastAsia="Arial" w:hAnsi="Arial"/>
@@ -7804,9 +7395,6 @@
             <w:vAlign w:val="center"/>
           </w:tcPr>
           <w:p>
-            <w:pPr>
-              <w:jc w:val="left"/>
-            </w:pPr>
             <w:r>
               <w:rPr>
                 <w:rFonts w:ascii="Arial" w:cs="Arial" w:eastAsia="Arial" w:hAnsi="Arial"/>
@@ -7841,9 +7429,6 @@
             <w:vAlign w:val="center"/>
           </w:tcPr>
           <w:p>
-            <w:pPr>
-              <w:jc w:val="left"/>
-            </w:pPr>
             <w:r>
               <w:rPr>
                 <w:rFonts w:ascii="Arial" w:cs="Arial" w:eastAsia="Arial" w:hAnsi="Arial"/>
@@ -7859,26 +7444,23 @@
         </w:tc>
         <w:tc>
           <w:tcPr>
-            <w:tcW w:type="dxa" w:w="1500"/>
-            <w:tcBorders>
-              <w:top w:val="single" w:color="CCCCCC" w:sz="1"/>
-              <w:left w:val="single" w:color="CCCCCC" w:sz="1"/>
-              <w:bottom w:val="single" w:color="CCCCCC" w:sz="1"/>
-              <w:right w:val="single" w:color="CCCCCC" w:sz="1"/>
-            </w:tcBorders>
-            <w:shd w:fill="FFFFFF" w:val="clear"/>
-            <w:tcMar>
-              <w:top w:type="dxa" w:w="80"/>
-              <w:left w:type="dxa" w:w="120"/>
-              <w:bottom w:type="dxa" w:w="80"/>
-              <w:right w:type="dxa" w:w="120"/>
-            </w:tcMar>
-            <w:vAlign w:val="center"/>
-          </w:tcPr>
-          <w:p>
-            <w:pPr>
-              <w:jc w:val="left"/>
-            </w:pPr>
+            <w:tcW w:type="dxa" w:w="1600"/>
+            <w:tcBorders>
+              <w:top w:val="single" w:color="CCCCCC" w:sz="1"/>
+              <w:left w:val="single" w:color="CCCCCC" w:sz="1"/>
+              <w:bottom w:val="single" w:color="CCCCCC" w:sz="1"/>
+              <w:right w:val="single" w:color="CCCCCC" w:sz="1"/>
+            </w:tcBorders>
+            <w:shd w:fill="FFFFFF" w:val="clear"/>
+            <w:tcMar>
+              <w:top w:type="dxa" w:w="80"/>
+              <w:left w:type="dxa" w:w="120"/>
+              <w:bottom w:type="dxa" w:w="80"/>
+              <w:right w:type="dxa" w:w="120"/>
+            </w:tcMar>
+            <w:vAlign w:val="center"/>
+          </w:tcPr>
+          <w:p>
             <w:r>
               <w:rPr>
                 <w:rFonts w:ascii="Arial" w:cs="Arial" w:eastAsia="Arial" w:hAnsi="Arial"/>
@@ -7911,9 +7493,6 @@
             <w:vAlign w:val="center"/>
           </w:tcPr>
           <w:p>
-            <w:pPr>
-              <w:jc w:val="left"/>
-            </w:pPr>
             <w:r>
               <w:rPr>
                 <w:rFonts w:ascii="Arial" w:cs="Arial" w:eastAsia="Arial" w:hAnsi="Arial"/>
@@ -7929,36 +7508,33 @@
         </w:tc>
         <w:tc>
           <w:tcPr>
-            <w:tcW w:type="dxa" w:w="4560"/>
-            <w:tcBorders>
-              <w:top w:val="single" w:color="CCCCCC" w:sz="1"/>
-              <w:left w:val="single" w:color="CCCCCC" w:sz="1"/>
-              <w:bottom w:val="single" w:color="CCCCCC" w:sz="1"/>
-              <w:right w:val="single" w:color="CCCCCC" w:sz="1"/>
-            </w:tcBorders>
-            <w:shd w:fill="FFFFFF" w:val="clear"/>
-            <w:tcMar>
-              <w:top w:type="dxa" w:w="80"/>
-              <w:left w:type="dxa" w:w="120"/>
-              <w:bottom w:type="dxa" w:w="80"/>
-              <w:right w:type="dxa" w:w="120"/>
-            </w:tcMar>
-            <w:vAlign w:val="center"/>
-          </w:tcPr>
-          <w:p>
-            <w:pPr>
-              <w:jc w:val="left"/>
-            </w:pPr>
-            <w:r>
-              <w:rPr>
-                <w:rFonts w:ascii="Arial" w:cs="Arial" w:eastAsia="Arial" w:hAnsi="Arial"/>
-                <w:b w:val="false"/>
-                <w:bCs w:val="false"/>
-                <w:color w:val="000000"/>
-                <w:sz w:val="20"/>
-                <w:szCs w:val="20"/>
-              </w:rPr>
-              <w:t xml:space="preserve">Disable distccd or firewall to trusted hosts only</w:t>
+            <w:tcW w:type="dxa" w:w="4460"/>
+            <w:tcBorders>
+              <w:top w:val="single" w:color="CCCCCC" w:sz="1"/>
+              <w:left w:val="single" w:color="CCCCCC" w:sz="1"/>
+              <w:bottom w:val="single" w:color="CCCCCC" w:sz="1"/>
+              <w:right w:val="single" w:color="CCCCCC" w:sz="1"/>
+            </w:tcBorders>
+            <w:shd w:fill="FFFFFF" w:val="clear"/>
+            <w:tcMar>
+              <w:top w:type="dxa" w:w="80"/>
+              <w:left w:type="dxa" w:w="120"/>
+              <w:bottom w:type="dxa" w:w="80"/>
+              <w:right w:type="dxa" w:w="120"/>
+            </w:tcMar>
+            <w:vAlign w:val="center"/>
+          </w:tcPr>
+          <w:p>
+            <w:r>
+              <w:rPr>
+                <w:rFonts w:ascii="Arial" w:cs="Arial" w:eastAsia="Arial" w:hAnsi="Arial"/>
+                <w:b w:val="false"/>
+                <w:bCs w:val="false"/>
+                <w:color w:val="000000"/>
+                <w:sz w:val="20"/>
+                <w:szCs w:val="20"/>
+              </w:rPr>
+              <w:t xml:space="preserve">Disable distccd or restrict to trusted hosts via firewall</w:t>
             </w:r>
           </w:p>
         </w:tc>
@@ -7981,9 +7557,6 @@
             <w:vAlign w:val="center"/>
           </w:tcPr>
           <w:p>
-            <w:pPr>
-              <w:jc w:val="left"/>
-            </w:pPr>
             <w:r>
               <w:rPr>
                 <w:rFonts w:ascii="Arial" w:cs="Arial" w:eastAsia="Arial" w:hAnsi="Arial"/>
@@ -8018,9 +7591,6 @@
             <w:vAlign w:val="center"/>
           </w:tcPr>
           <w:p>
-            <w:pPr>
-              <w:jc w:val="left"/>
-            </w:pPr>
             <w:r>
               <w:rPr>
                 <w:rFonts w:ascii="Arial" w:cs="Arial" w:eastAsia="Arial" w:hAnsi="Arial"/>
@@ -8036,26 +7606,23 @@
         </w:tc>
         <w:tc>
           <w:tcPr>
-            <w:tcW w:type="dxa" w:w="1500"/>
-            <w:tcBorders>
-              <w:top w:val="single" w:color="CCCCCC" w:sz="1"/>
-              <w:left w:val="single" w:color="CCCCCC" w:sz="1"/>
-              <w:bottom w:val="single" w:color="CCCCCC" w:sz="1"/>
-              <w:right w:val="single" w:color="CCCCCC" w:sz="1"/>
-            </w:tcBorders>
-            <w:shd w:fill="FFFFFF" w:val="clear"/>
-            <w:tcMar>
-              <w:top w:type="dxa" w:w="80"/>
-              <w:left w:type="dxa" w:w="120"/>
-              <w:bottom w:type="dxa" w:w="80"/>
-              <w:right w:type="dxa" w:w="120"/>
-            </w:tcMar>
-            <w:vAlign w:val="center"/>
-          </w:tcPr>
-          <w:p>
-            <w:pPr>
-              <w:jc w:val="left"/>
-            </w:pPr>
+            <w:tcW w:type="dxa" w:w="1600"/>
+            <w:tcBorders>
+              <w:top w:val="single" w:color="CCCCCC" w:sz="1"/>
+              <w:left w:val="single" w:color="CCCCCC" w:sz="1"/>
+              <w:bottom w:val="single" w:color="CCCCCC" w:sz="1"/>
+              <w:right w:val="single" w:color="CCCCCC" w:sz="1"/>
+            </w:tcBorders>
+            <w:shd w:fill="FFFFFF" w:val="clear"/>
+            <w:tcMar>
+              <w:top w:type="dxa" w:w="80"/>
+              <w:left w:type="dxa" w:w="120"/>
+              <w:bottom w:type="dxa" w:w="80"/>
+              <w:right w:type="dxa" w:w="120"/>
+            </w:tcMar>
+            <w:vAlign w:val="center"/>
+          </w:tcPr>
+          <w:p>
             <w:r>
               <w:rPr>
                 <w:rFonts w:ascii="Arial" w:cs="Arial" w:eastAsia="Arial" w:hAnsi="Arial"/>
@@ -8088,9 +7655,6 @@
             <w:vAlign w:val="center"/>
           </w:tcPr>
           <w:p>
-            <w:pPr>
-              <w:jc w:val="left"/>
-            </w:pPr>
             <w:r>
               <w:rPr>
                 <w:rFonts w:ascii="Arial" w:cs="Arial" w:eastAsia="Arial" w:hAnsi="Arial"/>
@@ -8106,26 +7670,23 @@
         </w:tc>
         <w:tc>
           <w:tcPr>
-            <w:tcW w:type="dxa" w:w="4560"/>
-            <w:tcBorders>
-              <w:top w:val="single" w:color="CCCCCC" w:sz="1"/>
-              <w:left w:val="single" w:color="CCCCCC" w:sz="1"/>
-              <w:bottom w:val="single" w:color="CCCCCC" w:sz="1"/>
-              <w:right w:val="single" w:color="CCCCCC" w:sz="1"/>
-            </w:tcBorders>
-            <w:shd w:fill="FFFFFF" w:val="clear"/>
-            <w:tcMar>
-              <w:top w:type="dxa" w:w="80"/>
-              <w:left w:type="dxa" w:w="120"/>
-              <w:bottom w:type="dxa" w:w="80"/>
-              <w:right w:type="dxa" w:w="120"/>
-            </w:tcMar>
-            <w:vAlign w:val="center"/>
-          </w:tcPr>
-          <w:p>
-            <w:pPr>
-              <w:jc w:val="left"/>
-            </w:pPr>
+            <w:tcW w:type="dxa" w:w="4460"/>
+            <w:tcBorders>
+              <w:top w:val="single" w:color="CCCCCC" w:sz="1"/>
+              <w:left w:val="single" w:color="CCCCCC" w:sz="1"/>
+              <w:bottom w:val="single" w:color="CCCCCC" w:sz="1"/>
+              <w:right w:val="single" w:color="CCCCCC" w:sz="1"/>
+            </w:tcBorders>
+            <w:shd w:fill="FFFFFF" w:val="clear"/>
+            <w:tcMar>
+              <w:top w:type="dxa" w:w="80"/>
+              <w:left w:type="dxa" w:w="120"/>
+              <w:bottom w:type="dxa" w:w="80"/>
+              <w:right w:type="dxa" w:w="120"/>
+            </w:tcMar>
+            <w:vAlign w:val="center"/>
+          </w:tcPr>
+          <w:p>
             <w:r>
               <w:rPr>
                 <w:rFonts w:ascii="Arial" w:cs="Arial" w:eastAsia="Arial" w:hAnsi="Arial"/>
@@ -8158,9 +7719,6 @@
             <w:vAlign w:val="center"/>
           </w:tcPr>
           <w:p>
-            <w:pPr>
-              <w:jc w:val="left"/>
-            </w:pPr>
             <w:r>
               <w:rPr>
                 <w:rFonts w:ascii="Arial" w:cs="Arial" w:eastAsia="Arial" w:hAnsi="Arial"/>
@@ -8195,9 +7753,6 @@
             <w:vAlign w:val="center"/>
           </w:tcPr>
           <w:p>
-            <w:pPr>
-              <w:jc w:val="left"/>
-            </w:pPr>
             <w:r>
               <w:rPr>
                 <w:rFonts w:ascii="Arial" w:cs="Arial" w:eastAsia="Arial" w:hAnsi="Arial"/>
@@ -8213,36 +7768,33 @@
         </w:tc>
         <w:tc>
           <w:tcPr>
-            <w:tcW w:type="dxa" w:w="1500"/>
-            <w:tcBorders>
-              <w:top w:val="single" w:color="CCCCCC" w:sz="1"/>
-              <w:left w:val="single" w:color="CCCCCC" w:sz="1"/>
-              <w:bottom w:val="single" w:color="CCCCCC" w:sz="1"/>
-              <w:right w:val="single" w:color="CCCCCC" w:sz="1"/>
-            </w:tcBorders>
-            <w:shd w:fill="FFFFFF" w:val="clear"/>
-            <w:tcMar>
-              <w:top w:type="dxa" w:w="80"/>
-              <w:left w:type="dxa" w:w="120"/>
-              <w:bottom w:type="dxa" w:w="80"/>
-              <w:right w:type="dxa" w:w="120"/>
-            </w:tcMar>
-            <w:vAlign w:val="center"/>
-          </w:tcPr>
-          <w:p>
-            <w:pPr>
-              <w:jc w:val="left"/>
-            </w:pPr>
-            <w:r>
-              <w:rPr>
-                <w:rFonts w:ascii="Arial" w:cs="Arial" w:eastAsia="Arial" w:hAnsi="Arial"/>
-                <w:b w:val="false"/>
-                <w:bCs w:val="false"/>
-                <w:color w:val="000000"/>
-                <w:sz w:val="20"/>
-                <w:szCs w:val="20"/>
-              </w:rPr>
-              <w:t xml:space="preserve">Apache / WebDAV</w:t>
+            <w:tcW w:type="dxa" w:w="1600"/>
+            <w:tcBorders>
+              <w:top w:val="single" w:color="CCCCCC" w:sz="1"/>
+              <w:left w:val="single" w:color="CCCCCC" w:sz="1"/>
+              <w:bottom w:val="single" w:color="CCCCCC" w:sz="1"/>
+              <w:right w:val="single" w:color="CCCCCC" w:sz="1"/>
+            </w:tcBorders>
+            <w:shd w:fill="FFFFFF" w:val="clear"/>
+            <w:tcMar>
+              <w:top w:type="dxa" w:w="80"/>
+              <w:left w:type="dxa" w:w="120"/>
+              <w:bottom w:type="dxa" w:w="80"/>
+              <w:right w:type="dxa" w:w="120"/>
+            </w:tcMar>
+            <w:vAlign w:val="center"/>
+          </w:tcPr>
+          <w:p>
+            <w:r>
+              <w:rPr>
+                <w:rFonts w:ascii="Arial" w:cs="Arial" w:eastAsia="Arial" w:hAnsi="Arial"/>
+                <w:b w:val="false"/>
+                <w:bCs w:val="false"/>
+                <w:color w:val="000000"/>
+                <w:sz w:val="20"/>
+                <w:szCs w:val="20"/>
+              </w:rPr>
+              <w:t xml:space="preserve">Apache and WebDAV</w:t>
             </w:r>
           </w:p>
         </w:tc>
@@ -8265,9 +7817,6 @@
             <w:vAlign w:val="center"/>
           </w:tcPr>
           <w:p>
-            <w:pPr>
-              <w:jc w:val="left"/>
-            </w:pPr>
             <w:r>
               <w:rPr>
                 <w:rFonts w:ascii="Arial" w:cs="Arial" w:eastAsia="Arial" w:hAnsi="Arial"/>
@@ -8283,36 +7832,33 @@
         </w:tc>
         <w:tc>
           <w:tcPr>
-            <w:tcW w:type="dxa" w:w="4560"/>
-            <w:tcBorders>
-              <w:top w:val="single" w:color="CCCCCC" w:sz="1"/>
-              <w:left w:val="single" w:color="CCCCCC" w:sz="1"/>
-              <w:bottom w:val="single" w:color="CCCCCC" w:sz="1"/>
-              <w:right w:val="single" w:color="CCCCCC" w:sz="1"/>
-            </w:tcBorders>
-            <w:shd w:fill="FFFFFF" w:val="clear"/>
-            <w:tcMar>
-              <w:top w:type="dxa" w:w="80"/>
-              <w:left w:type="dxa" w:w="120"/>
-              <w:bottom w:type="dxa" w:w="80"/>
-              <w:right w:type="dxa" w:w="120"/>
-            </w:tcMar>
-            <w:vAlign w:val="center"/>
-          </w:tcPr>
-          <w:p>
-            <w:pPr>
-              <w:jc w:val="left"/>
-            </w:pPr>
-            <w:r>
-              <w:rPr>
-                <w:rFonts w:ascii="Arial" w:cs="Arial" w:eastAsia="Arial" w:hAnsi="Arial"/>
-                <w:b w:val="false"/>
-                <w:bCs w:val="false"/>
-                <w:color w:val="000000"/>
-                <w:sz w:val="20"/>
-                <w:szCs w:val="20"/>
-              </w:rPr>
-              <w:t xml:space="preserve">Upgrade to Apache 2.4.x, disable WebDAV</w:t>
+            <w:tcW w:type="dxa" w:w="4460"/>
+            <w:tcBorders>
+              <w:top w:val="single" w:color="CCCCCC" w:sz="1"/>
+              <w:left w:val="single" w:color="CCCCCC" w:sz="1"/>
+              <w:bottom w:val="single" w:color="CCCCCC" w:sz="1"/>
+              <w:right w:val="single" w:color="CCCCCC" w:sz="1"/>
+            </w:tcBorders>
+            <w:shd w:fill="FFFFFF" w:val="clear"/>
+            <w:tcMar>
+              <w:top w:type="dxa" w:w="80"/>
+              <w:left w:type="dxa" w:w="120"/>
+              <w:bottom w:type="dxa" w:w="80"/>
+              <w:right w:type="dxa" w:w="120"/>
+            </w:tcMar>
+            <w:vAlign w:val="center"/>
+          </w:tcPr>
+          <w:p>
+            <w:r>
+              <w:rPr>
+                <w:rFonts w:ascii="Arial" w:cs="Arial" w:eastAsia="Arial" w:hAnsi="Arial"/>
+                <w:b w:val="false"/>
+                <w:bCs w:val="false"/>
+                <w:color w:val="000000"/>
+                <w:sz w:val="20"/>
+                <w:szCs w:val="20"/>
+              </w:rPr>
+              <w:t xml:space="preserve">Upgrade to Apache 2.4.x, disable WebDAV module</w:t>
             </w:r>
           </w:p>
         </w:tc>
@@ -8335,9 +7881,6 @@
             <w:vAlign w:val="center"/>
           </w:tcPr>
           <w:p>
-            <w:pPr>
-              <w:jc w:val="left"/>
-            </w:pPr>
             <w:r>
               <w:rPr>
                 <w:rFonts w:ascii="Arial" w:cs="Arial" w:eastAsia="Arial" w:hAnsi="Arial"/>
@@ -8355,7 +7898,7 @@
     </w:tbl>
     <w:p>
       <w:pPr>
-        <w:spacing w:after="120" w:before="0"/>
+        <w:spacing w:after="120"/>
       </w:pPr>
       <w:r>
         <w:t xml:space="preserve"/>
@@ -8372,7 +7915,7 @@
         <w:pBdr>
           <w:bottom w:val="single" w:color="1F3A6E" w:sz="6" w:space="4"/>
         </w:pBdr>
-        <w:spacing w:after="200" w:before="400"/>
+        <w:spacing w:after="180" w:before="360"/>
       </w:pPr>
       <w:r>
         <w:rPr>
@@ -8383,13 +7926,13 @@
           <w:sz w:val="32"/>
           <w:szCs w:val="32"/>
         </w:rPr>
-        <w:t xml:space="preserve">6. Appendix — Evidence Files</w:t>
+        <w:t xml:space="preserve">6. Appendix</w:t>
       </w:r>
     </w:p>
     <w:p>
       <w:pPr>
         <w:pStyle w:val="Heading2"/>
-        <w:spacing w:after="120" w:before="300"/>
+        <w:spacing w:after="120" w:before="240"/>
       </w:pPr>
       <w:r>
         <w:rPr>
@@ -8400,7 +7943,7 @@
           <w:sz w:val="26"/>
           <w:szCs w:val="26"/>
         </w:rPr>
-        <w:t xml:space="preserve">6.1 GitHub Repository Structure</w:t>
+        <w:t xml:space="preserve">6.1 Repository Structure</w:t>
       </w:r>
     </w:p>
     <w:p>
@@ -8418,7 +7961,7 @@
           <w:sz w:val="22"/>
           <w:szCs w:val="22"/>
         </w:rPr>
-        <w:t xml:space="preserve">scans/host_discovery.xml — Nmap ping sweep output</w:t>
+        <w:t xml:space="preserve">scans/host_discovery.xml — Nmap ping sweep XML output</w:t>
       </w:r>
     </w:p>
     <w:p>
@@ -8549,7 +8092,7 @@
     </w:p>
     <w:p>
       <w:pPr>
-        <w:spacing w:after="120" w:before="0"/>
+        <w:spacing w:after="120"/>
       </w:pPr>
       <w:r>
         <w:t xml:space="preserve"/>
@@ -8558,7 +8101,7 @@
     <w:p>
       <w:pPr>
         <w:pStyle w:val="Heading2"/>
-        <w:spacing w:after="120" w:before="300"/>
+        <w:spacing w:after="120" w:before="240"/>
       </w:pPr>
       <w:r>
         <w:rPr>
@@ -8569,7 +8112,7 @@
           <w:sz w:val="26"/>
           <w:szCs w:val="26"/>
         </w:rPr>
-        <w:t xml:space="preserve">6.2 Key Script Scan Findings</w:t>
+        <w:t xml:space="preserve">6.2 Key Script Scan Confirmations</w:t>
       </w:r>
     </w:p>
     <w:p>
@@ -8605,7 +8148,7 @@
           <w:sz w:val="22"/>
           <w:szCs w:val="22"/>
         </w:rPr>
-        <w:t xml:space="preserve">SMB message signing: DISABLED (flagged dangerous by Nmap)</w:t>
+        <w:t xml:space="preserve">SMB message signing: DISABLED — flagged as dangerous by Nmap</w:t>
       </w:r>
     </w:p>
     <w:p>
@@ -8659,12 +8202,12 @@
           <w:sz w:val="22"/>
           <w:szCs w:val="22"/>
         </w:rPr>
-        <w:t xml:space="preserve">SSH host keys exposed: DSA 1024-bit and RSA 2048-bit (both potentially weak)</w:t>
+        <w:t xml:space="preserve">SSH host keys: DSA 1024-bit and RSA 2048-bit — both potentially weak under CVE-2008-0166</w:t>
       </w:r>
     </w:p>
     <w:p>
       <w:pPr>
-        <w:spacing w:after="120" w:before="0"/>
+        <w:spacing w:after="120"/>
       </w:pPr>
       <w:r>
         <w:t xml:space="preserve"/>
@@ -8675,6 +8218,7 @@
         <w:pBdr>
           <w:top w:val="single" w:color="1F3A6E" w:sz="4" w:space="6"/>
         </w:pBdr>
+        <w:spacing w:before="240"/>
         <w:jc w:val="center"/>
       </w:pPr>
       <w:r>
@@ -8684,7 +8228,7 @@
           <w:sz w:val="18"/>
           <w:szCs w:val="18"/>
         </w:rPr>
-        <w:t xml:space="preserve">End of Report — Project 01 of 20 — Cybersecurity Portfolio — Meer</w:t>
+        <w:t xml:space="preserve">End of Report — Project 01 of 20 — Cybersecurity Portfolio — Meer (meerbaloch-security)</w:t>
       </w:r>
     </w:p>
     <w:sectPr>
@@ -8745,7 +8289,7 @@
   <w:p>
     <w:pPr>
       <w:pBdr>
-        <w:top w:val="single" w:color="1F3A6E" w:sz="6" w:space="4"/>
+        <w:top w:val="single" w:color="1F3A6E" w:sz="4" w:space="4"/>
       </w:pBdr>
       <w:tabs>
         <w:tab w:val="right" w:pos="9026"/>
@@ -8758,7 +8302,7 @@
         <w:sz w:val="18"/>
         <w:szCs w:val="18"/>
       </w:rPr>
-      <w:t xml:space="preserve">Prepared by: Meer — Cybersecurity Portfolio</w:t>
+      <w:t xml:space="preserve">Cybersecurity Portfolio — meerbaloch-security</w:t>
     </w:r>
     <w:r>
       <w:rPr>
@@ -8767,9 +8311,8 @@
         <w:sz w:val="18"/>
         <w:szCs w:val="18"/>
       </w:rPr>
-      <w:t xml:space="preserve">	Page </w:t>
+      <w:t xml:space="preserve">	April 17, 2026</w:t>
     </w:r>
-    <w:pgNum/>
   </w:p>
 </w:ftr>
 </file>
@@ -8816,7 +8359,7 @@
   <w:p>
     <w:pPr>
       <w:pBdr>
-        <w:bottom w:val="single" w:color="1F3A6E" w:sz="6" w:space="4"/>
+        <w:bottom w:val="single" w:color="1F3A6E" w:sz="4" w:space="4"/>
       </w:pBdr>
     </w:pPr>
     <w:r>
@@ -8826,7 +8369,7 @@
         <w:sz w:val="18"/>
         <w:szCs w:val="18"/>
       </w:rPr>
-      <w:t xml:space="preserve">CONFIDENTIAL — Network Attack Surface Mapping &amp; Exposure Report  |  Project 01</w:t>
+      <w:t xml:space="preserve">CONFIDENTIAL — Network Attack Surface Mapping &amp; Exposure Report  |  Project 01  |  Meer</w:t>
     </w:r>
   </w:p>
 </w:hdr>
@@ -9134,7 +8677,7 @@
     <w:next w:val="Normal"/>
     <w:qFormat/>
     <w:pPr>
-      <w:spacing w:after="200" w:before="400"/>
+      <w:spacing w:after="180" w:before="360"/>
       <w:outlineLvl w:val="0"/>
     </w:pPr>
     <w:rPr>
@@ -9152,7 +8695,7 @@
     <w:next w:val="Normal"/>
     <w:qFormat/>
     <w:pPr>
-      <w:spacing w:after="120" w:before="300"/>
+      <w:spacing w:after="120" w:before="240"/>
       <w:outlineLvl w:val="1"/>
     </w:pPr>
     <w:rPr>
